--- a/Project_overview.docx
+++ b/Project_overview.docx
@@ -1,6 +1,6 @@
 
 <file path=word/document.xml><?xml version="1.0" encoding="utf-8"?>
-<w:document xmlns:wpc="http://schemas.microsoft.com/office/word/2010/wordprocessingCanvas" xmlns:cx="http://schemas.microsoft.com/office/drawing/2014/chartex" xmlns:cx1="http://schemas.microsoft.com/office/drawing/2015/9/8/chartex" xmlns:cx2="http://schemas.microsoft.com/office/drawing/2015/10/21/chartex" xmlns:cx3="http://schemas.microsoft.com/office/drawing/2016/5/9/chartex" xmlns:cx4="http://schemas.microsoft.com/office/drawing/2016/5/10/chartex" xmlns:cx5="http://schemas.microsoft.com/office/drawing/2016/5/11/chartex" xmlns:cx6="http://schemas.microsoft.com/office/drawing/2016/5/12/chartex" xmlns:cx7="http://schemas.microsoft.com/office/drawing/2016/5/13/chartex" xmlns:cx8="http://schemas.microsoft.com/office/drawing/2016/5/14/chartex" xmlns:mc="http://schemas.openxmlformats.org/markup-compatibility/2006" xmlns:aink="http://schemas.microsoft.com/office/drawing/2016/ink" xmlns:am3d="http://schemas.microsoft.com/office/drawing/2017/model3d" xmlns:o="urn:schemas-microsoft-com:office:office" xmlns:oel="http://schemas.microsoft.com/office/2019/extlst" xmlns:r="http://schemas.openxmlformats.org/officeDocument/2006/relationships" xmlns:m="http://schemas.openxmlformats.org/officeDocument/2006/math" xmlns:v="urn:schemas-microsoft-com:vml" xmlns:wp14="http://schemas.microsoft.com/office/word/2010/wordprocessingDrawing" xmlns:wp="http://schemas.openxmlformats.org/drawingml/2006/wordprocessingDrawing" xmlns:w10="urn:schemas-microsoft-com:office:word" xmlns:w="http://schemas.openxmlformats.org/wordprocessingml/2006/main" xmlns:w14="http://schemas.microsoft.com/office/word/2010/wordml" xmlns:w15="http://schemas.microsoft.com/office/word/2012/wordml" xmlns:w16cex="http://schemas.microsoft.com/office/word/2018/wordml/cex" xmlns:w16cid="http://schemas.microsoft.com/office/word/2016/wordml/cid" xmlns:w16="http://schemas.microsoft.com/office/word/2018/wordml" xmlns:w16du="http://schemas.microsoft.com/office/word/2023/wordml/word16du" xmlns:w16sdtdh="http://schemas.microsoft.com/office/word/2020/wordml/sdtdatahash" xmlns:w16sdtfl="http://schemas.microsoft.com/office/word/2024/wordml/sdtformatlock" xmlns:w16se="http://schemas.microsoft.com/office/word/2015/wordml/symex" xmlns:wpg="http://schemas.microsoft.com/office/word/2010/wordprocessingGroup" xmlns:wpi="http://schemas.microsoft.com/office/word/2010/wordprocessingInk" xmlns:wne="http://schemas.microsoft.com/office/word/2006/wordml" xmlns:wps="http://schemas.microsoft.com/office/word/2010/wordprocessingShape" mc:Ignorable="w14 w15 w16se w16cid w16 w16cex w16sdtdh w16sdtfl w16du wp14">
+<w:document xmlns:wpc="http://schemas.microsoft.com/office/word/2010/wordprocessingCanvas" xmlns:cx="http://schemas.microsoft.com/office/drawing/2014/chartex" xmlns:cx1="http://schemas.microsoft.com/office/drawing/2015/9/8/chartex" xmlns:cx2="http://schemas.microsoft.com/office/drawing/2015/10/21/chartex" xmlns:cx3="http://schemas.microsoft.com/office/drawing/2016/5/9/chartex" xmlns:cx4="http://schemas.microsoft.com/office/drawing/2016/5/10/chartex" xmlns:cx5="http://schemas.microsoft.com/office/drawing/2016/5/11/chartex" xmlns:cx6="http://schemas.microsoft.com/office/drawing/2016/5/12/chartex" xmlns:cx7="http://schemas.microsoft.com/office/drawing/2016/5/13/chartex" xmlns:cx8="http://schemas.microsoft.com/office/drawing/2016/5/14/chartex" xmlns:mc="http://schemas.openxmlformats.org/markup-compatibility/2006" xmlns:aink="http://schemas.microsoft.com/office/drawing/2016/ink" xmlns:am3d="http://schemas.microsoft.com/office/drawing/2017/model3d" xmlns:o="urn:schemas-microsoft-com:office:office" xmlns:oel="http://schemas.microsoft.com/office/2019/extlst" xmlns:r="http://schemas.openxmlformats.org/officeDocument/2006/relationships" xmlns:m="http://schemas.openxmlformats.org/officeDocument/2006/math" xmlns:v="urn:schemas-microsoft-com:vml" xmlns:wp14="http://schemas.microsoft.com/office/word/2010/wordprocessingDrawing" xmlns:wp="http://schemas.openxmlformats.org/drawingml/2006/wordprocessingDrawing" xmlns:w10="urn:schemas-microsoft-com:office:word" xmlns:w="http://schemas.openxmlformats.org/wordprocessingml/2006/main" xmlns:w14="http://schemas.microsoft.com/office/word/2010/wordml" xmlns:w15="http://schemas.microsoft.com/office/word/2012/wordml" xmlns:w16cex="http://schemas.microsoft.com/office/word/2018/wordml/cex" xmlns:w16cid="http://schemas.microsoft.com/office/word/2016/wordml/cid" xmlns:w16="http://schemas.microsoft.com/office/word/2018/wordml" xmlns:w16sdtdh="http://schemas.microsoft.com/office/word/2020/wordml/sdtdatahash" xmlns:w16se="http://schemas.microsoft.com/office/word/2015/wordml/symex" xmlns:wpg="http://schemas.microsoft.com/office/word/2010/wordprocessingGroup" xmlns:wpi="http://schemas.microsoft.com/office/word/2010/wordprocessingInk" xmlns:wne="http://schemas.microsoft.com/office/word/2006/wordml" xmlns:wps="http://schemas.microsoft.com/office/word/2010/wordprocessingShape" mc:Ignorable="w14 w15 w16se w16cid w16 w16cex w16sdtdh wp14">
   <w:body>
     <w:p>
       <w:pPr>
@@ -1380,181 +1380,181 @@
           <w:rFonts w:ascii="Segoe UI Symbol" w:hAnsi="Segoe UI Symbol" w:cs="Segoe UI Symbol" w:hint="cs"/>
           <w:rtl/>
         </w:rPr>
+        <w:t>✔</w:t>
+      </w:r>
+      <w:r>
+        <w:rPr>
+          <w:rtl/>
+        </w:rPr>
+        <w:t xml:space="preserve"> </w:t>
+      </w:r>
+      <w:r>
+        <w:rPr>
+          <w:rFonts w:hint="cs"/>
+          <w:rtl/>
+        </w:rPr>
+        <w:t>الف</w:t>
+      </w:r>
+      <w:r>
+        <w:rPr>
+          <w:rtl/>
+        </w:rPr>
+        <w:t xml:space="preserve">) </w:t>
+      </w:r>
+      <w:r>
+        <w:rPr>
+          <w:rFonts w:hint="cs"/>
+          <w:rtl/>
+        </w:rPr>
+        <w:t>حالت</w:t>
+      </w:r>
+      <w:r>
+        <w:rPr>
+          <w:rtl/>
+        </w:rPr>
+        <w:t xml:space="preserve"> </w:t>
+      </w:r>
+      <w:r>
+        <w:rPr>
+          <w:rFonts w:hint="cs"/>
+          <w:rtl/>
+        </w:rPr>
+        <w:t>چندکلاسی</w:t>
+      </w:r>
+      <w:r>
+        <w:rPr>
+          <w:rtl/>
+        </w:rPr>
+        <w:t xml:space="preserve"> (</w:t>
+      </w:r>
+      <w:r>
+        <w:rPr>
+          <w:rtl/>
+          <w:lang w:bidi="fa-IR"/>
+        </w:rPr>
+        <w:t>۱۶</w:t>
+      </w:r>
+      <w:r>
+        <w:rPr>
+          <w:rtl/>
+        </w:rPr>
+        <w:t xml:space="preserve"> </w:t>
+      </w:r>
+      <w:r>
+        <w:rPr>
+          <w:rFonts w:hint="cs"/>
+          <w:rtl/>
+        </w:rPr>
+        <w:t>کلاس،</w:t>
+      </w:r>
+      <w:r>
+        <w:rPr>
+          <w:rtl/>
+        </w:rPr>
+        <w:t xml:space="preserve"> </w:t>
+      </w:r>
+      <w:r>
+        <w:rPr>
+          <w:rFonts w:hint="cs"/>
+          <w:rtl/>
+        </w:rPr>
+        <w:t>یعنی</w:t>
+      </w:r>
+      <w:r>
+        <w:rPr>
+          <w:rtl/>
+        </w:rPr>
+        <w:t xml:space="preserve"> </w:t>
+      </w:r>
+      <w:r>
+        <w:rPr>
+          <w:rtl/>
+          <w:lang w:bidi="fa-IR"/>
+        </w:rPr>
+        <w:t>۴</w:t>
+      </w:r>
+      <w:r>
+        <w:rPr>
+          <w:rtl/>
+        </w:rPr>
+        <w:t xml:space="preserve"> </w:t>
+      </w:r>
+      <w:r>
+        <w:rPr>
+          <w:rFonts w:hint="cs"/>
+          <w:rtl/>
+        </w:rPr>
+        <w:t>کیوبیت</w:t>
+      </w:r>
+      <w:r>
+        <w:rPr>
+          <w:rtl/>
+        </w:rPr>
+        <w:t xml:space="preserve"> </w:t>
+      </w:r>
+      <w:r>
+        <w:rPr>
+          <w:rFonts w:hint="cs"/>
+          <w:rtl/>
+        </w:rPr>
+        <w:t>را</w:t>
+      </w:r>
+      <w:r>
+        <w:rPr>
+          <w:rtl/>
+        </w:rPr>
+        <w:t xml:space="preserve"> </w:t>
+      </w:r>
+      <w:r>
+        <w:rPr>
+          <w:rFonts w:hint="cs"/>
+          <w:rtl/>
+        </w:rPr>
+        <w:t>هم‌زمان</w:t>
+      </w:r>
+      <w:r>
+        <w:rPr>
+          <w:rtl/>
+        </w:rPr>
+        <w:t xml:space="preserve"> </w:t>
+      </w:r>
+      <w:r>
+        <w:rPr>
+          <w:rFonts w:hint="cs"/>
+          <w:rtl/>
+        </w:rPr>
+        <w:t>پیش‌بینی</w:t>
+      </w:r>
+      <w:r>
+        <w:rPr>
+          <w:rtl/>
+        </w:rPr>
+        <w:t xml:space="preserve"> </w:t>
+      </w:r>
+      <w:r>
+        <w:rPr>
+          <w:rFonts w:hint="cs"/>
+          <w:rtl/>
+        </w:rPr>
+        <w:t>کنیم</w:t>
+      </w:r>
+      <w:r>
+        <w:rPr>
+          <w:rtl/>
+        </w:rPr>
+        <w:t>)</w:t>
+      </w:r>
+    </w:p>
+    <w:p>
+      <w:pPr>
+        <w:bidi/>
+      </w:pPr>
+      <w:r>
+        <w:rPr>
+          <w:rFonts w:hint="cs"/>
+          <w:rtl/>
+        </w:rPr>
         <w:lastRenderedPageBreak/>
-        <w:t>✔</w:t>
-      </w:r>
-      <w:r>
-        <w:rPr>
-          <w:rtl/>
-        </w:rPr>
-        <w:t xml:space="preserve"> </w:t>
-      </w:r>
-      <w:r>
-        <w:rPr>
-          <w:rFonts w:hint="cs"/>
-          <w:rtl/>
-        </w:rPr>
-        <w:t>الف</w:t>
-      </w:r>
-      <w:r>
-        <w:rPr>
-          <w:rtl/>
-        </w:rPr>
-        <w:t xml:space="preserve">) </w:t>
-      </w:r>
-      <w:r>
-        <w:rPr>
-          <w:rFonts w:hint="cs"/>
-          <w:rtl/>
-        </w:rPr>
-        <w:t>حالت</w:t>
-      </w:r>
-      <w:r>
-        <w:rPr>
-          <w:rtl/>
-        </w:rPr>
-        <w:t xml:space="preserve"> </w:t>
-      </w:r>
-      <w:r>
-        <w:rPr>
-          <w:rFonts w:hint="cs"/>
-          <w:rtl/>
-        </w:rPr>
-        <w:t>چندکلاسی</w:t>
-      </w:r>
-      <w:r>
-        <w:rPr>
-          <w:rtl/>
-        </w:rPr>
-        <w:t xml:space="preserve"> (</w:t>
-      </w:r>
-      <w:r>
-        <w:rPr>
-          <w:rtl/>
-          <w:lang w:bidi="fa-IR"/>
-        </w:rPr>
-        <w:t>۱۶</w:t>
-      </w:r>
-      <w:r>
-        <w:rPr>
-          <w:rtl/>
-        </w:rPr>
-        <w:t xml:space="preserve"> </w:t>
-      </w:r>
-      <w:r>
-        <w:rPr>
-          <w:rFonts w:hint="cs"/>
-          <w:rtl/>
-        </w:rPr>
-        <w:t>کلاس،</w:t>
-      </w:r>
-      <w:r>
-        <w:rPr>
-          <w:rtl/>
-        </w:rPr>
-        <w:t xml:space="preserve"> </w:t>
-      </w:r>
-      <w:r>
-        <w:rPr>
-          <w:rFonts w:hint="cs"/>
-          <w:rtl/>
-        </w:rPr>
-        <w:t>یعنی</w:t>
-      </w:r>
-      <w:r>
-        <w:rPr>
-          <w:rtl/>
-        </w:rPr>
-        <w:t xml:space="preserve"> </w:t>
-      </w:r>
-      <w:r>
-        <w:rPr>
-          <w:rtl/>
-          <w:lang w:bidi="fa-IR"/>
-        </w:rPr>
-        <w:t>۴</w:t>
-      </w:r>
-      <w:r>
-        <w:rPr>
-          <w:rtl/>
-        </w:rPr>
-        <w:t xml:space="preserve"> </w:t>
-      </w:r>
-      <w:r>
-        <w:rPr>
-          <w:rFonts w:hint="cs"/>
-          <w:rtl/>
-        </w:rPr>
-        <w:t>کیوبیت</w:t>
-      </w:r>
-      <w:r>
-        <w:rPr>
-          <w:rtl/>
-        </w:rPr>
-        <w:t xml:space="preserve"> </w:t>
-      </w:r>
-      <w:r>
-        <w:rPr>
-          <w:rFonts w:hint="cs"/>
-          <w:rtl/>
-        </w:rPr>
-        <w:t>را</w:t>
-      </w:r>
-      <w:r>
-        <w:rPr>
-          <w:rtl/>
-        </w:rPr>
-        <w:t xml:space="preserve"> </w:t>
-      </w:r>
-      <w:r>
-        <w:rPr>
-          <w:rFonts w:hint="cs"/>
-          <w:rtl/>
-        </w:rPr>
-        <w:t>هم‌زمان</w:t>
-      </w:r>
-      <w:r>
-        <w:rPr>
-          <w:rtl/>
-        </w:rPr>
-        <w:t xml:space="preserve"> </w:t>
-      </w:r>
-      <w:r>
-        <w:rPr>
-          <w:rFonts w:hint="cs"/>
-          <w:rtl/>
-        </w:rPr>
-        <w:t>پیش‌بینی</w:t>
-      </w:r>
-      <w:r>
-        <w:rPr>
-          <w:rtl/>
-        </w:rPr>
-        <w:t xml:space="preserve"> </w:t>
-      </w:r>
-      <w:r>
-        <w:rPr>
-          <w:rFonts w:hint="cs"/>
-          <w:rtl/>
-        </w:rPr>
-        <w:t>کنیم</w:t>
-      </w:r>
-      <w:r>
-        <w:rPr>
-          <w:rtl/>
-        </w:rPr>
-        <w:t>)</w:t>
-      </w:r>
-    </w:p>
-    <w:p>
-      <w:pPr>
-        <w:bidi/>
-      </w:pPr>
-      <w:r>
-        <w:rPr>
-          <w:rFonts w:hint="cs"/>
-          <w:rtl/>
-        </w:rPr>
         <w:t>سخت‌ترین</w:t>
       </w:r>
       <w:r>
@@ -2807,71 +2807,1051 @@
           <w:rFonts w:cs="Arial"/>
           <w:rtl/>
         </w:rPr>
+        <w:t xml:space="preserve">    </w:t>
+      </w:r>
+      <w:r>
+        <w:rPr>
+          <w:rFonts w:cs="Arial"/>
+        </w:rPr>
+        <w:t>return complex(</w:t>
+      </w:r>
+      <w:proofErr w:type="spellStart"/>
+      <w:proofErr w:type="gramStart"/>
+      <w:r>
+        <w:rPr>
+          <w:rFonts w:cs="Arial"/>
+        </w:rPr>
+        <w:t>s.strip</w:t>
+      </w:r>
+      <w:proofErr w:type="spellEnd"/>
+      <w:proofErr w:type="gramEnd"/>
+      <w:r>
+        <w:rPr>
+          <w:rFonts w:cs="Arial"/>
+        </w:rPr>
+        <w:t>().replace("(", "").replace(")", ""))</w:t>
+      </w:r>
+    </w:p>
+    <w:p>
+      <w:pPr>
+        <w:rPr>
+          <w:rFonts w:cs="Arial"/>
+        </w:rPr>
+      </w:pPr>
+      <w:r>
+        <w:rPr>
+          <w:rFonts w:cs="Arial"/>
+        </w:rPr>
         <w:lastRenderedPageBreak/>
+        <w:t xml:space="preserve">def </w:t>
+      </w:r>
+      <w:proofErr w:type="spellStart"/>
+      <w:r>
+        <w:rPr>
+          <w:rFonts w:cs="Arial"/>
+        </w:rPr>
+        <w:t>extract_features</w:t>
+      </w:r>
+      <w:proofErr w:type="spellEnd"/>
+      <w:r>
+        <w:rPr>
+          <w:rFonts w:cs="Arial"/>
+        </w:rPr>
+        <w:t>(</w:t>
+      </w:r>
+      <w:proofErr w:type="spellStart"/>
+      <w:r>
+        <w:rPr>
+          <w:rFonts w:cs="Arial"/>
+        </w:rPr>
+        <w:t>complex_array</w:t>
+      </w:r>
+      <w:proofErr w:type="spellEnd"/>
+      <w:r>
+        <w:rPr>
+          <w:rFonts w:cs="Arial"/>
+        </w:rPr>
+        <w:t>_</w:t>
+      </w:r>
+      <w:r>
+        <w:rPr>
+          <w:rFonts w:cs="Arial"/>
+          <w:rtl/>
+        </w:rPr>
+        <w:t>4</w:t>
+      </w:r>
+      <w:r>
+        <w:rPr>
+          <w:rFonts w:cs="Arial"/>
+        </w:rPr>
+        <w:t>qubits)</w:t>
+      </w:r>
+      <w:r>
+        <w:rPr>
+          <w:rFonts w:cs="Arial"/>
+          <w:rtl/>
+        </w:rPr>
+        <w:t>:</w:t>
+      </w:r>
+    </w:p>
+    <w:p>
+      <w:pPr>
+        <w:rPr>
+          <w:rFonts w:cs="Arial"/>
+        </w:rPr>
+      </w:pPr>
+      <w:r>
+        <w:rPr>
+          <w:rFonts w:cs="Arial"/>
+          <w:rtl/>
+        </w:rPr>
         <w:t xml:space="preserve">    </w:t>
       </w:r>
       <w:r>
         <w:rPr>
           <w:rFonts w:cs="Arial"/>
         </w:rPr>
-        <w:t>return complex(</w:t>
-      </w:r>
-      <w:proofErr w:type="spellStart"/>
-      <w:proofErr w:type="gramStart"/>
-      <w:r>
-        <w:rPr>
-          <w:rFonts w:cs="Arial"/>
-        </w:rPr>
-        <w:t>s.strip</w:t>
-      </w:r>
-      <w:proofErr w:type="spellEnd"/>
-      <w:proofErr w:type="gramEnd"/>
+        <w:t>features</w:t>
+      </w:r>
+      <w:r>
+        <w:rPr>
+          <w:rFonts w:cs="Arial"/>
+          <w:rtl/>
+        </w:rPr>
+        <w:t xml:space="preserve"> = []</w:t>
+      </w:r>
+    </w:p>
+    <w:p>
+      <w:pPr>
+        <w:rPr>
+          <w:rFonts w:cs="Arial"/>
+        </w:rPr>
+      </w:pPr>
+      <w:r>
+        <w:rPr>
+          <w:rFonts w:cs="Arial"/>
+          <w:rtl/>
+        </w:rPr>
+        <w:t xml:space="preserve">    </w:t>
+      </w:r>
+      <w:r>
+        <w:rPr>
+          <w:rFonts w:cs="Arial"/>
+        </w:rPr>
+        <w:t xml:space="preserve">for z in </w:t>
+      </w:r>
+      <w:proofErr w:type="spellStart"/>
+      <w:r>
+        <w:rPr>
+          <w:rFonts w:cs="Arial"/>
+        </w:rPr>
+        <w:t>complex_array</w:t>
+      </w:r>
+      <w:proofErr w:type="spellEnd"/>
+      <w:r>
+        <w:rPr>
+          <w:rFonts w:cs="Arial"/>
+        </w:rPr>
+        <w:t>_</w:t>
+      </w:r>
+      <w:r>
+        <w:rPr>
+          <w:rFonts w:cs="Arial"/>
+          <w:rtl/>
+        </w:rPr>
+        <w:t>4</w:t>
+      </w:r>
+      <w:r>
+        <w:rPr>
+          <w:rFonts w:cs="Arial"/>
+        </w:rPr>
+        <w:t>qubits</w:t>
+      </w:r>
+      <w:r>
+        <w:rPr>
+          <w:rFonts w:cs="Arial"/>
+          <w:rtl/>
+        </w:rPr>
+        <w:t>:</w:t>
+      </w:r>
+    </w:p>
+    <w:p>
+      <w:pPr>
+        <w:rPr>
+          <w:rFonts w:cs="Arial"/>
+        </w:rPr>
+      </w:pPr>
+      <w:r>
+        <w:rPr>
+          <w:rFonts w:cs="Arial"/>
+          <w:rtl/>
+        </w:rPr>
+        <w:t xml:space="preserve">        </w:t>
+      </w:r>
+      <w:proofErr w:type="spellStart"/>
+      <w:proofErr w:type="gramStart"/>
+      <w:r>
+        <w:rPr>
+          <w:rFonts w:cs="Arial"/>
+        </w:rPr>
+        <w:t>features.extend</w:t>
+      </w:r>
+      <w:proofErr w:type="spellEnd"/>
+      <w:proofErr w:type="gramEnd"/>
+      <w:r>
+        <w:rPr>
+          <w:rFonts w:cs="Arial"/>
+        </w:rPr>
+        <w:t>([</w:t>
+      </w:r>
+      <w:proofErr w:type="spellStart"/>
+      <w:r>
+        <w:rPr>
+          <w:rFonts w:cs="Arial"/>
+        </w:rPr>
+        <w:t>z.real</w:t>
+      </w:r>
+      <w:proofErr w:type="spellEnd"/>
+      <w:r>
+        <w:rPr>
+          <w:rFonts w:cs="Arial"/>
+        </w:rPr>
+        <w:t xml:space="preserve">, </w:t>
+      </w:r>
+      <w:proofErr w:type="spellStart"/>
+      <w:r>
+        <w:rPr>
+          <w:rFonts w:cs="Arial"/>
+        </w:rPr>
+        <w:t>z.imag</w:t>
+      </w:r>
+      <w:proofErr w:type="spellEnd"/>
+      <w:r>
+        <w:rPr>
+          <w:rFonts w:cs="Arial"/>
+        </w:rPr>
+        <w:t>])</w:t>
+      </w:r>
+    </w:p>
+    <w:p>
+      <w:pPr>
+        <w:rPr>
+          <w:rFonts w:cs="Arial"/>
+        </w:rPr>
+      </w:pPr>
+      <w:r>
+        <w:rPr>
+          <w:rFonts w:cs="Arial"/>
+          <w:rtl/>
+        </w:rPr>
+        <w:t xml:space="preserve">    </w:t>
+      </w:r>
+      <w:r>
+        <w:rPr>
+          <w:rFonts w:cs="Arial"/>
+        </w:rPr>
+        <w:t>return features</w:t>
+      </w:r>
+    </w:p>
+    <w:p>
+      <w:pPr>
+        <w:rPr>
+          <w:rFonts w:cs="Arial"/>
+        </w:rPr>
+      </w:pPr>
+      <w:r>
+        <w:rPr>
+          <w:rFonts w:cs="Arial"/>
+        </w:rPr>
+        <w:t xml:space="preserve">def </w:t>
+      </w:r>
+      <w:proofErr w:type="spellStart"/>
+      <w:r>
+        <w:rPr>
+          <w:rFonts w:cs="Arial"/>
+        </w:rPr>
+        <w:t>load_and_process_files</w:t>
+      </w:r>
+      <w:proofErr w:type="spellEnd"/>
       <w:r>
         <w:rPr>
           <w:rFonts w:cs="Arial"/>
         </w:rPr>
         <w:t>(</w:t>
       </w:r>
-      <w:proofErr w:type="gramStart"/>
-      <w:r>
-        <w:rPr>
-          <w:rFonts w:cs="Arial"/>
-        </w:rPr>
-        <w:t>).replace</w:t>
-      </w:r>
-      <w:proofErr w:type="gramEnd"/>
-      <w:r>
-        <w:rPr>
-          <w:rFonts w:cs="Arial"/>
-        </w:rPr>
-        <w:t>("(", ""</w:t>
-      </w:r>
-      <w:proofErr w:type="gramStart"/>
-      <w:r>
-        <w:rPr>
-          <w:rFonts w:cs="Arial"/>
-        </w:rPr>
-        <w:t>).replace</w:t>
-      </w:r>
-      <w:proofErr w:type="gramEnd"/>
-      <w:r>
-        <w:rPr>
-          <w:rFonts w:cs="Arial"/>
-        </w:rPr>
-        <w:t>(")", ""))</w:t>
-      </w:r>
-    </w:p>
-    <w:p>
-      <w:pPr>
-        <w:rPr>
-          <w:rFonts w:cs="Arial"/>
-        </w:rPr>
-      </w:pPr>
-      <w:r>
-        <w:rPr>
-          <w:rFonts w:cs="Arial"/>
-        </w:rPr>
-        <w:t xml:space="preserve">def </w:t>
+      <w:proofErr w:type="spellStart"/>
+      <w:r>
+        <w:rPr>
+          <w:rFonts w:cs="Arial"/>
+        </w:rPr>
+        <w:t>folder_path</w:t>
+      </w:r>
+      <w:proofErr w:type="spellEnd"/>
+      <w:r>
+        <w:rPr>
+          <w:rFonts w:cs="Arial"/>
+        </w:rPr>
+        <w:t>="</w:t>
+      </w:r>
+      <w:proofErr w:type="spellStart"/>
+      <w:r>
+        <w:rPr>
+          <w:rFonts w:cs="Arial"/>
+        </w:rPr>
+        <w:t>quadrature_data</w:t>
+      </w:r>
+      <w:proofErr w:type="spellEnd"/>
+      <w:r>
+        <w:rPr>
+          <w:rFonts w:cs="Arial"/>
+        </w:rPr>
+        <w:t>_</w:t>
+      </w:r>
+      <w:r>
+        <w:rPr>
+          <w:rFonts w:cs="Arial"/>
+          <w:rtl/>
+        </w:rPr>
+        <w:t>4</w:t>
+      </w:r>
+      <w:r>
+        <w:rPr>
+          <w:rFonts w:cs="Arial"/>
+        </w:rPr>
+        <w:t>qubits")</w:t>
+      </w:r>
+      <w:r>
+        <w:rPr>
+          <w:rFonts w:cs="Arial"/>
+          <w:rtl/>
+        </w:rPr>
+        <w:t>:</w:t>
+      </w:r>
+    </w:p>
+    <w:p>
+      <w:pPr>
+        <w:rPr>
+          <w:rFonts w:cs="Arial"/>
+        </w:rPr>
+      </w:pPr>
+      <w:r>
+        <w:rPr>
+          <w:rFonts w:cs="Arial"/>
+          <w:rtl/>
+        </w:rPr>
+        <w:t xml:space="preserve">    </w:t>
+      </w:r>
+      <w:proofErr w:type="spellStart"/>
+      <w:r>
+        <w:rPr>
+          <w:rFonts w:cs="Arial"/>
+        </w:rPr>
+        <w:t>all_files</w:t>
+      </w:r>
+      <w:proofErr w:type="spellEnd"/>
+      <w:r>
+        <w:rPr>
+          <w:rFonts w:cs="Arial"/>
+        </w:rPr>
+        <w:t xml:space="preserve"> = </w:t>
+      </w:r>
+      <w:proofErr w:type="gramStart"/>
+      <w:r>
+        <w:rPr>
+          <w:rFonts w:cs="Arial"/>
+        </w:rPr>
+        <w:t>sorted(</w:t>
+      </w:r>
+      <w:proofErr w:type="spellStart"/>
+      <w:proofErr w:type="gramEnd"/>
+      <w:r>
+        <w:rPr>
+          <w:rFonts w:cs="Arial"/>
+        </w:rPr>
+        <w:t>glob.glob</w:t>
+      </w:r>
+      <w:proofErr w:type="spellEnd"/>
+      <w:r>
+        <w:rPr>
+          <w:rFonts w:cs="Arial"/>
+        </w:rPr>
+        <w:t>(</w:t>
+      </w:r>
+      <w:proofErr w:type="spellStart"/>
+      <w:r>
+        <w:rPr>
+          <w:rFonts w:cs="Arial"/>
+        </w:rPr>
+        <w:t>os.path.join</w:t>
+      </w:r>
+      <w:proofErr w:type="spellEnd"/>
+      <w:r>
+        <w:rPr>
+          <w:rFonts w:cs="Arial"/>
+        </w:rPr>
+        <w:t>(</w:t>
+      </w:r>
+      <w:proofErr w:type="spellStart"/>
+      <w:r>
+        <w:rPr>
+          <w:rFonts w:cs="Arial"/>
+        </w:rPr>
+        <w:t>folder_path</w:t>
+      </w:r>
+      <w:proofErr w:type="spellEnd"/>
+      <w:r>
+        <w:rPr>
+          <w:rFonts w:cs="Arial"/>
+        </w:rPr>
+        <w:t>, "*.txt")))</w:t>
+      </w:r>
+    </w:p>
+    <w:p>
+      <w:pPr>
+        <w:rPr>
+          <w:rFonts w:cs="Arial"/>
+        </w:rPr>
+      </w:pPr>
+      <w:r>
+        <w:rPr>
+          <w:rFonts w:cs="Arial"/>
+          <w:rtl/>
+        </w:rPr>
+        <w:t xml:space="preserve">    </w:t>
+      </w:r>
+      <w:proofErr w:type="spellStart"/>
+      <w:r>
+        <w:rPr>
+          <w:rFonts w:cs="Arial"/>
+        </w:rPr>
+        <w:t>X_list</w:t>
+      </w:r>
+      <w:proofErr w:type="spellEnd"/>
+      <w:r>
+        <w:rPr>
+          <w:rFonts w:cs="Arial"/>
+        </w:rPr>
+        <w:t xml:space="preserve">, </w:t>
+      </w:r>
+      <w:proofErr w:type="spellStart"/>
+      <w:r>
+        <w:rPr>
+          <w:rFonts w:cs="Arial"/>
+        </w:rPr>
+        <w:t>y_list</w:t>
+      </w:r>
+      <w:proofErr w:type="spellEnd"/>
+      <w:r>
+        <w:rPr>
+          <w:rFonts w:cs="Arial"/>
+          <w:rtl/>
+        </w:rPr>
+        <w:t xml:space="preserve"> = [], []</w:t>
+      </w:r>
+    </w:p>
+    <w:p>
+      <w:pPr>
+        <w:rPr>
+          <w:rFonts w:cs="Arial"/>
+        </w:rPr>
+      </w:pPr>
+      <w:r>
+        <w:rPr>
+          <w:rFonts w:cs="Arial"/>
+          <w:rtl/>
+        </w:rPr>
+        <w:t xml:space="preserve">    </w:t>
+      </w:r>
+      <w:r>
+        <w:rPr>
+          <w:rFonts w:cs="Arial"/>
+        </w:rPr>
+        <w:t xml:space="preserve">for </w:t>
+      </w:r>
+      <w:proofErr w:type="spellStart"/>
+      <w:r>
+        <w:rPr>
+          <w:rFonts w:cs="Arial"/>
+        </w:rPr>
+        <w:t>file_path</w:t>
+      </w:r>
+      <w:proofErr w:type="spellEnd"/>
+      <w:r>
+        <w:rPr>
+          <w:rFonts w:cs="Arial"/>
+        </w:rPr>
+        <w:t xml:space="preserve"> in </w:t>
+      </w:r>
+      <w:proofErr w:type="spellStart"/>
+      <w:r>
+        <w:rPr>
+          <w:rFonts w:cs="Arial"/>
+        </w:rPr>
+        <w:t>all_files</w:t>
+      </w:r>
+      <w:proofErr w:type="spellEnd"/>
+      <w:r>
+        <w:rPr>
+          <w:rFonts w:cs="Arial"/>
+          <w:rtl/>
+        </w:rPr>
+        <w:t>:</w:t>
+      </w:r>
+    </w:p>
+    <w:p>
+      <w:pPr>
+        <w:rPr>
+          <w:rFonts w:cs="Arial"/>
+        </w:rPr>
+      </w:pPr>
+      <w:r>
+        <w:rPr>
+          <w:rFonts w:cs="Arial"/>
+          <w:rtl/>
+        </w:rPr>
+        <w:t xml:space="preserve">        </w:t>
+      </w:r>
+      <w:r>
+        <w:rPr>
+          <w:rFonts w:cs="Arial"/>
+        </w:rPr>
+        <w:t xml:space="preserve">filename = </w:t>
+      </w:r>
+      <w:proofErr w:type="spellStart"/>
+      <w:proofErr w:type="gramStart"/>
+      <w:r>
+        <w:rPr>
+          <w:rFonts w:cs="Arial"/>
+        </w:rPr>
+        <w:t>os.path</w:t>
+      </w:r>
+      <w:proofErr w:type="gramEnd"/>
+      <w:r>
+        <w:rPr>
+          <w:rFonts w:cs="Arial"/>
+        </w:rPr>
+        <w:t>.basename</w:t>
+      </w:r>
+      <w:proofErr w:type="spellEnd"/>
+      <w:r>
+        <w:rPr>
+          <w:rFonts w:cs="Arial"/>
+        </w:rPr>
+        <w:t>(</w:t>
+      </w:r>
+      <w:proofErr w:type="spellStart"/>
+      <w:r>
+        <w:rPr>
+          <w:rFonts w:cs="Arial"/>
+        </w:rPr>
+        <w:t>file_path</w:t>
+      </w:r>
+      <w:proofErr w:type="spellEnd"/>
+      <w:r>
+        <w:rPr>
+          <w:rFonts w:cs="Arial"/>
+        </w:rPr>
+        <w:t>).replace(".txt", "")</w:t>
+      </w:r>
+    </w:p>
+    <w:p>
+      <w:pPr>
+        <w:rPr>
+          <w:rFonts w:cs="Arial"/>
+        </w:rPr>
+      </w:pPr>
+      <w:r>
+        <w:rPr>
+          <w:rFonts w:cs="Arial"/>
+          <w:rtl/>
+        </w:rPr>
+        <w:t xml:space="preserve">        </w:t>
+      </w:r>
+      <w:r>
+        <w:rPr>
+          <w:rFonts w:cs="Arial"/>
+        </w:rPr>
+        <w:t xml:space="preserve">label = </w:t>
+      </w:r>
+      <w:proofErr w:type="gramStart"/>
+      <w:r>
+        <w:rPr>
+          <w:rFonts w:cs="Arial"/>
+        </w:rPr>
+        <w:t>int(</w:t>
+      </w:r>
+      <w:proofErr w:type="gramEnd"/>
+      <w:r>
+        <w:rPr>
+          <w:rFonts w:cs="Arial"/>
+        </w:rPr>
+        <w:t xml:space="preserve">filename, </w:t>
+      </w:r>
+      <w:r>
+        <w:rPr>
+          <w:rFonts w:cs="Arial"/>
+          <w:rtl/>
+        </w:rPr>
+        <w:t>2</w:t>
+      </w:r>
+      <w:r>
+        <w:rPr>
+          <w:rFonts w:cs="Arial"/>
+        </w:rPr>
+        <w:t xml:space="preserve">)  # </w:t>
+      </w:r>
+      <w:r>
+        <w:rPr>
+          <w:rFonts w:cs="Arial"/>
+          <w:rtl/>
+        </w:rPr>
+        <w:t>0</w:t>
+      </w:r>
+      <w:r>
+        <w:rPr>
+          <w:rFonts w:cs="Arial"/>
+        </w:rPr>
+        <w:t>..</w:t>
+      </w:r>
+      <w:r>
+        <w:rPr>
+          <w:rFonts w:cs="Arial"/>
+          <w:rtl/>
+        </w:rPr>
+        <w:t>15</w:t>
+      </w:r>
+    </w:p>
+    <w:p>
+      <w:pPr>
+        <w:rPr>
+          <w:rFonts w:cs="Arial"/>
+        </w:rPr>
+      </w:pPr>
+    </w:p>
+    <w:p>
+      <w:pPr>
+        <w:rPr>
+          <w:rFonts w:cs="Arial"/>
+        </w:rPr>
+      </w:pPr>
+      <w:r>
+        <w:rPr>
+          <w:rFonts w:cs="Arial"/>
+          <w:rtl/>
+        </w:rPr>
+        <w:t xml:space="preserve">        </w:t>
+      </w:r>
+      <w:r>
+        <w:rPr>
+          <w:rFonts w:cs="Arial"/>
+        </w:rPr>
+        <w:t xml:space="preserve">with </w:t>
+      </w:r>
+      <w:proofErr w:type="gramStart"/>
+      <w:r>
+        <w:rPr>
+          <w:rFonts w:cs="Arial"/>
+        </w:rPr>
+        <w:t>open(</w:t>
+      </w:r>
+      <w:proofErr w:type="spellStart"/>
+      <w:proofErr w:type="gramEnd"/>
+      <w:r>
+        <w:rPr>
+          <w:rFonts w:cs="Arial"/>
+        </w:rPr>
+        <w:t>file_path</w:t>
+      </w:r>
+      <w:proofErr w:type="spellEnd"/>
+      <w:r>
+        <w:rPr>
+          <w:rFonts w:cs="Arial"/>
+        </w:rPr>
+        <w:t>, "r") as f</w:t>
+      </w:r>
+      <w:r>
+        <w:rPr>
+          <w:rFonts w:cs="Arial"/>
+          <w:rtl/>
+        </w:rPr>
+        <w:t>:</w:t>
+      </w:r>
+    </w:p>
+    <w:p>
+      <w:pPr>
+        <w:rPr>
+          <w:rFonts w:cs="Arial"/>
+        </w:rPr>
+      </w:pPr>
+      <w:r>
+        <w:rPr>
+          <w:rFonts w:cs="Arial"/>
+          <w:rtl/>
+        </w:rPr>
+        <w:t xml:space="preserve">            </w:t>
+      </w:r>
+      <w:r>
+        <w:rPr>
+          <w:rFonts w:cs="Arial"/>
+        </w:rPr>
+        <w:t xml:space="preserve">lines = </w:t>
+      </w:r>
+      <w:proofErr w:type="spellStart"/>
+      <w:proofErr w:type="gramStart"/>
+      <w:r>
+        <w:rPr>
+          <w:rFonts w:cs="Arial"/>
+        </w:rPr>
+        <w:t>f.readlines</w:t>
+      </w:r>
+      <w:proofErr w:type="spellEnd"/>
+      <w:proofErr w:type="gramEnd"/>
+      <w:r>
+        <w:rPr>
+          <w:rFonts w:cs="Arial"/>
+          <w:rtl/>
+        </w:rPr>
+        <w:t>()</w:t>
+      </w:r>
+    </w:p>
+    <w:p>
+      <w:pPr>
+        <w:rPr>
+          <w:rFonts w:cs="Arial"/>
+        </w:rPr>
+      </w:pPr>
+      <w:r>
+        <w:rPr>
+          <w:rFonts w:cs="Arial"/>
+          <w:rtl/>
+        </w:rPr>
+        <w:t xml:space="preserve">        </w:t>
+      </w:r>
+      <w:proofErr w:type="spellStart"/>
+      <w:r>
+        <w:rPr>
+          <w:rFonts w:cs="Arial"/>
+        </w:rPr>
+        <w:t>qubit_data</w:t>
+      </w:r>
+      <w:proofErr w:type="spellEnd"/>
+      <w:r>
+        <w:rPr>
+          <w:rFonts w:cs="Arial"/>
+          <w:rtl/>
+        </w:rPr>
+        <w:t xml:space="preserve"> = []</w:t>
+      </w:r>
+    </w:p>
+    <w:p>
+      <w:pPr>
+        <w:rPr>
+          <w:rFonts w:cs="Arial"/>
+        </w:rPr>
+      </w:pPr>
+      <w:r>
+        <w:rPr>
+          <w:rFonts w:cs="Arial"/>
+          <w:rtl/>
+        </w:rPr>
+        <w:t xml:space="preserve">        </w:t>
+      </w:r>
+      <w:r>
+        <w:rPr>
+          <w:rFonts w:cs="Arial"/>
+        </w:rPr>
+        <w:t>for line in lines</w:t>
+      </w:r>
+      <w:r>
+        <w:rPr>
+          <w:rFonts w:cs="Arial"/>
+          <w:rtl/>
+        </w:rPr>
+        <w:t>:</w:t>
+      </w:r>
+    </w:p>
+    <w:p>
+      <w:pPr>
+        <w:rPr>
+          <w:rFonts w:cs="Arial"/>
+        </w:rPr>
+      </w:pPr>
+      <w:r>
+        <w:rPr>
+          <w:rFonts w:cs="Arial"/>
+          <w:rtl/>
+        </w:rPr>
+        <w:t xml:space="preserve">            </w:t>
+      </w:r>
+      <w:proofErr w:type="spellStart"/>
+      <w:r>
+        <w:rPr>
+          <w:rFonts w:cs="Arial"/>
+        </w:rPr>
+        <w:t>values_str</w:t>
+      </w:r>
+      <w:proofErr w:type="spellEnd"/>
+      <w:r>
+        <w:rPr>
+          <w:rFonts w:cs="Arial"/>
+        </w:rPr>
+        <w:t xml:space="preserve"> = </w:t>
+      </w:r>
+      <w:proofErr w:type="spellStart"/>
+      <w:proofErr w:type="gramStart"/>
+      <w:r>
+        <w:rPr>
+          <w:rFonts w:cs="Arial"/>
+        </w:rPr>
+        <w:t>line.strip</w:t>
+      </w:r>
+      <w:proofErr w:type="spellEnd"/>
+      <w:proofErr w:type="gramEnd"/>
+      <w:r>
+        <w:rPr>
+          <w:rFonts w:cs="Arial"/>
+        </w:rPr>
+        <w:t>().split</w:t>
+      </w:r>
+      <w:r>
+        <w:rPr>
+          <w:rFonts w:cs="Arial"/>
+          <w:rtl/>
+        </w:rPr>
+        <w:t>()</w:t>
+      </w:r>
+    </w:p>
+    <w:p>
+      <w:pPr>
+        <w:rPr>
+          <w:rFonts w:cs="Arial"/>
+        </w:rPr>
+      </w:pPr>
+      <w:r>
+        <w:rPr>
+          <w:rFonts w:cs="Arial"/>
+          <w:rtl/>
+        </w:rPr>
+        <w:t xml:space="preserve">            </w:t>
+      </w:r>
+      <w:proofErr w:type="spellStart"/>
+      <w:r>
+        <w:rPr>
+          <w:rFonts w:cs="Arial"/>
+        </w:rPr>
+        <w:t>complex_values</w:t>
+      </w:r>
+      <w:proofErr w:type="spellEnd"/>
+      <w:r>
+        <w:rPr>
+          <w:rFonts w:cs="Arial"/>
+        </w:rPr>
+        <w:t xml:space="preserve"> = [</w:t>
+      </w:r>
+      <w:proofErr w:type="spellStart"/>
+      <w:r>
+        <w:rPr>
+          <w:rFonts w:cs="Arial"/>
+        </w:rPr>
+        <w:t>parse_complex_string</w:t>
+      </w:r>
+      <w:proofErr w:type="spellEnd"/>
+      <w:r>
+        <w:rPr>
+          <w:rFonts w:cs="Arial"/>
+        </w:rPr>
+        <w:t xml:space="preserve">(v) for v in </w:t>
+      </w:r>
+      <w:proofErr w:type="spellStart"/>
+      <w:r>
+        <w:rPr>
+          <w:rFonts w:cs="Arial"/>
+        </w:rPr>
+        <w:t>values_str</w:t>
+      </w:r>
+      <w:proofErr w:type="spellEnd"/>
+      <w:r>
+        <w:rPr>
+          <w:rFonts w:cs="Arial"/>
+        </w:rPr>
+        <w:t>]</w:t>
+      </w:r>
+    </w:p>
+    <w:p>
+      <w:pPr>
+        <w:rPr>
+          <w:rFonts w:cs="Arial"/>
+        </w:rPr>
+      </w:pPr>
+      <w:r>
+        <w:rPr>
+          <w:rFonts w:cs="Arial"/>
+          <w:rtl/>
+        </w:rPr>
+        <w:t xml:space="preserve">            </w:t>
+      </w:r>
+      <w:proofErr w:type="spellStart"/>
+      <w:r>
+        <w:rPr>
+          <w:rFonts w:cs="Arial"/>
+        </w:rPr>
+        <w:t>qubit_</w:t>
+      </w:r>
+      <w:proofErr w:type="gramStart"/>
+      <w:r>
+        <w:rPr>
+          <w:rFonts w:cs="Arial"/>
+        </w:rPr>
+        <w:t>data.append</w:t>
+      </w:r>
+      <w:proofErr w:type="spellEnd"/>
+      <w:proofErr w:type="gramEnd"/>
+      <w:r>
+        <w:rPr>
+          <w:rFonts w:cs="Arial"/>
+        </w:rPr>
+        <w:t>(</w:t>
+      </w:r>
+      <w:proofErr w:type="spellStart"/>
+      <w:r>
+        <w:rPr>
+          <w:rFonts w:cs="Arial"/>
+        </w:rPr>
+        <w:t>complex_values</w:t>
+      </w:r>
+      <w:proofErr w:type="spellEnd"/>
+      <w:r>
+        <w:rPr>
+          <w:rFonts w:cs="Arial"/>
+        </w:rPr>
+        <w:t>)</w:t>
+      </w:r>
+    </w:p>
+    <w:p>
+      <w:pPr>
+        <w:rPr>
+          <w:rFonts w:cs="Arial"/>
+        </w:rPr>
+      </w:pPr>
+    </w:p>
+    <w:p>
+      <w:pPr>
+        <w:rPr>
+          <w:rFonts w:cs="Arial"/>
+        </w:rPr>
+      </w:pPr>
+      <w:r>
+        <w:rPr>
+          <w:rFonts w:cs="Arial"/>
+          <w:rtl/>
+        </w:rPr>
+        <w:t xml:space="preserve">        </w:t>
+      </w:r>
+      <w:proofErr w:type="spellStart"/>
+      <w:r>
+        <w:rPr>
+          <w:rFonts w:cs="Arial"/>
+        </w:rPr>
+        <w:t>qubit_data</w:t>
+      </w:r>
+      <w:proofErr w:type="spellEnd"/>
+      <w:r>
+        <w:rPr>
+          <w:rFonts w:cs="Arial"/>
+        </w:rPr>
+        <w:t xml:space="preserve"> = </w:t>
+      </w:r>
+      <w:proofErr w:type="spellStart"/>
+      <w:proofErr w:type="gramStart"/>
+      <w:r>
+        <w:rPr>
+          <w:rFonts w:cs="Arial"/>
+        </w:rPr>
+        <w:t>np.array</w:t>
+      </w:r>
+      <w:proofErr w:type="spellEnd"/>
+      <w:proofErr w:type="gramEnd"/>
+      <w:r>
+        <w:rPr>
+          <w:rFonts w:cs="Arial"/>
+        </w:rPr>
+        <w:t>(</w:t>
+      </w:r>
+      <w:proofErr w:type="spellStart"/>
+      <w:r>
+        <w:rPr>
+          <w:rFonts w:cs="Arial"/>
+        </w:rPr>
+        <w:t>qubit_data</w:t>
+      </w:r>
+      <w:proofErr w:type="spellEnd"/>
+      <w:r>
+        <w:rPr>
+          <w:rFonts w:cs="Arial"/>
+        </w:rPr>
+        <w:t>).T  # shape</w:t>
+      </w:r>
+      <w:r>
+        <w:rPr>
+          <w:rFonts w:cs="Arial"/>
+          <w:rtl/>
+        </w:rPr>
+        <w:t xml:space="preserve"> = (1000, 4)</w:t>
+      </w:r>
+    </w:p>
+    <w:p>
+      <w:pPr>
+        <w:rPr>
+          <w:rFonts w:cs="Arial"/>
+        </w:rPr>
+      </w:pPr>
+      <w:r>
+        <w:rPr>
+          <w:rFonts w:cs="Arial"/>
+          <w:rtl/>
+        </w:rPr>
+        <w:t xml:space="preserve">        </w:t>
+      </w:r>
+      <w:r>
+        <w:rPr>
+          <w:rFonts w:cs="Arial"/>
+        </w:rPr>
+        <w:t xml:space="preserve">for sample in </w:t>
+      </w:r>
+      <w:proofErr w:type="spellStart"/>
+      <w:r>
+        <w:rPr>
+          <w:rFonts w:cs="Arial"/>
+        </w:rPr>
+        <w:t>qubit_data</w:t>
+      </w:r>
+      <w:proofErr w:type="spellEnd"/>
+      <w:r>
+        <w:rPr>
+          <w:rFonts w:cs="Arial"/>
+          <w:rtl/>
+        </w:rPr>
+        <w:t>:</w:t>
+      </w:r>
+    </w:p>
+    <w:p>
+      <w:pPr>
+        <w:rPr>
+          <w:rFonts w:cs="Arial"/>
+        </w:rPr>
+      </w:pPr>
+      <w:r>
+        <w:rPr>
+          <w:rFonts w:cs="Arial"/>
+          <w:rtl/>
+        </w:rPr>
+        <w:t xml:space="preserve">            </w:t>
+      </w:r>
+      <w:r>
+        <w:rPr>
+          <w:rFonts w:cs="Arial"/>
+        </w:rPr>
+        <w:t xml:space="preserve">feats = </w:t>
       </w:r>
       <w:proofErr w:type="spellStart"/>
       <w:r>
@@ -2885,6 +3865,114 @@
         <w:rPr>
           <w:rFonts w:cs="Arial"/>
         </w:rPr>
+        <w:t>(sample)</w:t>
+      </w:r>
+    </w:p>
+    <w:p>
+      <w:pPr>
+        <w:rPr>
+          <w:rFonts w:cs="Arial"/>
+        </w:rPr>
+      </w:pPr>
+      <w:r>
+        <w:rPr>
+          <w:rFonts w:cs="Arial"/>
+          <w:rtl/>
+        </w:rPr>
+        <w:t xml:space="preserve">            </w:t>
+      </w:r>
+      <w:proofErr w:type="spellStart"/>
+      <w:r>
+        <w:rPr>
+          <w:rFonts w:cs="Arial"/>
+        </w:rPr>
+        <w:t>X_</w:t>
+      </w:r>
+      <w:proofErr w:type="gramStart"/>
+      <w:r>
+        <w:rPr>
+          <w:rFonts w:cs="Arial"/>
+        </w:rPr>
+        <w:t>list.append</w:t>
+      </w:r>
+      <w:proofErr w:type="spellEnd"/>
+      <w:proofErr w:type="gramEnd"/>
+      <w:r>
+        <w:rPr>
+          <w:rFonts w:cs="Arial"/>
+        </w:rPr>
+        <w:t>(feats)</w:t>
+      </w:r>
+    </w:p>
+    <w:p>
+      <w:pPr>
+        <w:rPr>
+          <w:rFonts w:cs="Arial"/>
+        </w:rPr>
+      </w:pPr>
+      <w:r>
+        <w:rPr>
+          <w:rFonts w:cs="Arial"/>
+          <w:rtl/>
+        </w:rPr>
+        <w:t xml:space="preserve">            </w:t>
+      </w:r>
+      <w:proofErr w:type="spellStart"/>
+      <w:r>
+        <w:rPr>
+          <w:rFonts w:cs="Arial"/>
+        </w:rPr>
+        <w:t>y_</w:t>
+      </w:r>
+      <w:proofErr w:type="gramStart"/>
+      <w:r>
+        <w:rPr>
+          <w:rFonts w:cs="Arial"/>
+        </w:rPr>
+        <w:t>list.append</w:t>
+      </w:r>
+      <w:proofErr w:type="spellEnd"/>
+      <w:proofErr w:type="gramEnd"/>
+      <w:r>
+        <w:rPr>
+          <w:rFonts w:cs="Arial"/>
+        </w:rPr>
+        <w:t>(label)</w:t>
+      </w:r>
+    </w:p>
+    <w:p>
+      <w:pPr>
+        <w:rPr>
+          <w:rFonts w:cs="Arial"/>
+        </w:rPr>
+      </w:pPr>
+      <w:r>
+        <w:rPr>
+          <w:rFonts w:cs="Arial"/>
+          <w:rtl/>
+        </w:rPr>
+        <w:t xml:space="preserve">    </w:t>
+      </w:r>
+      <w:r>
+        <w:rPr>
+          <w:rFonts w:cs="Arial"/>
+        </w:rPr>
+        <w:t xml:space="preserve">X = </w:t>
+      </w:r>
+      <w:proofErr w:type="spellStart"/>
+      <w:proofErr w:type="gramStart"/>
+      <w:r>
+        <w:rPr>
+          <w:rFonts w:cs="Arial"/>
+        </w:rPr>
+        <w:t>np.array</w:t>
+      </w:r>
+      <w:proofErr w:type="spellEnd"/>
+      <w:proofErr w:type="gramEnd"/>
+      <w:r>
+        <w:rPr>
+          <w:rFonts w:cs="Arial"/>
+        </w:rPr>
         <w:t>(</w:t>
       </w:r>
       <w:proofErr w:type="spellStart"/>
@@ -2892,156 +3980,9 @@
         <w:rPr>
           <w:rFonts w:cs="Arial"/>
         </w:rPr>
-        <w:t>complex_array</w:t>
-      </w:r>
-      <w:proofErr w:type="spellEnd"/>
-      <w:r>
-        <w:rPr>
-          <w:rFonts w:cs="Arial"/>
-        </w:rPr>
-        <w:t>_</w:t>
-      </w:r>
-      <w:r>
-        <w:rPr>
-          <w:rFonts w:cs="Arial"/>
-          <w:rtl/>
-        </w:rPr>
-        <w:t>4</w:t>
-      </w:r>
-      <w:r>
-        <w:rPr>
-          <w:rFonts w:cs="Arial"/>
-        </w:rPr>
-        <w:t>qubits)</w:t>
-      </w:r>
-      <w:r>
-        <w:rPr>
-          <w:rFonts w:cs="Arial"/>
-          <w:rtl/>
-        </w:rPr>
-        <w:t>:</w:t>
-      </w:r>
-    </w:p>
-    <w:p>
-      <w:pPr>
-        <w:rPr>
-          <w:rFonts w:cs="Arial"/>
-        </w:rPr>
-      </w:pPr>
-      <w:r>
-        <w:rPr>
-          <w:rFonts w:cs="Arial"/>
-          <w:rtl/>
-        </w:rPr>
-        <w:t xml:space="preserve">    </w:t>
-      </w:r>
-      <w:r>
-        <w:rPr>
-          <w:rFonts w:cs="Arial"/>
-        </w:rPr>
-        <w:t>features</w:t>
-      </w:r>
-      <w:r>
-        <w:rPr>
-          <w:rFonts w:cs="Arial"/>
-          <w:rtl/>
-        </w:rPr>
-        <w:t xml:space="preserve"> = []</w:t>
-      </w:r>
-    </w:p>
-    <w:p>
-      <w:pPr>
-        <w:rPr>
-          <w:rFonts w:cs="Arial"/>
-        </w:rPr>
-      </w:pPr>
-      <w:r>
-        <w:rPr>
-          <w:rFonts w:cs="Arial"/>
-          <w:rtl/>
-        </w:rPr>
-        <w:t xml:space="preserve">    </w:t>
-      </w:r>
-      <w:r>
-        <w:rPr>
-          <w:rFonts w:cs="Arial"/>
-        </w:rPr>
-        <w:t xml:space="preserve">for z in </w:t>
-      </w:r>
-      <w:proofErr w:type="spellStart"/>
-      <w:r>
-        <w:rPr>
-          <w:rFonts w:cs="Arial"/>
-        </w:rPr>
-        <w:t>complex_array</w:t>
-      </w:r>
-      <w:proofErr w:type="spellEnd"/>
-      <w:r>
-        <w:rPr>
-          <w:rFonts w:cs="Arial"/>
-        </w:rPr>
-        <w:t>_</w:t>
-      </w:r>
-      <w:r>
-        <w:rPr>
-          <w:rFonts w:cs="Arial"/>
-          <w:rtl/>
-        </w:rPr>
-        <w:t>4</w:t>
-      </w:r>
-      <w:r>
-        <w:rPr>
-          <w:rFonts w:cs="Arial"/>
-        </w:rPr>
-        <w:t>qubits</w:t>
-      </w:r>
-      <w:r>
-        <w:rPr>
-          <w:rFonts w:cs="Arial"/>
-          <w:rtl/>
-        </w:rPr>
-        <w:t>:</w:t>
-      </w:r>
-    </w:p>
-    <w:p>
-      <w:pPr>
-        <w:rPr>
-          <w:rFonts w:cs="Arial"/>
-        </w:rPr>
-      </w:pPr>
-      <w:r>
-        <w:rPr>
-          <w:rFonts w:cs="Arial"/>
-          <w:rtl/>
-        </w:rPr>
-        <w:t xml:space="preserve">        </w:t>
-      </w:r>
-      <w:proofErr w:type="spellStart"/>
-      <w:proofErr w:type="gramStart"/>
-      <w:r>
-        <w:rPr>
-          <w:rFonts w:cs="Arial"/>
-        </w:rPr>
-        <w:t>features.extend</w:t>
-      </w:r>
-      <w:proofErr w:type="spellEnd"/>
-      <w:proofErr w:type="gramEnd"/>
-      <w:r>
-        <w:rPr>
-          <w:rFonts w:cs="Arial"/>
-        </w:rPr>
-        <w:t>([</w:t>
-      </w:r>
-      <w:proofErr w:type="spellStart"/>
-      <w:proofErr w:type="gramStart"/>
-      <w:r>
-        <w:rPr>
-          <w:rFonts w:cs="Arial"/>
-        </w:rPr>
-        <w:t>z.real</w:t>
-      </w:r>
-      <w:proofErr w:type="spellEnd"/>
-      <w:proofErr w:type="gramEnd"/>
+        <w:t>X_list</w:t>
+      </w:r>
+      <w:proofErr w:type="spellEnd"/>
       <w:r>
         <w:rPr>
           <w:rFonts w:cs="Arial"/>
@@ -3049,751 +3990,34 @@
         <w:t xml:space="preserve">, </w:t>
       </w:r>
       <w:proofErr w:type="spellStart"/>
-      <w:proofErr w:type="gramStart"/>
-      <w:r>
-        <w:rPr>
-          <w:rFonts w:cs="Arial"/>
-        </w:rPr>
-        <w:t>z.imag</w:t>
-      </w:r>
-      <w:proofErr w:type="spellEnd"/>
-      <w:proofErr w:type="gramEnd"/>
-      <w:r>
-        <w:rPr>
-          <w:rFonts w:cs="Arial"/>
-        </w:rPr>
-        <w:t>])</w:t>
-      </w:r>
-    </w:p>
-    <w:p>
-      <w:pPr>
-        <w:rPr>
-          <w:rFonts w:cs="Arial"/>
-        </w:rPr>
-      </w:pPr>
-      <w:r>
-        <w:rPr>
-          <w:rFonts w:cs="Arial"/>
-          <w:rtl/>
-        </w:rPr>
-        <w:t xml:space="preserve">    </w:t>
-      </w:r>
-      <w:r>
-        <w:rPr>
-          <w:rFonts w:cs="Arial"/>
-        </w:rPr>
-        <w:t>return features</w:t>
-      </w:r>
-    </w:p>
-    <w:p>
-      <w:pPr>
-        <w:rPr>
-          <w:rFonts w:cs="Arial"/>
-        </w:rPr>
-      </w:pPr>
-      <w:r>
-        <w:rPr>
-          <w:rFonts w:cs="Arial"/>
-        </w:rPr>
-        <w:t xml:space="preserve">def </w:t>
-      </w:r>
-      <w:proofErr w:type="spellStart"/>
-      <w:r>
-        <w:rPr>
-          <w:rFonts w:cs="Arial"/>
-        </w:rPr>
-        <w:t>load_and_process_files</w:t>
-      </w:r>
-      <w:proofErr w:type="spellEnd"/>
-      <w:r>
-        <w:rPr>
-          <w:rFonts w:cs="Arial"/>
-        </w:rPr>
-        <w:t>(</w:t>
-      </w:r>
-      <w:proofErr w:type="spellStart"/>
-      <w:r>
-        <w:rPr>
-          <w:rFonts w:cs="Arial"/>
-        </w:rPr>
-        <w:t>folder_path</w:t>
-      </w:r>
-      <w:proofErr w:type="spellEnd"/>
-      <w:r>
-        <w:rPr>
-          <w:rFonts w:cs="Arial"/>
-        </w:rPr>
-        <w:t>="</w:t>
-      </w:r>
-      <w:proofErr w:type="spellStart"/>
-      <w:r>
-        <w:rPr>
-          <w:rFonts w:cs="Arial"/>
-        </w:rPr>
-        <w:t>quadrature_data</w:t>
-      </w:r>
-      <w:proofErr w:type="spellEnd"/>
-      <w:r>
-        <w:rPr>
-          <w:rFonts w:cs="Arial"/>
-        </w:rPr>
-        <w:t>_</w:t>
-      </w:r>
-      <w:r>
-        <w:rPr>
-          <w:rFonts w:cs="Arial"/>
-          <w:rtl/>
-        </w:rPr>
-        <w:t>4</w:t>
-      </w:r>
-      <w:r>
-        <w:rPr>
-          <w:rFonts w:cs="Arial"/>
-        </w:rPr>
-        <w:t>qubits")</w:t>
-      </w:r>
-      <w:r>
-        <w:rPr>
-          <w:rFonts w:cs="Arial"/>
-          <w:rtl/>
-        </w:rPr>
-        <w:t>:</w:t>
-      </w:r>
-    </w:p>
-    <w:p>
-      <w:pPr>
-        <w:rPr>
-          <w:rFonts w:cs="Arial"/>
-        </w:rPr>
-      </w:pPr>
-      <w:r>
-        <w:rPr>
-          <w:rFonts w:cs="Arial"/>
-          <w:rtl/>
-        </w:rPr>
-        <w:t xml:space="preserve">    </w:t>
-      </w:r>
-      <w:proofErr w:type="spellStart"/>
-      <w:r>
-        <w:rPr>
-          <w:rFonts w:cs="Arial"/>
-        </w:rPr>
-        <w:t>all_files</w:t>
-      </w:r>
-      <w:proofErr w:type="spellEnd"/>
-      <w:r>
-        <w:rPr>
-          <w:rFonts w:cs="Arial"/>
-        </w:rPr>
-        <w:t xml:space="preserve"> = </w:t>
-      </w:r>
-      <w:proofErr w:type="gramStart"/>
-      <w:r>
-        <w:rPr>
-          <w:rFonts w:cs="Arial"/>
-        </w:rPr>
-        <w:t>sorted(</w:t>
-      </w:r>
-      <w:proofErr w:type="spellStart"/>
-      <w:r>
-        <w:rPr>
-          <w:rFonts w:cs="Arial"/>
-        </w:rPr>
-        <w:t>glob.glob</w:t>
-      </w:r>
-      <w:proofErr w:type="spellEnd"/>
-      <w:proofErr w:type="gramEnd"/>
-      <w:r>
-        <w:rPr>
-          <w:rFonts w:cs="Arial"/>
-        </w:rPr>
-        <w:t>(</w:t>
-      </w:r>
-      <w:proofErr w:type="spellStart"/>
-      <w:proofErr w:type="gramStart"/>
-      <w:r>
-        <w:rPr>
-          <w:rFonts w:cs="Arial"/>
-        </w:rPr>
-        <w:t>os.path</w:t>
-      </w:r>
-      <w:proofErr w:type="gramEnd"/>
-      <w:r>
-        <w:rPr>
-          <w:rFonts w:cs="Arial"/>
-        </w:rPr>
-        <w:t>.</w:t>
-      </w:r>
-      <w:proofErr w:type="gramStart"/>
-      <w:r>
-        <w:rPr>
-          <w:rFonts w:cs="Arial"/>
-        </w:rPr>
-        <w:t>join</w:t>
-      </w:r>
-      <w:proofErr w:type="spellEnd"/>
-      <w:r>
-        <w:rPr>
-          <w:rFonts w:cs="Arial"/>
-        </w:rPr>
-        <w:t>(</w:t>
-      </w:r>
-      <w:proofErr w:type="spellStart"/>
-      <w:proofErr w:type="gramEnd"/>
-      <w:r>
-        <w:rPr>
-          <w:rFonts w:cs="Arial"/>
-        </w:rPr>
-        <w:t>folder_path</w:t>
-      </w:r>
-      <w:proofErr w:type="spellEnd"/>
-      <w:r>
-        <w:rPr>
-          <w:rFonts w:cs="Arial"/>
-        </w:rPr>
-        <w:t>, "*.txt")))</w:t>
-      </w:r>
-    </w:p>
-    <w:p>
-      <w:pPr>
-        <w:rPr>
-          <w:rFonts w:cs="Arial"/>
-        </w:rPr>
-      </w:pPr>
-      <w:r>
-        <w:rPr>
-          <w:rFonts w:cs="Arial"/>
-          <w:rtl/>
-        </w:rPr>
-        <w:t xml:space="preserve">    </w:t>
-      </w:r>
-      <w:proofErr w:type="spellStart"/>
-      <w:r>
-        <w:rPr>
-          <w:rFonts w:cs="Arial"/>
-        </w:rPr>
-        <w:t>X_list</w:t>
-      </w:r>
-      <w:proofErr w:type="spellEnd"/>
-      <w:r>
-        <w:rPr>
-          <w:rFonts w:cs="Arial"/>
-        </w:rPr>
-        <w:t xml:space="preserve">, </w:t>
-      </w:r>
-      <w:proofErr w:type="spellStart"/>
-      <w:r>
-        <w:rPr>
-          <w:rFonts w:cs="Arial"/>
-        </w:rPr>
-        <w:t>y_list</w:t>
-      </w:r>
-      <w:proofErr w:type="spellEnd"/>
-      <w:r>
-        <w:rPr>
-          <w:rFonts w:cs="Arial"/>
-          <w:rtl/>
-        </w:rPr>
-        <w:t xml:space="preserve"> = [], []</w:t>
-      </w:r>
-    </w:p>
-    <w:p>
-      <w:pPr>
-        <w:rPr>
-          <w:rFonts w:cs="Arial"/>
-        </w:rPr>
-      </w:pPr>
-      <w:r>
-        <w:rPr>
-          <w:rFonts w:cs="Arial"/>
-          <w:rtl/>
-        </w:rPr>
-        <w:t xml:space="preserve">    </w:t>
-      </w:r>
-      <w:r>
-        <w:rPr>
-          <w:rFonts w:cs="Arial"/>
-        </w:rPr>
-        <w:t xml:space="preserve">for </w:t>
-      </w:r>
-      <w:proofErr w:type="spellStart"/>
-      <w:r>
-        <w:rPr>
-          <w:rFonts w:cs="Arial"/>
-        </w:rPr>
-        <w:t>file_path</w:t>
-      </w:r>
-      <w:proofErr w:type="spellEnd"/>
-      <w:r>
-        <w:rPr>
-          <w:rFonts w:cs="Arial"/>
-        </w:rPr>
-        <w:t xml:space="preserve"> in </w:t>
-      </w:r>
-      <w:proofErr w:type="spellStart"/>
-      <w:r>
-        <w:rPr>
-          <w:rFonts w:cs="Arial"/>
-        </w:rPr>
-        <w:t>all_files</w:t>
-      </w:r>
-      <w:proofErr w:type="spellEnd"/>
-      <w:r>
-        <w:rPr>
-          <w:rFonts w:cs="Arial"/>
-          <w:rtl/>
-        </w:rPr>
-        <w:t>:</w:t>
-      </w:r>
-    </w:p>
-    <w:p>
-      <w:pPr>
-        <w:rPr>
-          <w:rFonts w:cs="Arial"/>
-        </w:rPr>
-      </w:pPr>
-      <w:r>
-        <w:rPr>
-          <w:rFonts w:cs="Arial"/>
-          <w:rtl/>
-        </w:rPr>
-        <w:t xml:space="preserve">        </w:t>
-      </w:r>
-      <w:r>
-        <w:rPr>
-          <w:rFonts w:cs="Arial"/>
-        </w:rPr>
-        <w:t xml:space="preserve">filename = </w:t>
-      </w:r>
-      <w:proofErr w:type="spellStart"/>
-      <w:proofErr w:type="gramStart"/>
-      <w:r>
-        <w:rPr>
-          <w:rFonts w:cs="Arial"/>
-        </w:rPr>
-        <w:t>os.path</w:t>
-      </w:r>
-      <w:proofErr w:type="gramEnd"/>
-      <w:r>
-        <w:rPr>
-          <w:rFonts w:cs="Arial"/>
-        </w:rPr>
-        <w:t>.basename</w:t>
-      </w:r>
-      <w:proofErr w:type="spellEnd"/>
-      <w:r>
-        <w:rPr>
-          <w:rFonts w:cs="Arial"/>
-        </w:rPr>
-        <w:t>(</w:t>
-      </w:r>
-      <w:proofErr w:type="spellStart"/>
-      <w:r>
-        <w:rPr>
-          <w:rFonts w:cs="Arial"/>
-        </w:rPr>
-        <w:t>file_path</w:t>
-      </w:r>
-      <w:proofErr w:type="spellEnd"/>
-      <w:proofErr w:type="gramStart"/>
-      <w:r>
-        <w:rPr>
-          <w:rFonts w:cs="Arial"/>
-        </w:rPr>
-        <w:t>).replace</w:t>
-      </w:r>
-      <w:proofErr w:type="gramEnd"/>
-      <w:r>
-        <w:rPr>
-          <w:rFonts w:cs="Arial"/>
-        </w:rPr>
-        <w:t>(".txt", "")</w:t>
-      </w:r>
-    </w:p>
-    <w:p>
-      <w:pPr>
-        <w:rPr>
-          <w:rFonts w:cs="Arial"/>
-        </w:rPr>
-      </w:pPr>
-      <w:r>
-        <w:rPr>
-          <w:rFonts w:cs="Arial"/>
-          <w:rtl/>
-        </w:rPr>
-        <w:t xml:space="preserve">        </w:t>
-      </w:r>
-      <w:r>
-        <w:rPr>
-          <w:rFonts w:cs="Arial"/>
-        </w:rPr>
-        <w:t xml:space="preserve">label = </w:t>
-      </w:r>
-      <w:proofErr w:type="gramStart"/>
-      <w:r>
-        <w:rPr>
-          <w:rFonts w:cs="Arial"/>
-        </w:rPr>
-        <w:t>int(</w:t>
-      </w:r>
-      <w:proofErr w:type="gramEnd"/>
-      <w:r>
-        <w:rPr>
-          <w:rFonts w:cs="Arial"/>
-        </w:rPr>
-        <w:t xml:space="preserve">filename, </w:t>
-      </w:r>
-      <w:r>
-        <w:rPr>
-          <w:rFonts w:cs="Arial"/>
-          <w:rtl/>
-        </w:rPr>
-        <w:t>2</w:t>
-      </w:r>
-      <w:proofErr w:type="gramStart"/>
-      <w:r>
-        <w:rPr>
-          <w:rFonts w:cs="Arial"/>
-        </w:rPr>
-        <w:t>)  #</w:t>
-      </w:r>
-      <w:proofErr w:type="gramEnd"/>
-      <w:r>
-        <w:rPr>
-          <w:rFonts w:cs="Arial"/>
-        </w:rPr>
-        <w:t xml:space="preserve"> </w:t>
-      </w:r>
-      <w:proofErr w:type="gramStart"/>
-      <w:r>
-        <w:rPr>
-          <w:rFonts w:cs="Arial"/>
-          <w:rtl/>
-        </w:rPr>
-        <w:t>0</w:t>
-      </w:r>
-      <w:r>
-        <w:rPr>
-          <w:rFonts w:cs="Arial"/>
-        </w:rPr>
-        <w:t>..</w:t>
-      </w:r>
-      <w:proofErr w:type="gramEnd"/>
-      <w:r>
-        <w:rPr>
-          <w:rFonts w:cs="Arial"/>
-          <w:rtl/>
-        </w:rPr>
-        <w:t>15</w:t>
-      </w:r>
-    </w:p>
-    <w:p>
-      <w:pPr>
-        <w:rPr>
-          <w:rFonts w:cs="Arial"/>
-        </w:rPr>
-      </w:pPr>
-    </w:p>
-    <w:p>
-      <w:pPr>
-        <w:rPr>
-          <w:rFonts w:cs="Arial"/>
-        </w:rPr>
-      </w:pPr>
-      <w:r>
-        <w:rPr>
-          <w:rFonts w:cs="Arial"/>
-          <w:rtl/>
-        </w:rPr>
-        <w:t xml:space="preserve">        </w:t>
-      </w:r>
-      <w:r>
-        <w:rPr>
-          <w:rFonts w:cs="Arial"/>
-        </w:rPr>
-        <w:t xml:space="preserve">with </w:t>
-      </w:r>
-      <w:proofErr w:type="gramStart"/>
-      <w:r>
-        <w:rPr>
-          <w:rFonts w:cs="Arial"/>
-        </w:rPr>
-        <w:t>open(</w:t>
-      </w:r>
-      <w:proofErr w:type="spellStart"/>
-      <w:proofErr w:type="gramEnd"/>
-      <w:r>
-        <w:rPr>
-          <w:rFonts w:cs="Arial"/>
-        </w:rPr>
-        <w:t>file_path</w:t>
-      </w:r>
-      <w:proofErr w:type="spellEnd"/>
-      <w:r>
-        <w:rPr>
-          <w:rFonts w:cs="Arial"/>
-        </w:rPr>
-        <w:t>, "r") as f</w:t>
-      </w:r>
-      <w:r>
-        <w:rPr>
-          <w:rFonts w:cs="Arial"/>
-          <w:rtl/>
-        </w:rPr>
-        <w:t>:</w:t>
-      </w:r>
-    </w:p>
-    <w:p>
-      <w:pPr>
-        <w:rPr>
-          <w:rFonts w:cs="Arial"/>
-        </w:rPr>
-      </w:pPr>
-      <w:r>
-        <w:rPr>
-          <w:rFonts w:cs="Arial"/>
-          <w:rtl/>
-        </w:rPr>
-        <w:t xml:space="preserve">            </w:t>
-      </w:r>
-      <w:r>
-        <w:rPr>
-          <w:rFonts w:cs="Arial"/>
-        </w:rPr>
-        <w:t xml:space="preserve">lines = </w:t>
-      </w:r>
-      <w:proofErr w:type="spellStart"/>
-      <w:proofErr w:type="gramStart"/>
-      <w:r>
-        <w:rPr>
-          <w:rFonts w:cs="Arial"/>
-        </w:rPr>
-        <w:t>f.readlines</w:t>
-      </w:r>
-      <w:proofErr w:type="spellEnd"/>
-      <w:proofErr w:type="gramEnd"/>
-      <w:r>
-        <w:rPr>
-          <w:rFonts w:cs="Arial"/>
-          <w:rtl/>
-        </w:rPr>
-        <w:t>()</w:t>
-      </w:r>
-    </w:p>
-    <w:p>
-      <w:pPr>
-        <w:rPr>
-          <w:rFonts w:cs="Arial"/>
-        </w:rPr>
-      </w:pPr>
-      <w:r>
-        <w:rPr>
-          <w:rFonts w:cs="Arial"/>
-          <w:rtl/>
-        </w:rPr>
-        <w:t xml:space="preserve">        </w:t>
-      </w:r>
-      <w:proofErr w:type="spellStart"/>
-      <w:r>
-        <w:rPr>
-          <w:rFonts w:cs="Arial"/>
-        </w:rPr>
-        <w:t>qubit_data</w:t>
-      </w:r>
-      <w:proofErr w:type="spellEnd"/>
-      <w:r>
-        <w:rPr>
-          <w:rFonts w:cs="Arial"/>
-          <w:rtl/>
-        </w:rPr>
-        <w:t xml:space="preserve"> = []</w:t>
-      </w:r>
-    </w:p>
-    <w:p>
-      <w:pPr>
-        <w:rPr>
-          <w:rFonts w:cs="Arial"/>
-        </w:rPr>
-      </w:pPr>
-      <w:r>
-        <w:rPr>
-          <w:rFonts w:cs="Arial"/>
-          <w:rtl/>
-        </w:rPr>
-        <w:t xml:space="preserve">        </w:t>
-      </w:r>
-      <w:r>
-        <w:rPr>
-          <w:rFonts w:cs="Arial"/>
-        </w:rPr>
-        <w:t>for line in lines</w:t>
-      </w:r>
-      <w:r>
-        <w:rPr>
-          <w:rFonts w:cs="Arial"/>
-          <w:rtl/>
-        </w:rPr>
-        <w:t>:</w:t>
-      </w:r>
-    </w:p>
-    <w:p>
-      <w:pPr>
-        <w:rPr>
-          <w:rFonts w:cs="Arial"/>
-        </w:rPr>
-      </w:pPr>
-      <w:r>
-        <w:rPr>
-          <w:rFonts w:cs="Arial"/>
-          <w:rtl/>
-        </w:rPr>
-        <w:t xml:space="preserve">            </w:t>
-      </w:r>
-      <w:proofErr w:type="spellStart"/>
-      <w:r>
-        <w:rPr>
-          <w:rFonts w:cs="Arial"/>
-        </w:rPr>
-        <w:t>values_str</w:t>
-      </w:r>
-      <w:proofErr w:type="spellEnd"/>
-      <w:r>
-        <w:rPr>
-          <w:rFonts w:cs="Arial"/>
-        </w:rPr>
-        <w:t xml:space="preserve"> = </w:t>
-      </w:r>
-      <w:proofErr w:type="spellStart"/>
-      <w:proofErr w:type="gramStart"/>
-      <w:r>
-        <w:rPr>
-          <w:rFonts w:cs="Arial"/>
-        </w:rPr>
-        <w:t>line.strip</w:t>
-      </w:r>
-      <w:proofErr w:type="spellEnd"/>
-      <w:proofErr w:type="gramEnd"/>
-      <w:r>
-        <w:rPr>
-          <w:rFonts w:cs="Arial"/>
-        </w:rPr>
-        <w:t>(</w:t>
-      </w:r>
-      <w:proofErr w:type="gramStart"/>
-      <w:r>
-        <w:rPr>
-          <w:rFonts w:cs="Arial"/>
-        </w:rPr>
-        <w:t>).split</w:t>
-      </w:r>
-      <w:proofErr w:type="gramEnd"/>
-      <w:r>
-        <w:rPr>
-          <w:rFonts w:cs="Arial"/>
-          <w:rtl/>
-        </w:rPr>
-        <w:t>()</w:t>
-      </w:r>
-    </w:p>
-    <w:p>
-      <w:pPr>
-        <w:rPr>
-          <w:rFonts w:cs="Arial"/>
-        </w:rPr>
-      </w:pPr>
-      <w:r>
-        <w:rPr>
-          <w:rFonts w:cs="Arial"/>
-          <w:rtl/>
-        </w:rPr>
-        <w:t xml:space="preserve">            </w:t>
-      </w:r>
-      <w:proofErr w:type="spellStart"/>
-      <w:r>
-        <w:rPr>
-          <w:rFonts w:cs="Arial"/>
-        </w:rPr>
-        <w:t>complex_values</w:t>
-      </w:r>
-      <w:proofErr w:type="spellEnd"/>
-      <w:r>
-        <w:rPr>
-          <w:rFonts w:cs="Arial"/>
-        </w:rPr>
-        <w:t xml:space="preserve"> = [</w:t>
-      </w:r>
-      <w:proofErr w:type="spellStart"/>
-      <w:r>
-        <w:rPr>
-          <w:rFonts w:cs="Arial"/>
-        </w:rPr>
-        <w:t>parse_complex_string</w:t>
-      </w:r>
-      <w:proofErr w:type="spellEnd"/>
-      <w:r>
-        <w:rPr>
-          <w:rFonts w:cs="Arial"/>
-        </w:rPr>
-        <w:t xml:space="preserve">(v) for v in </w:t>
-      </w:r>
-      <w:proofErr w:type="spellStart"/>
-      <w:r>
-        <w:rPr>
-          <w:rFonts w:cs="Arial"/>
-        </w:rPr>
-        <w:t>values_str</w:t>
-      </w:r>
-      <w:proofErr w:type="spellEnd"/>
-      <w:r>
-        <w:rPr>
-          <w:rFonts w:cs="Arial"/>
-        </w:rPr>
-        <w:t>]</w:t>
-      </w:r>
-    </w:p>
-    <w:p>
-      <w:pPr>
-        <w:rPr>
-          <w:rFonts w:cs="Arial"/>
-        </w:rPr>
-      </w:pPr>
-      <w:r>
-        <w:rPr>
-          <w:rFonts w:cs="Arial"/>
-          <w:rtl/>
-        </w:rPr>
-        <w:t xml:space="preserve">            </w:t>
-      </w:r>
-      <w:proofErr w:type="spellStart"/>
-      <w:r>
-        <w:rPr>
-          <w:rFonts w:cs="Arial"/>
-        </w:rPr>
-        <w:t>qubit_</w:t>
-      </w:r>
-      <w:proofErr w:type="gramStart"/>
-      <w:r>
-        <w:rPr>
-          <w:rFonts w:cs="Arial"/>
-        </w:rPr>
-        <w:t>data.append</w:t>
-      </w:r>
-      <w:proofErr w:type="spellEnd"/>
-      <w:proofErr w:type="gramEnd"/>
-      <w:r>
-        <w:rPr>
-          <w:rFonts w:cs="Arial"/>
-        </w:rPr>
-        <w:t>(</w:t>
-      </w:r>
-      <w:proofErr w:type="spellStart"/>
-      <w:r>
-        <w:rPr>
-          <w:rFonts w:cs="Arial"/>
-        </w:rPr>
-        <w:t>complex_values</w:t>
-      </w:r>
-      <w:proofErr w:type="spellEnd"/>
+      <w:r>
+        <w:rPr>
+          <w:rFonts w:cs="Arial"/>
+        </w:rPr>
+        <w:t>dtype</w:t>
+      </w:r>
+      <w:proofErr w:type="spellEnd"/>
+      <w:r>
+        <w:rPr>
+          <w:rFonts w:cs="Arial"/>
+        </w:rPr>
+        <w:t>=</w:t>
+      </w:r>
+      <w:proofErr w:type="spellStart"/>
+      <w:r>
+        <w:rPr>
+          <w:rFonts w:cs="Arial"/>
+        </w:rPr>
+        <w:t>np.float</w:t>
+      </w:r>
+      <w:proofErr w:type="spellEnd"/>
+      <w:r>
+        <w:rPr>
+          <w:rFonts w:cs="Arial"/>
+          <w:rtl/>
+        </w:rPr>
+        <w:t>32</w:t>
+      </w:r>
       <w:r>
         <w:rPr>
           <w:rFonts w:cs="Arial"/>
@@ -3807,320 +4031,12 @@
           <w:rFonts w:cs="Arial"/>
         </w:rPr>
       </w:pPr>
-    </w:p>
-    <w:p>
-      <w:pPr>
-        <w:rPr>
-          <w:rFonts w:cs="Arial"/>
-        </w:rPr>
-      </w:pPr>
-      <w:r>
-        <w:rPr>
-          <w:rFonts w:cs="Arial"/>
-          <w:rtl/>
-        </w:rPr>
-        <w:t xml:space="preserve">        </w:t>
-      </w:r>
-      <w:proofErr w:type="spellStart"/>
-      <w:r>
-        <w:rPr>
-          <w:rFonts w:cs="Arial"/>
-        </w:rPr>
-        <w:t>qubit_data</w:t>
-      </w:r>
-      <w:proofErr w:type="spellEnd"/>
-      <w:r>
-        <w:rPr>
-          <w:rFonts w:cs="Arial"/>
-        </w:rPr>
-        <w:t xml:space="preserve"> = </w:t>
-      </w:r>
-      <w:proofErr w:type="spellStart"/>
-      <w:proofErr w:type="gramStart"/>
-      <w:r>
-        <w:rPr>
-          <w:rFonts w:cs="Arial"/>
-        </w:rPr>
-        <w:t>np.array</w:t>
-      </w:r>
-      <w:proofErr w:type="spellEnd"/>
-      <w:proofErr w:type="gramEnd"/>
-      <w:r>
-        <w:rPr>
-          <w:rFonts w:cs="Arial"/>
-        </w:rPr>
-        <w:t>(</w:t>
-      </w:r>
-      <w:proofErr w:type="spellStart"/>
-      <w:r>
-        <w:rPr>
-          <w:rFonts w:cs="Arial"/>
-        </w:rPr>
-        <w:t>qubit_data</w:t>
-      </w:r>
-      <w:proofErr w:type="spellEnd"/>
-      <w:proofErr w:type="gramStart"/>
-      <w:r>
-        <w:rPr>
-          <w:rFonts w:cs="Arial"/>
-        </w:rPr>
-        <w:t>).T</w:t>
-      </w:r>
-      <w:proofErr w:type="gramEnd"/>
-      <w:r>
-        <w:rPr>
-          <w:rFonts w:cs="Arial"/>
-        </w:rPr>
-        <w:t xml:space="preserve">  # shape</w:t>
-      </w:r>
-      <w:r>
-        <w:rPr>
-          <w:rFonts w:cs="Arial"/>
-          <w:rtl/>
-        </w:rPr>
-        <w:t xml:space="preserve"> = (1000, 4)</w:t>
-      </w:r>
-    </w:p>
-    <w:p>
-      <w:pPr>
-        <w:rPr>
-          <w:rFonts w:cs="Arial"/>
-        </w:rPr>
-      </w:pPr>
-      <w:r>
-        <w:rPr>
-          <w:rFonts w:cs="Arial"/>
-          <w:rtl/>
-        </w:rPr>
-        <w:t xml:space="preserve">        </w:t>
-      </w:r>
-      <w:r>
-        <w:rPr>
-          <w:rFonts w:cs="Arial"/>
-        </w:rPr>
-        <w:t xml:space="preserve">for sample in </w:t>
-      </w:r>
-      <w:proofErr w:type="spellStart"/>
-      <w:r>
-        <w:rPr>
-          <w:rFonts w:cs="Arial"/>
-        </w:rPr>
-        <w:t>qubit_data</w:t>
-      </w:r>
-      <w:proofErr w:type="spellEnd"/>
-      <w:r>
-        <w:rPr>
-          <w:rFonts w:cs="Arial"/>
-          <w:rtl/>
-        </w:rPr>
-        <w:t>:</w:t>
-      </w:r>
-    </w:p>
-    <w:p>
-      <w:pPr>
-        <w:rPr>
-          <w:rFonts w:cs="Arial"/>
-        </w:rPr>
-      </w:pPr>
-      <w:r>
-        <w:rPr>
-          <w:rFonts w:cs="Arial"/>
-          <w:rtl/>
-        </w:rPr>
-        <w:t xml:space="preserve">            </w:t>
-      </w:r>
-      <w:r>
-        <w:rPr>
-          <w:rFonts w:cs="Arial"/>
-        </w:rPr>
-        <w:t xml:space="preserve">feats = </w:t>
-      </w:r>
-      <w:proofErr w:type="spellStart"/>
-      <w:r>
-        <w:rPr>
-          <w:rFonts w:cs="Arial"/>
-        </w:rPr>
-        <w:t>extract_features</w:t>
-      </w:r>
-      <w:proofErr w:type="spellEnd"/>
-      <w:r>
-        <w:rPr>
-          <w:rFonts w:cs="Arial"/>
-        </w:rPr>
-        <w:t>(sample)</w:t>
-      </w:r>
-    </w:p>
-    <w:p>
-      <w:pPr>
-        <w:rPr>
-          <w:rFonts w:cs="Arial"/>
-        </w:rPr>
-      </w:pPr>
-      <w:r>
-        <w:rPr>
-          <w:rFonts w:cs="Arial"/>
-          <w:rtl/>
-        </w:rPr>
-        <w:t xml:space="preserve">            </w:t>
-      </w:r>
-      <w:proofErr w:type="spellStart"/>
-      <w:r>
-        <w:rPr>
-          <w:rFonts w:cs="Arial"/>
-        </w:rPr>
-        <w:t>X_</w:t>
-      </w:r>
-      <w:proofErr w:type="gramStart"/>
-      <w:r>
-        <w:rPr>
-          <w:rFonts w:cs="Arial"/>
-        </w:rPr>
-        <w:t>list.append</w:t>
-      </w:r>
-      <w:proofErr w:type="spellEnd"/>
-      <w:proofErr w:type="gramEnd"/>
-      <w:r>
-        <w:rPr>
-          <w:rFonts w:cs="Arial"/>
-        </w:rPr>
-        <w:t>(feats)</w:t>
-      </w:r>
-    </w:p>
-    <w:p>
-      <w:pPr>
-        <w:rPr>
-          <w:rFonts w:cs="Arial"/>
-        </w:rPr>
-      </w:pPr>
-      <w:r>
-        <w:rPr>
-          <w:rFonts w:cs="Arial"/>
-          <w:rtl/>
-        </w:rPr>
-        <w:t xml:space="preserve">            </w:t>
-      </w:r>
-      <w:proofErr w:type="spellStart"/>
-      <w:r>
-        <w:rPr>
-          <w:rFonts w:cs="Arial"/>
-        </w:rPr>
-        <w:t>y_</w:t>
-      </w:r>
-      <w:proofErr w:type="gramStart"/>
-      <w:r>
-        <w:rPr>
-          <w:rFonts w:cs="Arial"/>
-        </w:rPr>
-        <w:t>list.append</w:t>
-      </w:r>
-      <w:proofErr w:type="spellEnd"/>
-      <w:proofErr w:type="gramEnd"/>
-      <w:r>
-        <w:rPr>
-          <w:rFonts w:cs="Arial"/>
-        </w:rPr>
-        <w:t>(label)</w:t>
-      </w:r>
-    </w:p>
-    <w:p>
-      <w:pPr>
-        <w:rPr>
-          <w:rFonts w:cs="Arial"/>
-        </w:rPr>
-      </w:pPr>
       <w:r>
         <w:rPr>
           <w:rFonts w:cs="Arial"/>
           <w:rtl/>
         </w:rPr>
         <w:lastRenderedPageBreak/>
-        <w:t xml:space="preserve">    </w:t>
-      </w:r>
-      <w:r>
-        <w:rPr>
-          <w:rFonts w:cs="Arial"/>
-        </w:rPr>
-        <w:t xml:space="preserve">X = </w:t>
-      </w:r>
-      <w:proofErr w:type="spellStart"/>
-      <w:proofErr w:type="gramStart"/>
-      <w:r>
-        <w:rPr>
-          <w:rFonts w:cs="Arial"/>
-        </w:rPr>
-        <w:t>np.array</w:t>
-      </w:r>
-      <w:proofErr w:type="spellEnd"/>
-      <w:proofErr w:type="gramEnd"/>
-      <w:r>
-        <w:rPr>
-          <w:rFonts w:cs="Arial"/>
-        </w:rPr>
-        <w:t>(</w:t>
-      </w:r>
-      <w:proofErr w:type="spellStart"/>
-      <w:r>
-        <w:rPr>
-          <w:rFonts w:cs="Arial"/>
-        </w:rPr>
-        <w:t>X_list</w:t>
-      </w:r>
-      <w:proofErr w:type="spellEnd"/>
-      <w:r>
-        <w:rPr>
-          <w:rFonts w:cs="Arial"/>
-        </w:rPr>
-        <w:t xml:space="preserve">, </w:t>
-      </w:r>
-      <w:proofErr w:type="spellStart"/>
-      <w:r>
-        <w:rPr>
-          <w:rFonts w:cs="Arial"/>
-        </w:rPr>
-        <w:t>dtype</w:t>
-      </w:r>
-      <w:proofErr w:type="spellEnd"/>
-      <w:r>
-        <w:rPr>
-          <w:rFonts w:cs="Arial"/>
-        </w:rPr>
-        <w:t>=</w:t>
-      </w:r>
-      <w:proofErr w:type="spellStart"/>
-      <w:proofErr w:type="gramStart"/>
-      <w:r>
-        <w:rPr>
-          <w:rFonts w:cs="Arial"/>
-        </w:rPr>
-        <w:t>np.float</w:t>
-      </w:r>
-      <w:proofErr w:type="spellEnd"/>
-      <w:proofErr w:type="gramEnd"/>
-      <w:r>
-        <w:rPr>
-          <w:rFonts w:cs="Arial"/>
-          <w:rtl/>
-        </w:rPr>
-        <w:t>32</w:t>
-      </w:r>
-      <w:r>
-        <w:rPr>
-          <w:rFonts w:cs="Arial"/>
-        </w:rPr>
-        <w:t>)</w:t>
-      </w:r>
-    </w:p>
-    <w:p>
-      <w:pPr>
-        <w:rPr>
-          <w:rFonts w:cs="Arial"/>
-        </w:rPr>
-      </w:pPr>
-      <w:r>
-        <w:rPr>
-          <w:rFonts w:cs="Arial"/>
-          <w:rtl/>
-        </w:rPr>
         <w:t xml:space="preserve">    </w:t>
       </w:r>
       <w:r>
@@ -4686,18 +4602,13 @@
       <w:proofErr w:type="spellEnd"/>
       <w:proofErr w:type="gramEnd"/>
       <w:r>
-        <w:t>("dataset_y_v2.txt"</w:t>
-      </w:r>
-      <w:proofErr w:type="gramStart"/>
-      <w:r>
-        <w:t>).</w:t>
+        <w:t>("dataset_y_v2.txt").</w:t>
       </w:r>
       <w:proofErr w:type="spellStart"/>
       <w:r>
         <w:t>astype</w:t>
       </w:r>
       <w:proofErr w:type="spellEnd"/>
-      <w:proofErr w:type="gramEnd"/>
       <w:r>
         <w:t>(int)</w:t>
       </w:r>
@@ -4712,46 +4623,150 @@
         <w:t xml:space="preserve">"Loaded X:", </w:t>
       </w:r>
       <w:proofErr w:type="spellStart"/>
-      <w:proofErr w:type="gramStart"/>
       <w:r>
         <w:t>X.shape</w:t>
       </w:r>
       <w:proofErr w:type="spellEnd"/>
-      <w:proofErr w:type="gramEnd"/>
       <w:r>
         <w:t xml:space="preserve">, " y:", </w:t>
       </w:r>
       <w:proofErr w:type="spellStart"/>
       <w:r>
-        <w:t>y_</w:t>
-      </w:r>
-      <w:proofErr w:type="gramStart"/>
-      <w:r>
-        <w:t>int.shape</w:t>
-      </w:r>
-      <w:proofErr w:type="spellEnd"/>
-      <w:proofErr w:type="gramEnd"/>
+        <w:t>y_int.shape</w:t>
+      </w:r>
+      <w:proofErr w:type="spellEnd"/>
       <w:r>
         <w:t>)</w:t>
       </w:r>
     </w:p>
     <w:p>
       <w:r>
+        <w:t># -----------------------------------------------------------</w:t>
+      </w:r>
+    </w:p>
+    <w:p>
+      <w:r>
         <w:lastRenderedPageBreak/>
+        <w:t xml:space="preserve"># 2) Convert integer labels </w:t>
+      </w:r>
+      <w:proofErr w:type="gramStart"/>
+      <w:r>
+        <w:t>0..</w:t>
+      </w:r>
+      <w:proofErr w:type="gramEnd"/>
+      <w:r>
+        <w:t>15 → 4-bit vectors</w:t>
+      </w:r>
+    </w:p>
+    <w:p>
+      <w:r>
         <w:t># -----------------------------------------------------------</w:t>
       </w:r>
     </w:p>
     <w:p>
       <w:r>
-        <w:t xml:space="preserve"># 2) Convert integer labels </w:t>
-      </w:r>
-      <w:proofErr w:type="gramStart"/>
-      <w:r>
-        <w:t>0..</w:t>
-      </w:r>
-      <w:proofErr w:type="gramEnd"/>
-      <w:r>
-        <w:t>15 → 4-bit vectors</w:t>
+        <w:t xml:space="preserve">def </w:t>
+      </w:r>
+      <w:proofErr w:type="spellStart"/>
+      <w:r>
+        <w:t>int_to_bits</w:t>
+      </w:r>
+      <w:proofErr w:type="spellEnd"/>
+      <w:r>
+        <w:t>(n):</w:t>
+      </w:r>
+    </w:p>
+    <w:p>
+      <w:r>
+        <w:t xml:space="preserve">    return </w:t>
+      </w:r>
+      <w:proofErr w:type="spellStart"/>
+      <w:proofErr w:type="gramStart"/>
+      <w:r>
+        <w:t>np.array</w:t>
+      </w:r>
+      <w:proofErr w:type="spellEnd"/>
+      <w:proofErr w:type="gramEnd"/>
+      <w:r>
+        <w:t xml:space="preserve">([int(b) for b in format(n, "04b")], </w:t>
+      </w:r>
+      <w:proofErr w:type="spellStart"/>
+      <w:r>
+        <w:t>dtype</w:t>
+      </w:r>
+      <w:proofErr w:type="spellEnd"/>
+      <w:r>
+        <w:t>=np.float32)</w:t>
+      </w:r>
+    </w:p>
+    <w:p>
+      <w:proofErr w:type="spellStart"/>
+      <w:r>
+        <w:t>y_bits</w:t>
+      </w:r>
+      <w:proofErr w:type="spellEnd"/>
+      <w:r>
+        <w:t xml:space="preserve"> = </w:t>
+      </w:r>
+      <w:proofErr w:type="spellStart"/>
+      <w:proofErr w:type="gramStart"/>
+      <w:r>
+        <w:t>np.array</w:t>
+      </w:r>
+      <w:proofErr w:type="spellEnd"/>
+      <w:proofErr w:type="gramEnd"/>
+      <w:r>
+        <w:t>([</w:t>
+      </w:r>
+      <w:proofErr w:type="spellStart"/>
+      <w:r>
+        <w:t>int_to_bits</w:t>
+      </w:r>
+      <w:proofErr w:type="spellEnd"/>
+      <w:r>
+        <w:t xml:space="preserve">(v) for v in </w:t>
+      </w:r>
+      <w:proofErr w:type="spellStart"/>
+      <w:r>
+        <w:t>y_int</w:t>
+      </w:r>
+      <w:proofErr w:type="spellEnd"/>
+      <w:r>
+        <w:t xml:space="preserve">], </w:t>
+      </w:r>
+      <w:proofErr w:type="spellStart"/>
+      <w:r>
+        <w:t>dtype</w:t>
+      </w:r>
+      <w:proofErr w:type="spellEnd"/>
+      <w:r>
+        <w:t>=np.float32)</w:t>
+      </w:r>
+    </w:p>
+    <w:p>
+      <w:proofErr w:type="gramStart"/>
+      <w:r>
+        <w:t>print(</w:t>
+      </w:r>
+      <w:proofErr w:type="gramEnd"/>
+      <w:r>
+        <w:t xml:space="preserve">"Converted </w:t>
+      </w:r>
+      <w:proofErr w:type="spellStart"/>
+      <w:r>
+        <w:t>y_bits</w:t>
+      </w:r>
+      <w:proofErr w:type="spellEnd"/>
+      <w:r>
+        <w:t xml:space="preserve"> shape:", </w:t>
+      </w:r>
+      <w:proofErr w:type="spellStart"/>
+      <w:r>
+        <w:t>y_bits.shape</w:t>
+      </w:r>
+      <w:proofErr w:type="spellEnd"/>
+      <w:r>
+        <w:t>)</w:t>
       </w:r>
     </w:p>
     <w:p>
@@ -4761,15 +4776,1421 @@
     </w:p>
     <w:p>
       <w:r>
+        <w:t># 3) Utility: reshape X → (4,2) matrix per sample</w:t>
+      </w:r>
+    </w:p>
+    <w:p>
+      <w:r>
+        <w:t># -----------------------------------------------------------</w:t>
+      </w:r>
+    </w:p>
+    <w:p>
+      <w:r>
+        <w:t>def reshape_input_4x2(x):</w:t>
+      </w:r>
+    </w:p>
+    <w:p>
+      <w:r>
+        <w:t xml:space="preserve">    return </w:t>
+      </w:r>
+      <w:proofErr w:type="spellStart"/>
+      <w:proofErr w:type="gramStart"/>
+      <w:r>
+        <w:t>x.reshape</w:t>
+      </w:r>
+      <w:proofErr w:type="spellEnd"/>
+      <w:proofErr w:type="gramEnd"/>
+      <w:r>
+        <w:t>(4, 2)</w:t>
+      </w:r>
+    </w:p>
+    <w:p>
+      <w:r>
+        <w:t># -----------------------------------------------------------</w:t>
+      </w:r>
+    </w:p>
+    <w:p>
+      <w:r>
+        <w:t xml:space="preserve"># </w:t>
+      </w:r>
+      <w:proofErr w:type="spellStart"/>
+      <w:r>
+        <w:t>PyTorch</w:t>
+      </w:r>
+      <w:proofErr w:type="spellEnd"/>
+      <w:r>
+        <w:t xml:space="preserve"> Dataset</w:t>
+      </w:r>
+    </w:p>
+    <w:p>
+      <w:r>
+        <w:t># -----------------------------------------------------------</w:t>
+      </w:r>
+    </w:p>
+    <w:p>
+      <w:r>
+        <w:t xml:space="preserve">class </w:t>
+      </w:r>
+      <w:proofErr w:type="spellStart"/>
+      <w:r>
+        <w:t>QubitCNN_</w:t>
+      </w:r>
+      <w:proofErr w:type="gramStart"/>
+      <w:r>
+        <w:t>Dataset</w:t>
+      </w:r>
+      <w:proofErr w:type="spellEnd"/>
+      <w:r>
+        <w:t>(</w:t>
+      </w:r>
+      <w:proofErr w:type="gramEnd"/>
+      <w:r>
+        <w:t>Dataset):</w:t>
+      </w:r>
+    </w:p>
+    <w:p>
+      <w:r>
+        <w:t>    def __</w:t>
+      </w:r>
+      <w:proofErr w:type="spellStart"/>
+      <w:r>
+        <w:t>init</w:t>
+      </w:r>
+      <w:proofErr w:type="spellEnd"/>
+      <w:r>
+        <w:t>_</w:t>
+      </w:r>
+      <w:proofErr w:type="gramStart"/>
+      <w:r>
+        <w:t>_(</w:t>
+      </w:r>
+      <w:proofErr w:type="gramEnd"/>
+      <w:r>
+        <w:t>self, X, y):</w:t>
+      </w:r>
+    </w:p>
+    <w:p>
+      <w:r>
+        <w:t>        """</w:t>
+      </w:r>
+    </w:p>
+    <w:p>
+      <w:r>
+        <w:t>        X shape: (N, 8)</w:t>
+      </w:r>
+    </w:p>
+    <w:p>
+      <w:r>
+        <w:t>        reshape to (4,2) and add channel dimension → (1,4,2)</w:t>
+      </w:r>
+    </w:p>
+    <w:p>
+      <w:r>
+        <w:t>        """</w:t>
+      </w:r>
+    </w:p>
+    <w:p>
+      <w:r>
+        <w:t xml:space="preserve">        </w:t>
+      </w:r>
+      <w:proofErr w:type="spellStart"/>
+      <w:r>
+        <w:t>X_reshaped</w:t>
+      </w:r>
+      <w:proofErr w:type="spellEnd"/>
+      <w:r>
+        <w:t xml:space="preserve"> = </w:t>
+      </w:r>
+      <w:proofErr w:type="spellStart"/>
+      <w:proofErr w:type="gramStart"/>
+      <w:r>
+        <w:t>np.array</w:t>
+      </w:r>
+      <w:proofErr w:type="spellEnd"/>
+      <w:proofErr w:type="gramEnd"/>
+      <w:r>
+        <w:t xml:space="preserve">([reshape_input_4x2(x) for x in X], </w:t>
+      </w:r>
+      <w:proofErr w:type="spellStart"/>
+      <w:r>
+        <w:t>dtype</w:t>
+      </w:r>
+      <w:proofErr w:type="spellEnd"/>
+      <w:r>
+        <w:t>=np.float32)</w:t>
+      </w:r>
+    </w:p>
+    <w:p>
+      <w:r>
+        <w:t xml:space="preserve">        </w:t>
+      </w:r>
+      <w:proofErr w:type="spellStart"/>
+      <w:r>
+        <w:t>X_reshaped</w:t>
+      </w:r>
+      <w:proofErr w:type="spellEnd"/>
+      <w:r>
+        <w:t xml:space="preserve"> = </w:t>
+      </w:r>
+      <w:proofErr w:type="spellStart"/>
+      <w:proofErr w:type="gramStart"/>
+      <w:r>
+        <w:t>np.expand</w:t>
+      </w:r>
+      <w:proofErr w:type="gramEnd"/>
+      <w:r>
+        <w:t>_dims</w:t>
+      </w:r>
+      <w:proofErr w:type="spellEnd"/>
+      <w:r>
+        <w:t>(</w:t>
+      </w:r>
+      <w:proofErr w:type="spellStart"/>
+      <w:r>
+        <w:t>X_reshaped</w:t>
+      </w:r>
+      <w:proofErr w:type="spellEnd"/>
+      <w:r>
+        <w:t>, axis=1)  # → (N, 1, 4, 2)</w:t>
+      </w:r>
+    </w:p>
+    <w:p>
+      <w:r>
+        <w:t xml:space="preserve">        </w:t>
+      </w:r>
+      <w:proofErr w:type="spellStart"/>
+      <w:r>
+        <w:t>self.X</w:t>
+      </w:r>
+      <w:proofErr w:type="spellEnd"/>
+      <w:r>
+        <w:t xml:space="preserve"> = </w:t>
+      </w:r>
+      <w:proofErr w:type="spellStart"/>
+      <w:proofErr w:type="gramStart"/>
+      <w:r>
+        <w:t>torch.tensor</w:t>
+      </w:r>
+      <w:proofErr w:type="spellEnd"/>
+      <w:proofErr w:type="gramEnd"/>
+      <w:r>
+        <w:t>(</w:t>
+      </w:r>
+      <w:proofErr w:type="spellStart"/>
+      <w:r>
+        <w:t>X_reshaped</w:t>
+      </w:r>
+      <w:proofErr w:type="spellEnd"/>
+      <w:r>
+        <w:t xml:space="preserve">, </w:t>
+      </w:r>
+      <w:proofErr w:type="spellStart"/>
+      <w:r>
+        <w:t>dtype</w:t>
+      </w:r>
+      <w:proofErr w:type="spellEnd"/>
+      <w:r>
+        <w:t>=torch.float32)</w:t>
+      </w:r>
+    </w:p>
+    <w:p>
+      <w:r>
+        <w:t xml:space="preserve">        </w:t>
+      </w:r>
+      <w:proofErr w:type="spellStart"/>
+      <w:proofErr w:type="gramStart"/>
+      <w:r>
+        <w:t>self.y</w:t>
+      </w:r>
+      <w:proofErr w:type="spellEnd"/>
+      <w:proofErr w:type="gramEnd"/>
+      <w:r>
+        <w:t xml:space="preserve"> = </w:t>
+      </w:r>
+      <w:proofErr w:type="spellStart"/>
+      <w:r>
+        <w:t>torch.tensor</w:t>
+      </w:r>
+      <w:proofErr w:type="spellEnd"/>
+      <w:r>
+        <w:t xml:space="preserve">(y, </w:t>
+      </w:r>
+      <w:proofErr w:type="spellStart"/>
+      <w:r>
+        <w:t>dtype</w:t>
+      </w:r>
+      <w:proofErr w:type="spellEnd"/>
+      <w:r>
+        <w:t>=torch.float32)   # shape (N, 4)</w:t>
+      </w:r>
+    </w:p>
+    <w:p>
+      <w:r>
+        <w:t>    def __</w:t>
+      </w:r>
+      <w:proofErr w:type="spellStart"/>
+      <w:r>
+        <w:t>len</w:t>
+      </w:r>
+      <w:proofErr w:type="spellEnd"/>
+      <w:r>
+        <w:t>__(self):</w:t>
+      </w:r>
+    </w:p>
+    <w:p>
+      <w:r>
+        <w:t xml:space="preserve">        return </w:t>
+      </w:r>
+      <w:proofErr w:type="spellStart"/>
+      <w:r>
+        <w:t>len</w:t>
+      </w:r>
+      <w:proofErr w:type="spellEnd"/>
+      <w:r>
+        <w:t>(</w:t>
+      </w:r>
+      <w:proofErr w:type="spellStart"/>
+      <w:r>
+        <w:t>self.X</w:t>
+      </w:r>
+      <w:proofErr w:type="spellEnd"/>
+      <w:r>
+        <w:t>)</w:t>
+      </w:r>
+    </w:p>
+    <w:p/>
+    <w:p>
+      <w:r>
+        <w:t>    def __</w:t>
+      </w:r>
+      <w:proofErr w:type="spellStart"/>
+      <w:r>
+        <w:t>getitem</w:t>
+      </w:r>
+      <w:proofErr w:type="spellEnd"/>
+      <w:r>
+        <w:t>_</w:t>
+      </w:r>
+      <w:proofErr w:type="gramStart"/>
+      <w:r>
+        <w:t>_(</w:t>
+      </w:r>
+      <w:proofErr w:type="gramEnd"/>
+      <w:r>
+        <w:t xml:space="preserve">self, </w:t>
+      </w:r>
+      <w:proofErr w:type="spellStart"/>
+      <w:r>
+        <w:t>idx</w:t>
+      </w:r>
+      <w:proofErr w:type="spellEnd"/>
+      <w:r>
+        <w:t>):</w:t>
+      </w:r>
+    </w:p>
+    <w:p>
+      <w:r>
+        <w:t xml:space="preserve">        return </w:t>
+      </w:r>
+      <w:proofErr w:type="spellStart"/>
+      <w:r>
+        <w:t>self.X</w:t>
+      </w:r>
+      <w:proofErr w:type="spellEnd"/>
+      <w:r>
+        <w:t>[</w:t>
+      </w:r>
+      <w:proofErr w:type="spellStart"/>
+      <w:r>
+        <w:t>idx</w:t>
+      </w:r>
+      <w:proofErr w:type="spellEnd"/>
+      <w:r>
+        <w:t xml:space="preserve">], </w:t>
+      </w:r>
+      <w:proofErr w:type="spellStart"/>
+      <w:proofErr w:type="gramStart"/>
+      <w:r>
+        <w:t>self.y</w:t>
+      </w:r>
+      <w:proofErr w:type="spellEnd"/>
+      <w:proofErr w:type="gramEnd"/>
+      <w:r>
+        <w:t>[</w:t>
+      </w:r>
+      <w:proofErr w:type="spellStart"/>
+      <w:r>
+        <w:t>idx</w:t>
+      </w:r>
+      <w:proofErr w:type="spellEnd"/>
+      <w:r>
+        <w:t>]</w:t>
+      </w:r>
+    </w:p>
+    <w:p>
+      <w:r>
+        <w:t># -----------------------------------------------------------</w:t>
+      </w:r>
+    </w:p>
+    <w:p>
+      <w:r>
+        <w:t># 4) Stratified Split</w:t>
+      </w:r>
+    </w:p>
+    <w:p>
+      <w:r>
+        <w:t># -----------------------------------------------------------</w:t>
+      </w:r>
+    </w:p>
+    <w:p>
+      <w:proofErr w:type="spellStart"/>
+      <w:r>
+        <w:t>X_train</w:t>
+      </w:r>
+      <w:proofErr w:type="spellEnd"/>
+      <w:r>
+        <w:t xml:space="preserve">, </w:t>
+      </w:r>
+      <w:proofErr w:type="spellStart"/>
+      <w:r>
+        <w:t>X_temp</w:t>
+      </w:r>
+      <w:proofErr w:type="spellEnd"/>
+      <w:r>
+        <w:t xml:space="preserve">, </w:t>
+      </w:r>
+      <w:proofErr w:type="spellStart"/>
+      <w:r>
+        <w:t>y_train</w:t>
+      </w:r>
+      <w:proofErr w:type="spellEnd"/>
+      <w:r>
+        <w:t xml:space="preserve">, </w:t>
+      </w:r>
+      <w:proofErr w:type="spellStart"/>
+      <w:r>
+        <w:t>y_temp</w:t>
+      </w:r>
+      <w:proofErr w:type="spellEnd"/>
+      <w:r>
+        <w:t xml:space="preserve"> = </w:t>
+      </w:r>
+      <w:proofErr w:type="spellStart"/>
+      <w:r>
+        <w:t>train_test_</w:t>
+      </w:r>
+      <w:proofErr w:type="gramStart"/>
+      <w:r>
+        <w:t>split</w:t>
+      </w:r>
+      <w:proofErr w:type="spellEnd"/>
+      <w:r>
+        <w:t>(</w:t>
+      </w:r>
+      <w:proofErr w:type="gramEnd"/>
+    </w:p>
+    <w:p>
+      <w:r>
+        <w:t xml:space="preserve">    X, </w:t>
+      </w:r>
+      <w:proofErr w:type="spellStart"/>
+      <w:r>
+        <w:t>y_bits</w:t>
+      </w:r>
+      <w:proofErr w:type="spellEnd"/>
+      <w:r>
+        <w:t xml:space="preserve">, </w:t>
+      </w:r>
+      <w:proofErr w:type="spellStart"/>
+      <w:r>
+        <w:t>test_size</w:t>
+      </w:r>
+      <w:proofErr w:type="spellEnd"/>
+      <w:r>
+        <w:t>=0.30, stratify=</w:t>
+      </w:r>
+      <w:proofErr w:type="spellStart"/>
+      <w:r>
+        <w:t>y_int</w:t>
+      </w:r>
+      <w:proofErr w:type="spellEnd"/>
+      <w:r>
+        <w:t xml:space="preserve">, </w:t>
+      </w:r>
+      <w:proofErr w:type="spellStart"/>
+      <w:r>
+        <w:t>random_state</w:t>
+      </w:r>
+      <w:proofErr w:type="spellEnd"/>
+      <w:r>
+        <w:t>=42</w:t>
+      </w:r>
+    </w:p>
+    <w:p>
+      <w:r>
+        <w:t>)</w:t>
+      </w:r>
+    </w:p>
+    <w:p>
+      <w:proofErr w:type="spellStart"/>
+      <w:r>
+        <w:t>X_val</w:t>
+      </w:r>
+      <w:proofErr w:type="spellEnd"/>
+      <w:r>
+        <w:t xml:space="preserve">, </w:t>
+      </w:r>
+      <w:proofErr w:type="spellStart"/>
+      <w:r>
+        <w:t>X_test</w:t>
+      </w:r>
+      <w:proofErr w:type="spellEnd"/>
+      <w:r>
+        <w:t xml:space="preserve">, </w:t>
+      </w:r>
+      <w:proofErr w:type="spellStart"/>
+      <w:r>
+        <w:t>y_val</w:t>
+      </w:r>
+      <w:proofErr w:type="spellEnd"/>
+      <w:r>
+        <w:t xml:space="preserve">, </w:t>
+      </w:r>
+      <w:proofErr w:type="spellStart"/>
+      <w:r>
+        <w:t>y_test</w:t>
+      </w:r>
+      <w:proofErr w:type="spellEnd"/>
+      <w:r>
+        <w:t xml:space="preserve"> = </w:t>
+      </w:r>
+      <w:proofErr w:type="spellStart"/>
+      <w:r>
+        <w:t>train_test_</w:t>
+      </w:r>
+      <w:proofErr w:type="gramStart"/>
+      <w:r>
+        <w:t>split</w:t>
+      </w:r>
+      <w:proofErr w:type="spellEnd"/>
+      <w:r>
+        <w:t>(</w:t>
+      </w:r>
+      <w:proofErr w:type="gramEnd"/>
+    </w:p>
+    <w:p>
+      <w:r>
+        <w:t xml:space="preserve">    </w:t>
+      </w:r>
+      <w:proofErr w:type="spellStart"/>
+      <w:r>
+        <w:t>X_temp</w:t>
+      </w:r>
+      <w:proofErr w:type="spellEnd"/>
+      <w:r>
+        <w:t xml:space="preserve">, </w:t>
+      </w:r>
+      <w:proofErr w:type="spellStart"/>
+      <w:r>
+        <w:t>y_temp</w:t>
+      </w:r>
+      <w:proofErr w:type="spellEnd"/>
+      <w:r>
+        <w:t xml:space="preserve">, </w:t>
+      </w:r>
+      <w:proofErr w:type="spellStart"/>
+      <w:r>
+        <w:t>test_size</w:t>
+      </w:r>
+      <w:proofErr w:type="spellEnd"/>
+      <w:r>
+        <w:t>=0.50, stratify=</w:t>
+      </w:r>
+      <w:proofErr w:type="spellStart"/>
+      <w:r>
+        <w:t>y_temp</w:t>
+      </w:r>
+      <w:proofErr w:type="spellEnd"/>
+      <w:r>
+        <w:t xml:space="preserve">, </w:t>
+      </w:r>
+      <w:proofErr w:type="spellStart"/>
+      <w:r>
+        <w:t>random_state</w:t>
+      </w:r>
+      <w:proofErr w:type="spellEnd"/>
+      <w:r>
+        <w:t>=42</w:t>
+      </w:r>
+    </w:p>
+    <w:p>
+      <w:r>
+        <w:t>)</w:t>
+      </w:r>
+    </w:p>
+    <w:p>
+      <w:proofErr w:type="spellStart"/>
+      <w:r>
+        <w:t>train_ds</w:t>
+      </w:r>
+      <w:proofErr w:type="spellEnd"/>
+      <w:r>
+        <w:t xml:space="preserve"> = </w:t>
+      </w:r>
+      <w:proofErr w:type="spellStart"/>
+      <w:r>
+        <w:t>QubitCNN_</w:t>
+      </w:r>
+      <w:proofErr w:type="gramStart"/>
+      <w:r>
+        <w:t>Dataset</w:t>
+      </w:r>
+      <w:proofErr w:type="spellEnd"/>
+      <w:r>
+        <w:t>(</w:t>
+      </w:r>
+      <w:proofErr w:type="spellStart"/>
+      <w:proofErr w:type="gramEnd"/>
+      <w:r>
+        <w:t>X_train</w:t>
+      </w:r>
+      <w:proofErr w:type="spellEnd"/>
+      <w:r>
+        <w:t xml:space="preserve">, </w:t>
+      </w:r>
+      <w:proofErr w:type="spellStart"/>
+      <w:r>
+        <w:t>y_train</w:t>
+      </w:r>
+      <w:proofErr w:type="spellEnd"/>
+      <w:r>
+        <w:t>)</w:t>
+      </w:r>
+    </w:p>
+    <w:p>
+      <w:proofErr w:type="spellStart"/>
+      <w:r>
+        <w:t>val_ds</w:t>
+      </w:r>
+      <w:proofErr w:type="spellEnd"/>
+      <w:r>
+        <w:t xml:space="preserve">   = </w:t>
+      </w:r>
+      <w:proofErr w:type="spellStart"/>
+      <w:r>
+        <w:t>QubitCNN_</w:t>
+      </w:r>
+      <w:proofErr w:type="gramStart"/>
+      <w:r>
+        <w:t>Dataset</w:t>
+      </w:r>
+      <w:proofErr w:type="spellEnd"/>
+      <w:r>
+        <w:t>(</w:t>
+      </w:r>
+      <w:proofErr w:type="spellStart"/>
+      <w:proofErr w:type="gramEnd"/>
+      <w:r>
+        <w:t>X_val</w:t>
+      </w:r>
+      <w:proofErr w:type="spellEnd"/>
+      <w:r>
+        <w:t xml:space="preserve">, </w:t>
+      </w:r>
+      <w:proofErr w:type="spellStart"/>
+      <w:r>
+        <w:t>y_val</w:t>
+      </w:r>
+      <w:proofErr w:type="spellEnd"/>
+      <w:r>
+        <w:t>)</w:t>
+      </w:r>
+    </w:p>
+    <w:p>
+      <w:proofErr w:type="spellStart"/>
+      <w:r>
+        <w:t>test_</w:t>
+      </w:r>
+      <w:proofErr w:type="gramStart"/>
+      <w:r>
+        <w:t>ds</w:t>
+      </w:r>
+      <w:proofErr w:type="spellEnd"/>
+      <w:r>
+        <w:t xml:space="preserve">  =</w:t>
+      </w:r>
+      <w:proofErr w:type="gramEnd"/>
+      <w:r>
+        <w:t xml:space="preserve"> </w:t>
+      </w:r>
+      <w:proofErr w:type="spellStart"/>
+      <w:r>
+        <w:t>QubitCNN_Dataset</w:t>
+      </w:r>
+      <w:proofErr w:type="spellEnd"/>
+      <w:r>
+        <w:t>(</w:t>
+      </w:r>
+      <w:proofErr w:type="spellStart"/>
+      <w:r>
+        <w:t>X_test</w:t>
+      </w:r>
+      <w:proofErr w:type="spellEnd"/>
+      <w:r>
+        <w:t xml:space="preserve">, </w:t>
+      </w:r>
+      <w:proofErr w:type="spellStart"/>
+      <w:r>
+        <w:t>y_test</w:t>
+      </w:r>
+      <w:proofErr w:type="spellEnd"/>
+      <w:r>
+        <w:t>)</w:t>
+      </w:r>
+    </w:p>
+    <w:p>
+      <w:proofErr w:type="gramStart"/>
+      <w:r>
+        <w:t>print(</w:t>
+      </w:r>
+      <w:proofErr w:type="gramEnd"/>
+      <w:r>
+        <w:t xml:space="preserve">"Train:", </w:t>
+      </w:r>
+      <w:proofErr w:type="spellStart"/>
+      <w:r>
+        <w:t>len</w:t>
+      </w:r>
+      <w:proofErr w:type="spellEnd"/>
+      <w:r>
+        <w:t>(</w:t>
+      </w:r>
+      <w:proofErr w:type="spellStart"/>
+      <w:r>
+        <w:t>train_ds</w:t>
+      </w:r>
+      <w:proofErr w:type="spellEnd"/>
+      <w:r>
+        <w:t xml:space="preserve">), "Val:", </w:t>
+      </w:r>
+      <w:proofErr w:type="spellStart"/>
+      <w:r>
+        <w:t>len</w:t>
+      </w:r>
+      <w:proofErr w:type="spellEnd"/>
+      <w:r>
+        <w:t>(</w:t>
+      </w:r>
+      <w:proofErr w:type="spellStart"/>
+      <w:r>
+        <w:t>val_ds</w:t>
+      </w:r>
+      <w:proofErr w:type="spellEnd"/>
+      <w:r>
+        <w:t xml:space="preserve">), "Test:", </w:t>
+      </w:r>
+      <w:proofErr w:type="spellStart"/>
+      <w:r>
+        <w:t>len</w:t>
+      </w:r>
+      <w:proofErr w:type="spellEnd"/>
+      <w:r>
+        <w:t>(</w:t>
+      </w:r>
+      <w:proofErr w:type="spellStart"/>
+      <w:r>
+        <w:t>test_ds</w:t>
+      </w:r>
+      <w:proofErr w:type="spellEnd"/>
+      <w:r>
+        <w:t>))</w:t>
+      </w:r>
+    </w:p>
+    <w:p>
+      <w:r>
+        <w:t># -----------------------------------------------------------</w:t>
+      </w:r>
+    </w:p>
+    <w:p>
+      <w:r>
+        <w:t xml:space="preserve"># 5) </w:t>
+      </w:r>
+      <w:proofErr w:type="spellStart"/>
+      <w:r>
+        <w:t>DataLoaders</w:t>
+      </w:r>
+      <w:proofErr w:type="spellEnd"/>
+    </w:p>
+    <w:p>
+      <w:r>
+        <w:t># -----------------------------------------------------------</w:t>
+      </w:r>
+    </w:p>
+    <w:p>
+      <w:proofErr w:type="spellStart"/>
+      <w:r>
+        <w:t>batch_size</w:t>
+      </w:r>
+      <w:proofErr w:type="spellEnd"/>
+      <w:r>
+        <w:t xml:space="preserve"> = 64</w:t>
+      </w:r>
+    </w:p>
+    <w:p>
+      <w:proofErr w:type="spellStart"/>
+      <w:r>
+        <w:t>train_loader</w:t>
+      </w:r>
+      <w:proofErr w:type="spellEnd"/>
+      <w:r>
+        <w:t xml:space="preserve"> = </w:t>
+      </w:r>
+      <w:proofErr w:type="spellStart"/>
+      <w:proofErr w:type="gramStart"/>
+      <w:r>
+        <w:t>DataLoader</w:t>
+      </w:r>
+      <w:proofErr w:type="spellEnd"/>
+      <w:r>
+        <w:t>(</w:t>
+      </w:r>
+      <w:proofErr w:type="spellStart"/>
+      <w:proofErr w:type="gramEnd"/>
+      <w:r>
+        <w:t>train_ds</w:t>
+      </w:r>
+      <w:proofErr w:type="spellEnd"/>
+      <w:r>
+        <w:t xml:space="preserve">, </w:t>
+      </w:r>
+      <w:proofErr w:type="spellStart"/>
+      <w:r>
+        <w:t>batch_size</w:t>
+      </w:r>
+      <w:proofErr w:type="spellEnd"/>
+      <w:r>
+        <w:t>=</w:t>
+      </w:r>
+      <w:proofErr w:type="spellStart"/>
+      <w:r>
+        <w:t>batch_size</w:t>
+      </w:r>
+      <w:proofErr w:type="spellEnd"/>
+      <w:r>
+        <w:t>, shuffle=True)</w:t>
+      </w:r>
+    </w:p>
+    <w:p>
+      <w:proofErr w:type="spellStart"/>
+      <w:r>
+        <w:t>val_loader</w:t>
+      </w:r>
+      <w:proofErr w:type="spellEnd"/>
+      <w:r>
+        <w:t xml:space="preserve">   = </w:t>
+      </w:r>
+      <w:proofErr w:type="spellStart"/>
+      <w:proofErr w:type="gramStart"/>
+      <w:r>
+        <w:t>DataLoader</w:t>
+      </w:r>
+      <w:proofErr w:type="spellEnd"/>
+      <w:r>
+        <w:t>(</w:t>
+      </w:r>
+      <w:proofErr w:type="spellStart"/>
+      <w:proofErr w:type="gramEnd"/>
+      <w:r>
+        <w:t>val_ds</w:t>
+      </w:r>
+      <w:proofErr w:type="spellEnd"/>
+      <w:r>
+        <w:t xml:space="preserve">, </w:t>
+      </w:r>
+      <w:proofErr w:type="spellStart"/>
+      <w:r>
+        <w:t>batch_size</w:t>
+      </w:r>
+      <w:proofErr w:type="spellEnd"/>
+      <w:r>
+        <w:t>=</w:t>
+      </w:r>
+      <w:proofErr w:type="spellStart"/>
+      <w:r>
+        <w:t>batch_size</w:t>
+      </w:r>
+      <w:proofErr w:type="spellEnd"/>
+      <w:r>
+        <w:t>)</w:t>
+      </w:r>
+    </w:p>
+    <w:p>
+      <w:proofErr w:type="spellStart"/>
+      <w:r>
+        <w:t>test_</w:t>
+      </w:r>
+      <w:proofErr w:type="gramStart"/>
+      <w:r>
+        <w:t>loader</w:t>
+      </w:r>
+      <w:proofErr w:type="spellEnd"/>
+      <w:r>
+        <w:t xml:space="preserve">  =</w:t>
+      </w:r>
+      <w:proofErr w:type="gramEnd"/>
+      <w:r>
+        <w:t xml:space="preserve"> </w:t>
+      </w:r>
+      <w:proofErr w:type="spellStart"/>
+      <w:r>
+        <w:t>DataLoader</w:t>
+      </w:r>
+      <w:proofErr w:type="spellEnd"/>
+      <w:r>
+        <w:t>(</w:t>
+      </w:r>
+      <w:proofErr w:type="spellStart"/>
+      <w:r>
+        <w:t>test_ds</w:t>
+      </w:r>
+      <w:proofErr w:type="spellEnd"/>
+      <w:r>
+        <w:t xml:space="preserve">, </w:t>
+      </w:r>
+      <w:proofErr w:type="spellStart"/>
+      <w:r>
+        <w:t>batch_size</w:t>
+      </w:r>
+      <w:proofErr w:type="spellEnd"/>
+      <w:r>
+        <w:t>=</w:t>
+      </w:r>
+      <w:proofErr w:type="spellStart"/>
+      <w:r>
+        <w:t>batch_size</w:t>
+      </w:r>
+      <w:proofErr w:type="spellEnd"/>
+      <w:r>
+        <w:t>)</w:t>
+      </w:r>
+    </w:p>
+    <w:p>
+      <w:r>
+        <w:t># -----------------------------------------------------------</w:t>
+      </w:r>
+    </w:p>
+    <w:p>
+      <w:r>
+        <w:t># 6) CNN Architecture (confirmed by you)</w:t>
+      </w:r>
+    </w:p>
+    <w:p>
+      <w:r>
+        <w:t># -----------------------------------------------------------</w:t>
+      </w:r>
+    </w:p>
+    <w:p>
+      <w:r>
+        <w:lastRenderedPageBreak/>
+        <w:t xml:space="preserve">class </w:t>
+      </w:r>
+      <w:proofErr w:type="spellStart"/>
+      <w:r>
+        <w:t>QubitCNN</w:t>
+      </w:r>
+      <w:proofErr w:type="spellEnd"/>
+      <w:r>
+        <w:t>(</w:t>
+      </w:r>
+      <w:proofErr w:type="spellStart"/>
+      <w:proofErr w:type="gramStart"/>
+      <w:r>
+        <w:t>nn.Module</w:t>
+      </w:r>
+      <w:proofErr w:type="spellEnd"/>
+      <w:proofErr w:type="gramEnd"/>
+      <w:r>
+        <w:t>):</w:t>
+      </w:r>
+    </w:p>
+    <w:p>
+      <w:r>
+        <w:t>    def __</w:t>
+      </w:r>
+      <w:proofErr w:type="spellStart"/>
+      <w:r>
+        <w:t>init</w:t>
+      </w:r>
+      <w:proofErr w:type="spellEnd"/>
+      <w:r>
+        <w:t>__(self):</w:t>
+      </w:r>
+    </w:p>
+    <w:p>
+      <w:r>
+        <w:t>        super(</w:t>
+      </w:r>
+      <w:proofErr w:type="gramStart"/>
+      <w:r>
+        <w:t>)._</w:t>
+      </w:r>
+      <w:proofErr w:type="gramEnd"/>
+      <w:r>
+        <w:t>_</w:t>
+      </w:r>
+      <w:proofErr w:type="spellStart"/>
+      <w:r>
+        <w:t>init</w:t>
+      </w:r>
+      <w:proofErr w:type="spellEnd"/>
+      <w:r>
+        <w:t>__()</w:t>
+      </w:r>
+    </w:p>
+    <w:p>
+      <w:r>
+        <w:t xml:space="preserve">        </w:t>
+      </w:r>
+      <w:proofErr w:type="spellStart"/>
+      <w:r>
+        <w:t>self.cnn</w:t>
+      </w:r>
+      <w:proofErr w:type="spellEnd"/>
+      <w:r>
+        <w:t xml:space="preserve"> = </w:t>
+      </w:r>
+      <w:proofErr w:type="spellStart"/>
+      <w:proofErr w:type="gramStart"/>
+      <w:r>
+        <w:t>nn.Sequential</w:t>
+      </w:r>
+      <w:proofErr w:type="spellEnd"/>
+      <w:proofErr w:type="gramEnd"/>
+      <w:r>
+        <w:t>(</w:t>
+      </w:r>
+    </w:p>
+    <w:p>
+      <w:r>
+        <w:t xml:space="preserve">            </w:t>
+      </w:r>
+      <w:proofErr w:type="gramStart"/>
+      <w:r>
+        <w:t>nn.Conv</w:t>
+      </w:r>
+      <w:proofErr w:type="gramEnd"/>
+      <w:r>
+        <w:t xml:space="preserve">2d(1, 8, </w:t>
+      </w:r>
+      <w:proofErr w:type="spellStart"/>
+      <w:r>
+        <w:t>kernel_size</w:t>
+      </w:r>
+      <w:proofErr w:type="spellEnd"/>
+      <w:r>
+        <w:t>=(2,1), stride=1),  # → (batch, 8, 3, 2)</w:t>
+      </w:r>
+    </w:p>
+    <w:p>
+      <w:r>
+        <w:t xml:space="preserve">            </w:t>
+      </w:r>
+      <w:proofErr w:type="spellStart"/>
+      <w:proofErr w:type="gramStart"/>
+      <w:r>
+        <w:t>nn.ReLU</w:t>
+      </w:r>
+      <w:proofErr w:type="spellEnd"/>
+      <w:proofErr w:type="gramEnd"/>
+      <w:r>
+        <w:t>(),</w:t>
+      </w:r>
+    </w:p>
+    <w:p>
+      <w:r>
+        <w:t xml:space="preserve">            </w:t>
+      </w:r>
+      <w:proofErr w:type="gramStart"/>
+      <w:r>
+        <w:t>nn.Conv</w:t>
+      </w:r>
+      <w:proofErr w:type="gramEnd"/>
+      <w:r>
+        <w:t xml:space="preserve">2d(8, 16, </w:t>
+      </w:r>
+      <w:proofErr w:type="spellStart"/>
+      <w:r>
+        <w:t>kernel_size</w:t>
+      </w:r>
+      <w:proofErr w:type="spellEnd"/>
+      <w:r>
+        <w:t>=(2,1), stride=1), # → (batch,16,2,2)</w:t>
+      </w:r>
+    </w:p>
+    <w:p>
+      <w:r>
+        <w:t xml:space="preserve">            </w:t>
+      </w:r>
+      <w:proofErr w:type="spellStart"/>
+      <w:proofErr w:type="gramStart"/>
+      <w:r>
+        <w:t>nn.ReLU</w:t>
+      </w:r>
+      <w:proofErr w:type="spellEnd"/>
+      <w:proofErr w:type="gramEnd"/>
+      <w:r>
+        <w:t>(),</w:t>
+      </w:r>
+    </w:p>
+    <w:p>
+      <w:r>
+        <w:t xml:space="preserve">            </w:t>
+      </w:r>
+      <w:proofErr w:type="spellStart"/>
+      <w:proofErr w:type="gramStart"/>
+      <w:r>
+        <w:t>nn.Flatten</w:t>
+      </w:r>
+      <w:proofErr w:type="spellEnd"/>
+      <w:proofErr w:type="gramEnd"/>
+      <w:r>
+        <w:t>()</w:t>
+      </w:r>
+    </w:p>
+    <w:p>
+      <w:r>
+        <w:t>        )</w:t>
+      </w:r>
+    </w:p>
+    <w:p>
+      <w:r>
+        <w:t>        # compute flattened size: 16 * 2 * 2 = 64</w:t>
+      </w:r>
+    </w:p>
+    <w:p>
+      <w:r>
+        <w:t xml:space="preserve">        </w:t>
+      </w:r>
+      <w:proofErr w:type="spellStart"/>
+      <w:r>
+        <w:t>self.fc</w:t>
+      </w:r>
+      <w:proofErr w:type="spellEnd"/>
+      <w:r>
+        <w:t xml:space="preserve"> = </w:t>
+      </w:r>
+      <w:proofErr w:type="spellStart"/>
+      <w:proofErr w:type="gramStart"/>
+      <w:r>
+        <w:t>nn.Sequential</w:t>
+      </w:r>
+      <w:proofErr w:type="spellEnd"/>
+      <w:proofErr w:type="gramEnd"/>
+      <w:r>
+        <w:t>(</w:t>
+      </w:r>
+    </w:p>
+    <w:p>
+      <w:r>
+        <w:t xml:space="preserve">            </w:t>
+      </w:r>
+      <w:proofErr w:type="spellStart"/>
+      <w:proofErr w:type="gramStart"/>
+      <w:r>
+        <w:t>nn.Linear</w:t>
+      </w:r>
+      <w:proofErr w:type="spellEnd"/>
+      <w:proofErr w:type="gramEnd"/>
+      <w:r>
+        <w:t>(64, 32),</w:t>
+      </w:r>
+    </w:p>
+    <w:p>
+      <w:r>
+        <w:t xml:space="preserve">            </w:t>
+      </w:r>
+      <w:proofErr w:type="spellStart"/>
+      <w:proofErr w:type="gramStart"/>
+      <w:r>
+        <w:t>nn.ReLU</w:t>
+      </w:r>
+      <w:proofErr w:type="spellEnd"/>
+      <w:proofErr w:type="gramEnd"/>
+      <w:r>
+        <w:t>(),</w:t>
+      </w:r>
+    </w:p>
+    <w:p>
+      <w:r>
+        <w:t xml:space="preserve">            </w:t>
+      </w:r>
+      <w:proofErr w:type="spellStart"/>
+      <w:proofErr w:type="gramStart"/>
+      <w:r>
+        <w:t>nn.Linear</w:t>
+      </w:r>
+      <w:proofErr w:type="spellEnd"/>
+      <w:proofErr w:type="gramEnd"/>
+      <w:r>
+        <w:t>(32, 4)   # output logits for 4 bits</w:t>
+      </w:r>
+    </w:p>
+    <w:p>
+      <w:r>
+        <w:t>        )</w:t>
+      </w:r>
+    </w:p>
+    <w:p>
+      <w:r>
+        <w:t xml:space="preserve">    def </w:t>
+      </w:r>
+      <w:proofErr w:type="gramStart"/>
+      <w:r>
+        <w:t>forward(</w:t>
+      </w:r>
+      <w:proofErr w:type="gramEnd"/>
+      <w:r>
+        <w:t>self, x):</w:t>
+      </w:r>
+    </w:p>
+    <w:p>
+      <w:r>
+        <w:t xml:space="preserve">        x = </w:t>
+      </w:r>
+      <w:proofErr w:type="spellStart"/>
+      <w:r>
+        <w:t>self.cnn</w:t>
+      </w:r>
+      <w:proofErr w:type="spellEnd"/>
+      <w:r>
+        <w:t>(x)</w:t>
+      </w:r>
+    </w:p>
+    <w:p>
+      <w:r>
+        <w:t xml:space="preserve">        x = </w:t>
+      </w:r>
+      <w:proofErr w:type="spellStart"/>
+      <w:r>
+        <w:t>self.fc</w:t>
+      </w:r>
+      <w:proofErr w:type="spellEnd"/>
+      <w:r>
+        <w:t>(x)</w:t>
+      </w:r>
+    </w:p>
+    <w:p>
+      <w:r>
+        <w:t>        return x   # logits (</w:t>
+      </w:r>
+      <w:proofErr w:type="spellStart"/>
+      <w:r>
+        <w:t>BCEWithLogitsLoss</w:t>
+      </w:r>
+      <w:proofErr w:type="spellEnd"/>
+      <w:r>
+        <w:t xml:space="preserve"> will apply Sigmoid internally)</w:t>
+      </w:r>
+    </w:p>
+    <w:p>
+      <w:r>
+        <w:t xml:space="preserve">model = </w:t>
+      </w:r>
+      <w:proofErr w:type="spellStart"/>
+      <w:proofErr w:type="gramStart"/>
+      <w:r>
+        <w:t>QubitCNN</w:t>
+      </w:r>
+      <w:proofErr w:type="spellEnd"/>
+      <w:r>
+        <w:t>(</w:t>
+      </w:r>
+      <w:proofErr w:type="gramEnd"/>
+      <w:r>
+        <w:t>)</w:t>
+      </w:r>
+    </w:p>
+    <w:p>
+      <w:r>
+        <w:t># -----------------------------------------------------------</w:t>
+      </w:r>
+    </w:p>
+    <w:p>
+      <w:r>
+        <w:t># 7) Loss, Optimizer, Scheduler</w:t>
+      </w:r>
+    </w:p>
+    <w:p>
+      <w:r>
+        <w:t># -----------------------------------------------------------</w:t>
+      </w:r>
+    </w:p>
+    <w:p>
+      <w:r>
+        <w:t xml:space="preserve">criterion = </w:t>
+      </w:r>
+      <w:proofErr w:type="spellStart"/>
+      <w:proofErr w:type="gramStart"/>
+      <w:r>
+        <w:t>nn.BCEWithLogitsLoss</w:t>
+      </w:r>
+      <w:proofErr w:type="spellEnd"/>
+      <w:proofErr w:type="gramEnd"/>
+      <w:r>
+        <w:t>()</w:t>
+      </w:r>
+    </w:p>
+    <w:p>
+      <w:r>
+        <w:t xml:space="preserve">optimizer = </w:t>
+      </w:r>
+      <w:proofErr w:type="spellStart"/>
+      <w:proofErr w:type="gramStart"/>
+      <w:r>
+        <w:t>torch.optim</w:t>
+      </w:r>
+      <w:proofErr w:type="gramEnd"/>
+      <w:r>
+        <w:t>.AdamW</w:t>
+      </w:r>
+      <w:proofErr w:type="spellEnd"/>
+      <w:r>
+        <w:t>(</w:t>
+      </w:r>
+      <w:proofErr w:type="spellStart"/>
+      <w:r>
+        <w:t>model.parameters</w:t>
+      </w:r>
+      <w:proofErr w:type="spellEnd"/>
+      <w:r>
+        <w:t xml:space="preserve">(), </w:t>
+      </w:r>
+      <w:proofErr w:type="spellStart"/>
+      <w:r>
+        <w:t>lr</w:t>
+      </w:r>
+      <w:proofErr w:type="spellEnd"/>
+      <w:r>
+        <w:t>=0.0007)</w:t>
+      </w:r>
+    </w:p>
+    <w:p>
+      <w:r>
+        <w:lastRenderedPageBreak/>
+        <w:t xml:space="preserve">scheduler = </w:t>
+      </w:r>
+      <w:proofErr w:type="spellStart"/>
+      <w:r>
+        <w:t>torch.optim.lr_</w:t>
+      </w:r>
+      <w:proofErr w:type="gramStart"/>
+      <w:r>
+        <w:t>scheduler.ReduceLROnPlateau</w:t>
+      </w:r>
+      <w:proofErr w:type="spellEnd"/>
+      <w:proofErr w:type="gramEnd"/>
+      <w:r>
+        <w:t>(</w:t>
+      </w:r>
+    </w:p>
+    <w:p>
+      <w:r>
+        <w:t>    optimizer, mode='min', factor=0.7, patience=10</w:t>
+      </w:r>
+    </w:p>
+    <w:p>
+      <w:r>
+        <w:t>)</w:t>
+      </w:r>
+    </w:p>
+    <w:p>
+      <w:r>
+        <w:t># -----------------------------------------------------------</w:t>
+      </w:r>
+    </w:p>
+    <w:p>
+      <w:r>
+        <w:t># 8) Accuracy function for 4-bit output</w:t>
+      </w:r>
+    </w:p>
+    <w:p>
+      <w:r>
+        <w:t># -----------------------------------------------------------</w:t>
+      </w:r>
+    </w:p>
+    <w:p>
+      <w:r>
         <w:t xml:space="preserve">def </w:t>
       </w:r>
       <w:proofErr w:type="spellStart"/>
       <w:r>
-        <w:t>int_to_bits</w:t>
-      </w:r>
-      <w:proofErr w:type="spellEnd"/>
-      <w:r>
-        <w:t>(n):</w:t>
+        <w:t>bitwise_</w:t>
+      </w:r>
+      <w:proofErr w:type="gramStart"/>
+      <w:r>
+        <w:t>accuracy</w:t>
+      </w:r>
+      <w:proofErr w:type="spellEnd"/>
+      <w:r>
+        <w:t>(</w:t>
+      </w:r>
+      <w:proofErr w:type="gramEnd"/>
+      <w:r>
+        <w:t xml:space="preserve">logits, </w:t>
+      </w:r>
+      <w:proofErr w:type="spellStart"/>
+      <w:r>
+        <w:t>target_bits</w:t>
+      </w:r>
+      <w:proofErr w:type="spellEnd"/>
+      <w:r>
+        <w:t>):</w:t>
+      </w:r>
+    </w:p>
+    <w:p>
+      <w:r>
+        <w:t xml:space="preserve">    probs = </w:t>
+      </w:r>
+      <w:proofErr w:type="spellStart"/>
+      <w:proofErr w:type="gramStart"/>
+      <w:r>
+        <w:t>torch.sigmoid</w:t>
+      </w:r>
+      <w:proofErr w:type="spellEnd"/>
+      <w:proofErr w:type="gramEnd"/>
+      <w:r>
+        <w:t>(logits)</w:t>
+      </w:r>
+    </w:p>
+    <w:p>
+      <w:r>
+        <w:t>    preds = (probs &gt; 0.5</w:t>
+      </w:r>
+      <w:proofErr w:type="gramStart"/>
+      <w:r>
+        <w:t>).float</w:t>
+      </w:r>
+      <w:proofErr w:type="gramEnd"/>
+      <w:r>
+        <w:t>()</w:t>
+      </w:r>
+    </w:p>
+    <w:p>
+      <w:r>
+        <w:t xml:space="preserve">    exact = (preds == </w:t>
+      </w:r>
+      <w:proofErr w:type="spellStart"/>
+      <w:r>
+        <w:t>target_bits</w:t>
+      </w:r>
+      <w:proofErr w:type="spellEnd"/>
+      <w:proofErr w:type="gramStart"/>
+      <w:r>
+        <w:t>).all</w:t>
+      </w:r>
+      <w:proofErr w:type="gramEnd"/>
+      <w:r>
+        <w:t>(dim=1)</w:t>
       </w:r>
     </w:p>
     <w:p>
@@ -4779,42 +6200,89 @@
       <w:proofErr w:type="spellStart"/>
       <w:proofErr w:type="gramStart"/>
       <w:r>
-        <w:t>np.array</w:t>
-      </w:r>
-      <w:proofErr w:type="spellEnd"/>
-      <w:proofErr w:type="gramEnd"/>
-      <w:r>
-        <w:t xml:space="preserve">([int(b) for b in </w:t>
-      </w:r>
-      <w:proofErr w:type="gramStart"/>
-      <w:r>
-        <w:t>format(</w:t>
-      </w:r>
-      <w:proofErr w:type="gramEnd"/>
-      <w:r>
-        <w:t xml:space="preserve">n, "04b")], </w:t>
-      </w:r>
-      <w:proofErr w:type="spellStart"/>
-      <w:r>
-        <w:t>dtype</w:t>
-      </w:r>
-      <w:proofErr w:type="spellEnd"/>
-      <w:r>
-        <w:t>=</w:t>
-      </w:r>
-      <w:proofErr w:type="gramStart"/>
-      <w:r>
-        <w:t>np.float</w:t>
-      </w:r>
-      <w:proofErr w:type="gramEnd"/>
-      <w:r>
-        <w:t>32)</w:t>
-      </w:r>
-    </w:p>
-    <w:p>
-      <w:proofErr w:type="spellStart"/>
-      <w:r>
-        <w:t>y_bits</w:t>
+        <w:t>exact.float</w:t>
+      </w:r>
+      <w:proofErr w:type="spellEnd"/>
+      <w:proofErr w:type="gramEnd"/>
+      <w:r>
+        <w:t>().mean().item()</w:t>
+      </w:r>
+    </w:p>
+    <w:p>
+      <w:r>
+        <w:t># -----------------------------------------------------------</w:t>
+      </w:r>
+    </w:p>
+    <w:p>
+      <w:r>
+        <w:t># 9) Training Loop with Early Stopping</w:t>
+      </w:r>
+    </w:p>
+    <w:p>
+      <w:r>
+        <w:t># -----------------------------------------------------------</w:t>
+      </w:r>
+    </w:p>
+    <w:p>
+      <w:r>
+        <w:t>EPOCHS = 120</w:t>
+      </w:r>
+    </w:p>
+    <w:p>
+      <w:proofErr w:type="spellStart"/>
+      <w:r>
+        <w:t>best_val_loss</w:t>
+      </w:r>
+      <w:proofErr w:type="spellEnd"/>
+      <w:r>
+        <w:t xml:space="preserve"> = float("inf")</w:t>
+      </w:r>
+    </w:p>
+    <w:p>
+      <w:r>
+        <w:t>patience = 30</w:t>
+      </w:r>
+    </w:p>
+    <w:p>
+      <w:r>
+        <w:t>counter = 0</w:t>
+      </w:r>
+    </w:p>
+    <w:p>
+      <w:proofErr w:type="spellStart"/>
+      <w:r>
+        <w:t>train_losses</w:t>
+      </w:r>
+      <w:proofErr w:type="spellEnd"/>
+      <w:r>
+        <w:t xml:space="preserve"> = []</w:t>
+      </w:r>
+    </w:p>
+    <w:p>
+      <w:proofErr w:type="spellStart"/>
+      <w:r>
+        <w:t>val_losses</w:t>
+      </w:r>
+      <w:proofErr w:type="spellEnd"/>
+      <w:r>
+        <w:t xml:space="preserve"> = []</w:t>
+      </w:r>
+    </w:p>
+    <w:p>
+      <w:proofErr w:type="spellStart"/>
+      <w:r>
+        <w:t>val_acc_list</w:t>
+      </w:r>
+      <w:proofErr w:type="spellEnd"/>
+      <w:r>
+        <w:t xml:space="preserve"> = []</w:t>
+      </w:r>
+      <w:r>
+        <w:br/>
+      </w:r>
+      <w:proofErr w:type="spellStart"/>
+      <w:r>
+        <w:t>start_time</w:t>
       </w:r>
       <w:proofErr w:type="spellEnd"/>
       <w:r>
@@ -4823,1247 +6291,40 @@
       <w:proofErr w:type="spellStart"/>
       <w:proofErr w:type="gramStart"/>
       <w:r>
-        <w:t>np.array</w:t>
-      </w:r>
-      <w:proofErr w:type="spellEnd"/>
-      <w:proofErr w:type="gramEnd"/>
-      <w:r>
-        <w:t>([</w:t>
-      </w:r>
-      <w:proofErr w:type="spellStart"/>
-      <w:r>
-        <w:t>int_to_bits</w:t>
-      </w:r>
-      <w:proofErr w:type="spellEnd"/>
-      <w:r>
-        <w:t xml:space="preserve">(v) for v in </w:t>
-      </w:r>
-      <w:proofErr w:type="spellStart"/>
-      <w:r>
-        <w:t>y_int</w:t>
-      </w:r>
-      <w:proofErr w:type="spellEnd"/>
-      <w:r>
-        <w:t xml:space="preserve">], </w:t>
-      </w:r>
-      <w:proofErr w:type="spellStart"/>
-      <w:r>
-        <w:t>dtype</w:t>
-      </w:r>
-      <w:proofErr w:type="spellEnd"/>
-      <w:r>
-        <w:t>=</w:t>
-      </w:r>
-      <w:proofErr w:type="gramStart"/>
-      <w:r>
-        <w:t>np.float</w:t>
-      </w:r>
-      <w:proofErr w:type="gramEnd"/>
-      <w:r>
-        <w:t>32)</w:t>
-      </w:r>
-    </w:p>
-    <w:p>
-      <w:proofErr w:type="gramStart"/>
-      <w:r>
-        <w:t>print(</w:t>
-      </w:r>
-      <w:proofErr w:type="gramEnd"/>
-      <w:r>
-        <w:t xml:space="preserve">"Converted </w:t>
-      </w:r>
-      <w:proofErr w:type="spellStart"/>
-      <w:r>
-        <w:t>y_bits</w:t>
-      </w:r>
-      <w:proofErr w:type="spellEnd"/>
-      <w:r>
-        <w:t xml:space="preserve"> shape:", </w:t>
-      </w:r>
-      <w:proofErr w:type="spellStart"/>
-      <w:r>
-        <w:t>y_</w:t>
-      </w:r>
-      <w:proofErr w:type="gramStart"/>
-      <w:r>
-        <w:t>bits.shape</w:t>
-      </w:r>
-      <w:proofErr w:type="spellEnd"/>
-      <w:proofErr w:type="gramEnd"/>
-      <w:r>
-        <w:t>)</w:t>
-      </w:r>
-    </w:p>
-    <w:p>
-      <w:r>
-        <w:t># -----------------------------------------------------------</w:t>
-      </w:r>
-    </w:p>
-    <w:p>
-      <w:r>
-        <w:t># 3) Utility: reshape X → (4,2) matrix per sample</w:t>
-      </w:r>
-    </w:p>
-    <w:p>
-      <w:r>
-        <w:t># -----------------------------------------------------------</w:t>
-      </w:r>
-    </w:p>
-    <w:p>
-      <w:r>
-        <w:t>def reshape_input_4x2(x):</w:t>
-      </w:r>
-    </w:p>
-    <w:p>
-      <w:r>
-        <w:t xml:space="preserve">    return </w:t>
-      </w:r>
-      <w:proofErr w:type="spellStart"/>
-      <w:proofErr w:type="gramStart"/>
-      <w:r>
-        <w:t>x.reshape</w:t>
-      </w:r>
-      <w:proofErr w:type="spellEnd"/>
-      <w:proofErr w:type="gramEnd"/>
-      <w:r>
-        <w:t>(4, 2)</w:t>
-      </w:r>
-    </w:p>
-    <w:p>
-      <w:r>
-        <w:t># -----------------------------------------------------------</w:t>
-      </w:r>
-    </w:p>
-    <w:p>
-      <w:r>
-        <w:t xml:space="preserve"># </w:t>
-      </w:r>
-      <w:proofErr w:type="spellStart"/>
-      <w:r>
-        <w:t>PyTorch</w:t>
-      </w:r>
-      <w:proofErr w:type="spellEnd"/>
-      <w:r>
-        <w:t xml:space="preserve"> Dataset</w:t>
-      </w:r>
-    </w:p>
-    <w:p>
-      <w:r>
-        <w:t># -----------------------------------------------------------</w:t>
-      </w:r>
-    </w:p>
-    <w:p>
-      <w:r>
-        <w:t xml:space="preserve">class </w:t>
-      </w:r>
-      <w:proofErr w:type="spellStart"/>
-      <w:r>
-        <w:t>QubitCNN_</w:t>
-      </w:r>
-      <w:proofErr w:type="gramStart"/>
-      <w:r>
-        <w:t>Dataset</w:t>
-      </w:r>
-      <w:proofErr w:type="spellEnd"/>
-      <w:r>
-        <w:t>(</w:t>
-      </w:r>
-      <w:proofErr w:type="gramEnd"/>
-      <w:r>
-        <w:t>Dataset):</w:t>
-      </w:r>
-    </w:p>
-    <w:p>
-      <w:r>
-        <w:t>    def __</w:t>
-      </w:r>
-      <w:proofErr w:type="spellStart"/>
-      <w:r>
-        <w:t>init</w:t>
-      </w:r>
-      <w:proofErr w:type="spellEnd"/>
-      <w:r>
-        <w:t>_</w:t>
-      </w:r>
-      <w:proofErr w:type="gramStart"/>
-      <w:r>
-        <w:t>_(</w:t>
-      </w:r>
-      <w:proofErr w:type="gramEnd"/>
-      <w:r>
-        <w:t>self, X, y):</w:t>
-      </w:r>
-    </w:p>
-    <w:p>
-      <w:r>
-        <w:t>        """</w:t>
-      </w:r>
-    </w:p>
-    <w:p>
-      <w:r>
-        <w:t>        X shape: (N, 8)</w:t>
-      </w:r>
-    </w:p>
-    <w:p>
-      <w:r>
-        <w:t>        reshape to (4,2) and add channel dimension → (1,4,2)</w:t>
-      </w:r>
-    </w:p>
-    <w:p>
-      <w:r>
-        <w:t>        """</w:t>
-      </w:r>
-    </w:p>
-    <w:p>
-      <w:r>
-        <w:t xml:space="preserve">        </w:t>
-      </w:r>
-      <w:proofErr w:type="spellStart"/>
-      <w:r>
-        <w:t>X_reshaped</w:t>
-      </w:r>
-      <w:proofErr w:type="spellEnd"/>
-      <w:r>
-        <w:t xml:space="preserve"> = </w:t>
-      </w:r>
-      <w:proofErr w:type="spellStart"/>
-      <w:proofErr w:type="gramStart"/>
-      <w:r>
-        <w:t>np.array</w:t>
-      </w:r>
-      <w:proofErr w:type="spellEnd"/>
-      <w:proofErr w:type="gramEnd"/>
-      <w:r>
-        <w:t xml:space="preserve">([reshape_input_4x2(x) for x in X], </w:t>
-      </w:r>
-      <w:proofErr w:type="spellStart"/>
-      <w:r>
-        <w:t>dtype</w:t>
-      </w:r>
-      <w:proofErr w:type="spellEnd"/>
-      <w:r>
-        <w:t>=</w:t>
-      </w:r>
-      <w:proofErr w:type="gramStart"/>
-      <w:r>
-        <w:t>np.float</w:t>
-      </w:r>
-      <w:proofErr w:type="gramEnd"/>
-      <w:r>
-        <w:t>32)</w:t>
-      </w:r>
-    </w:p>
-    <w:p>
-      <w:r>
-        <w:t xml:space="preserve">        </w:t>
-      </w:r>
-      <w:proofErr w:type="spellStart"/>
-      <w:r>
-        <w:t>X_reshaped</w:t>
-      </w:r>
-      <w:proofErr w:type="spellEnd"/>
-      <w:r>
-        <w:t xml:space="preserve"> = </w:t>
-      </w:r>
-      <w:proofErr w:type="spellStart"/>
-      <w:proofErr w:type="gramStart"/>
-      <w:r>
-        <w:t>np.expand</w:t>
-      </w:r>
-      <w:proofErr w:type="gramEnd"/>
-      <w:r>
-        <w:t>_</w:t>
-      </w:r>
-      <w:proofErr w:type="gramStart"/>
-      <w:r>
-        <w:t>dims</w:t>
-      </w:r>
-      <w:proofErr w:type="spellEnd"/>
-      <w:r>
-        <w:t>(</w:t>
-      </w:r>
-      <w:proofErr w:type="spellStart"/>
-      <w:proofErr w:type="gramEnd"/>
-      <w:r>
-        <w:t>X_reshaped</w:t>
-      </w:r>
-      <w:proofErr w:type="spellEnd"/>
-      <w:r>
-        <w:t>, axis=1</w:t>
-      </w:r>
-      <w:proofErr w:type="gramStart"/>
-      <w:r>
-        <w:t>)  #</w:t>
-      </w:r>
-      <w:proofErr w:type="gramEnd"/>
-      <w:r>
-        <w:t xml:space="preserve"> → (N, 1, 4, 2)</w:t>
-      </w:r>
-    </w:p>
-    <w:p>
-      <w:r>
-        <w:t xml:space="preserve">        </w:t>
-      </w:r>
-      <w:proofErr w:type="spellStart"/>
-      <w:r>
-        <w:t>self.X</w:t>
-      </w:r>
-      <w:proofErr w:type="spellEnd"/>
-      <w:r>
-        <w:t xml:space="preserve"> = </w:t>
-      </w:r>
-      <w:proofErr w:type="spellStart"/>
-      <w:proofErr w:type="gramStart"/>
-      <w:r>
-        <w:t>torch.tensor</w:t>
-      </w:r>
-      <w:proofErr w:type="spellEnd"/>
-      <w:proofErr w:type="gramEnd"/>
-      <w:r>
-        <w:t>(</w:t>
-      </w:r>
-      <w:proofErr w:type="spellStart"/>
-      <w:r>
-        <w:t>X_reshaped</w:t>
-      </w:r>
-      <w:proofErr w:type="spellEnd"/>
-      <w:r>
-        <w:t xml:space="preserve">, </w:t>
-      </w:r>
-      <w:proofErr w:type="spellStart"/>
-      <w:r>
-        <w:t>dtype</w:t>
-      </w:r>
-      <w:proofErr w:type="spellEnd"/>
-      <w:r>
-        <w:t>=</w:t>
-      </w:r>
-      <w:proofErr w:type="gramStart"/>
-      <w:r>
-        <w:t>torch.float</w:t>
-      </w:r>
-      <w:proofErr w:type="gramEnd"/>
-      <w:r>
-        <w:t>32)</w:t>
-      </w:r>
-    </w:p>
-    <w:p>
-      <w:r>
-        <w:t xml:space="preserve">        </w:t>
-      </w:r>
-      <w:proofErr w:type="spellStart"/>
-      <w:proofErr w:type="gramStart"/>
-      <w:r>
-        <w:t>self.y</w:t>
-      </w:r>
-      <w:proofErr w:type="spellEnd"/>
-      <w:proofErr w:type="gramEnd"/>
-      <w:r>
-        <w:t xml:space="preserve"> = </w:t>
-      </w:r>
-      <w:proofErr w:type="spellStart"/>
-      <w:proofErr w:type="gramStart"/>
-      <w:r>
-        <w:t>torch.tensor</w:t>
-      </w:r>
-      <w:proofErr w:type="spellEnd"/>
-      <w:proofErr w:type="gramEnd"/>
-      <w:r>
-        <w:t xml:space="preserve">(y, </w:t>
-      </w:r>
-      <w:proofErr w:type="spellStart"/>
-      <w:r>
-        <w:t>dtype</w:t>
-      </w:r>
-      <w:proofErr w:type="spellEnd"/>
-      <w:r>
-        <w:t>=</w:t>
-      </w:r>
-      <w:proofErr w:type="gramStart"/>
-      <w:r>
-        <w:t>torch.float</w:t>
-      </w:r>
-      <w:proofErr w:type="gramEnd"/>
-      <w:r>
-        <w:t>32)   # shape (N, 4)</w:t>
-      </w:r>
-    </w:p>
-    <w:p>
-      <w:r>
-        <w:t>    def __</w:t>
-      </w:r>
-      <w:proofErr w:type="spellStart"/>
-      <w:r>
-        <w:t>len</w:t>
-      </w:r>
-      <w:proofErr w:type="spellEnd"/>
-      <w:r>
-        <w:t>__(self):</w:t>
-      </w:r>
-    </w:p>
-    <w:p>
-      <w:r>
-        <w:lastRenderedPageBreak/>
-        <w:t xml:space="preserve">        return </w:t>
-      </w:r>
-      <w:proofErr w:type="spellStart"/>
-      <w:r>
-        <w:t>len</w:t>
-      </w:r>
-      <w:proofErr w:type="spellEnd"/>
-      <w:r>
-        <w:t>(</w:t>
-      </w:r>
-      <w:proofErr w:type="spellStart"/>
-      <w:r>
-        <w:t>self.X</w:t>
-      </w:r>
-      <w:proofErr w:type="spellEnd"/>
-      <w:r>
-        <w:t>)</w:t>
-      </w:r>
-    </w:p>
-    <w:p/>
-    <w:p>
-      <w:r>
-        <w:t>    def __</w:t>
-      </w:r>
-      <w:proofErr w:type="spellStart"/>
-      <w:r>
-        <w:t>getitem</w:t>
-      </w:r>
-      <w:proofErr w:type="spellEnd"/>
-      <w:r>
-        <w:t>_</w:t>
-      </w:r>
-      <w:proofErr w:type="gramStart"/>
-      <w:r>
-        <w:t>_(</w:t>
-      </w:r>
-      <w:proofErr w:type="gramEnd"/>
-      <w:r>
-        <w:t xml:space="preserve">self, </w:t>
-      </w:r>
-      <w:proofErr w:type="spellStart"/>
-      <w:r>
-        <w:t>idx</w:t>
-      </w:r>
-      <w:proofErr w:type="spellEnd"/>
-      <w:r>
-        <w:t>):</w:t>
-      </w:r>
-    </w:p>
-    <w:p>
-      <w:r>
-        <w:t xml:space="preserve">        return </w:t>
-      </w:r>
-      <w:proofErr w:type="spellStart"/>
-      <w:r>
-        <w:t>self.X</w:t>
-      </w:r>
-      <w:proofErr w:type="spellEnd"/>
-      <w:r>
-        <w:t>[</w:t>
-      </w:r>
-      <w:proofErr w:type="spellStart"/>
-      <w:r>
-        <w:t>idx</w:t>
-      </w:r>
-      <w:proofErr w:type="spellEnd"/>
-      <w:r>
-        <w:t xml:space="preserve">], </w:t>
-      </w:r>
-      <w:proofErr w:type="spellStart"/>
-      <w:proofErr w:type="gramStart"/>
-      <w:r>
-        <w:t>self.y</w:t>
-      </w:r>
-      <w:proofErr w:type="spellEnd"/>
-      <w:proofErr w:type="gramEnd"/>
-      <w:r>
-        <w:t>[</w:t>
-      </w:r>
-      <w:proofErr w:type="spellStart"/>
-      <w:r>
-        <w:t>idx</w:t>
-      </w:r>
-      <w:proofErr w:type="spellEnd"/>
-      <w:r>
-        <w:t>]</w:t>
-      </w:r>
-    </w:p>
-    <w:p>
-      <w:r>
-        <w:t># -----------------------------------------------------------</w:t>
-      </w:r>
-    </w:p>
-    <w:p>
-      <w:r>
-        <w:t># 4) Stratified Split</w:t>
-      </w:r>
-    </w:p>
-    <w:p>
-      <w:r>
-        <w:t># -----------------------------------------------------------</w:t>
-      </w:r>
-    </w:p>
-    <w:p>
-      <w:proofErr w:type="spellStart"/>
-      <w:r>
-        <w:t>X_train</w:t>
-      </w:r>
-      <w:proofErr w:type="spellEnd"/>
-      <w:r>
-        <w:t xml:space="preserve">, </w:t>
-      </w:r>
-      <w:proofErr w:type="spellStart"/>
-      <w:r>
-        <w:t>X_temp</w:t>
-      </w:r>
-      <w:proofErr w:type="spellEnd"/>
-      <w:r>
-        <w:t xml:space="preserve">, </w:t>
-      </w:r>
-      <w:proofErr w:type="spellStart"/>
-      <w:r>
-        <w:t>y_train</w:t>
-      </w:r>
-      <w:proofErr w:type="spellEnd"/>
-      <w:r>
-        <w:t xml:space="preserve">, </w:t>
-      </w:r>
-      <w:proofErr w:type="spellStart"/>
-      <w:r>
-        <w:t>y_temp</w:t>
-      </w:r>
-      <w:proofErr w:type="spellEnd"/>
-      <w:r>
-        <w:t xml:space="preserve"> = </w:t>
-      </w:r>
-      <w:proofErr w:type="spellStart"/>
-      <w:r>
-        <w:t>train_test_</w:t>
-      </w:r>
-      <w:proofErr w:type="gramStart"/>
-      <w:r>
-        <w:t>split</w:t>
-      </w:r>
-      <w:proofErr w:type="spellEnd"/>
-      <w:r>
-        <w:t>(</w:t>
-      </w:r>
-      <w:proofErr w:type="gramEnd"/>
-    </w:p>
-    <w:p>
-      <w:r>
-        <w:t xml:space="preserve">    X, </w:t>
-      </w:r>
-      <w:proofErr w:type="spellStart"/>
-      <w:r>
-        <w:t>y_bits</w:t>
-      </w:r>
-      <w:proofErr w:type="spellEnd"/>
-      <w:r>
-        <w:t xml:space="preserve">, </w:t>
-      </w:r>
-      <w:proofErr w:type="spellStart"/>
-      <w:r>
-        <w:t>test_size</w:t>
-      </w:r>
-      <w:proofErr w:type="spellEnd"/>
-      <w:r>
-        <w:t>=0.30, stratify=</w:t>
-      </w:r>
-      <w:proofErr w:type="spellStart"/>
-      <w:r>
-        <w:t>y_int</w:t>
-      </w:r>
-      <w:proofErr w:type="spellEnd"/>
-      <w:r>
-        <w:t xml:space="preserve">, </w:t>
-      </w:r>
-      <w:proofErr w:type="spellStart"/>
-      <w:r>
-        <w:t>random_state</w:t>
-      </w:r>
-      <w:proofErr w:type="spellEnd"/>
-      <w:r>
-        <w:t>=42</w:t>
-      </w:r>
-    </w:p>
-    <w:p>
-      <w:r>
-        <w:t>)</w:t>
-      </w:r>
-    </w:p>
-    <w:p>
-      <w:proofErr w:type="spellStart"/>
-      <w:r>
-        <w:t>X_val</w:t>
-      </w:r>
-      <w:proofErr w:type="spellEnd"/>
-      <w:r>
-        <w:t xml:space="preserve">, </w:t>
-      </w:r>
-      <w:proofErr w:type="spellStart"/>
-      <w:r>
-        <w:t>X_test</w:t>
-      </w:r>
-      <w:proofErr w:type="spellEnd"/>
-      <w:r>
-        <w:t xml:space="preserve">, </w:t>
-      </w:r>
-      <w:proofErr w:type="spellStart"/>
-      <w:r>
-        <w:t>y_val</w:t>
-      </w:r>
-      <w:proofErr w:type="spellEnd"/>
-      <w:r>
-        <w:t xml:space="preserve">, </w:t>
-      </w:r>
-      <w:proofErr w:type="spellStart"/>
-      <w:r>
-        <w:t>y_test</w:t>
-      </w:r>
-      <w:proofErr w:type="spellEnd"/>
-      <w:r>
-        <w:t xml:space="preserve"> = </w:t>
-      </w:r>
-      <w:proofErr w:type="spellStart"/>
-      <w:r>
-        <w:t>train_test_</w:t>
-      </w:r>
-      <w:proofErr w:type="gramStart"/>
-      <w:r>
-        <w:t>split</w:t>
-      </w:r>
-      <w:proofErr w:type="spellEnd"/>
-      <w:r>
-        <w:t>(</w:t>
-      </w:r>
-      <w:proofErr w:type="gramEnd"/>
+        <w:t>time.time</w:t>
+      </w:r>
+      <w:proofErr w:type="spellEnd"/>
+      <w:proofErr w:type="gramEnd"/>
+      <w:r>
+        <w:t>()</w:t>
+      </w:r>
+    </w:p>
+    <w:p>
+      <w:r>
+        <w:t xml:space="preserve">for epoch in </w:t>
+      </w:r>
+      <w:proofErr w:type="gramStart"/>
+      <w:r>
+        <w:t>range(</w:t>
+      </w:r>
+      <w:proofErr w:type="gramEnd"/>
+      <w:r>
+        <w:t>EPOCHS):</w:t>
+      </w:r>
+    </w:p>
+    <w:p>
+      <w:r>
+        <w:t>    # ---------- TRAIN ----------</w:t>
+      </w:r>
     </w:p>
     <w:p>
       <w:r>
         <w:t xml:space="preserve">    </w:t>
       </w:r>
       <w:proofErr w:type="spellStart"/>
-      <w:r>
-        <w:t>X_temp</w:t>
-      </w:r>
-      <w:proofErr w:type="spellEnd"/>
-      <w:r>
-        <w:t xml:space="preserve">, </w:t>
-      </w:r>
-      <w:proofErr w:type="spellStart"/>
-      <w:r>
-        <w:t>y_temp</w:t>
-      </w:r>
-      <w:proofErr w:type="spellEnd"/>
-      <w:r>
-        <w:t xml:space="preserve">, </w:t>
-      </w:r>
-      <w:proofErr w:type="spellStart"/>
-      <w:r>
-        <w:t>test_size</w:t>
-      </w:r>
-      <w:proofErr w:type="spellEnd"/>
-      <w:r>
-        <w:t>=0.50, stratify=</w:t>
-      </w:r>
-      <w:proofErr w:type="spellStart"/>
-      <w:r>
-        <w:t>y_temp</w:t>
-      </w:r>
-      <w:proofErr w:type="spellEnd"/>
-      <w:r>
-        <w:t xml:space="preserve">, </w:t>
-      </w:r>
-      <w:proofErr w:type="spellStart"/>
-      <w:r>
-        <w:t>random_state</w:t>
-      </w:r>
-      <w:proofErr w:type="spellEnd"/>
-      <w:r>
-        <w:t>=42</w:t>
-      </w:r>
-    </w:p>
-    <w:p>
-      <w:r>
-        <w:t>)</w:t>
-      </w:r>
-    </w:p>
-    <w:p>
-      <w:proofErr w:type="spellStart"/>
-      <w:r>
-        <w:t>train_ds</w:t>
-      </w:r>
-      <w:proofErr w:type="spellEnd"/>
-      <w:r>
-        <w:t xml:space="preserve"> = </w:t>
-      </w:r>
-      <w:proofErr w:type="spellStart"/>
-      <w:r>
-        <w:t>QubitCNN_</w:t>
-      </w:r>
-      <w:proofErr w:type="gramStart"/>
-      <w:r>
-        <w:t>Dataset</w:t>
-      </w:r>
-      <w:proofErr w:type="spellEnd"/>
-      <w:r>
-        <w:t>(</w:t>
-      </w:r>
-      <w:proofErr w:type="spellStart"/>
-      <w:proofErr w:type="gramEnd"/>
-      <w:r>
-        <w:t>X_train</w:t>
-      </w:r>
-      <w:proofErr w:type="spellEnd"/>
-      <w:r>
-        <w:t xml:space="preserve">, </w:t>
-      </w:r>
-      <w:proofErr w:type="spellStart"/>
-      <w:r>
-        <w:t>y_train</w:t>
-      </w:r>
-      <w:proofErr w:type="spellEnd"/>
-      <w:r>
-        <w:t>)</w:t>
-      </w:r>
-    </w:p>
-    <w:p>
-      <w:proofErr w:type="spellStart"/>
-      <w:r>
-        <w:t>val_ds</w:t>
-      </w:r>
-      <w:proofErr w:type="spellEnd"/>
-      <w:r>
-        <w:t xml:space="preserve">   = </w:t>
-      </w:r>
-      <w:proofErr w:type="spellStart"/>
-      <w:r>
-        <w:t>QubitCNN_</w:t>
-      </w:r>
-      <w:proofErr w:type="gramStart"/>
-      <w:r>
-        <w:t>Dataset</w:t>
-      </w:r>
-      <w:proofErr w:type="spellEnd"/>
-      <w:r>
-        <w:t>(</w:t>
-      </w:r>
-      <w:proofErr w:type="spellStart"/>
-      <w:proofErr w:type="gramEnd"/>
-      <w:r>
-        <w:t>X_val</w:t>
-      </w:r>
-      <w:proofErr w:type="spellEnd"/>
-      <w:r>
-        <w:t xml:space="preserve">, </w:t>
-      </w:r>
-      <w:proofErr w:type="spellStart"/>
-      <w:r>
-        <w:t>y_val</w:t>
-      </w:r>
-      <w:proofErr w:type="spellEnd"/>
-      <w:r>
-        <w:t>)</w:t>
-      </w:r>
-    </w:p>
-    <w:p>
-      <w:proofErr w:type="spellStart"/>
-      <w:r>
-        <w:t>test_</w:t>
-      </w:r>
-      <w:proofErr w:type="gramStart"/>
-      <w:r>
-        <w:t>ds</w:t>
-      </w:r>
-      <w:proofErr w:type="spellEnd"/>
-      <w:r>
-        <w:t xml:space="preserve">  =</w:t>
-      </w:r>
-      <w:proofErr w:type="gramEnd"/>
-      <w:r>
-        <w:t xml:space="preserve"> </w:t>
-      </w:r>
-      <w:proofErr w:type="spellStart"/>
-      <w:r>
-        <w:t>QubitCNN_</w:t>
-      </w:r>
-      <w:proofErr w:type="gramStart"/>
-      <w:r>
-        <w:t>Dataset</w:t>
-      </w:r>
-      <w:proofErr w:type="spellEnd"/>
-      <w:r>
-        <w:t>(</w:t>
-      </w:r>
-      <w:proofErr w:type="spellStart"/>
-      <w:proofErr w:type="gramEnd"/>
-      <w:r>
-        <w:t>X_test</w:t>
-      </w:r>
-      <w:proofErr w:type="spellEnd"/>
-      <w:r>
-        <w:t xml:space="preserve">, </w:t>
-      </w:r>
-      <w:proofErr w:type="spellStart"/>
-      <w:r>
-        <w:t>y_test</w:t>
-      </w:r>
-      <w:proofErr w:type="spellEnd"/>
-      <w:r>
-        <w:t>)</w:t>
-      </w:r>
-    </w:p>
-    <w:p>
-      <w:proofErr w:type="gramStart"/>
-      <w:r>
-        <w:t>print(</w:t>
-      </w:r>
-      <w:proofErr w:type="gramEnd"/>
-      <w:r>
-        <w:t xml:space="preserve">"Train:", </w:t>
-      </w:r>
-      <w:proofErr w:type="spellStart"/>
-      <w:r>
-        <w:t>len</w:t>
-      </w:r>
-      <w:proofErr w:type="spellEnd"/>
-      <w:r>
-        <w:t>(</w:t>
-      </w:r>
-      <w:proofErr w:type="spellStart"/>
-      <w:r>
-        <w:t>train_ds</w:t>
-      </w:r>
-      <w:proofErr w:type="spellEnd"/>
-      <w:r>
-        <w:t xml:space="preserve">), "Val:", </w:t>
-      </w:r>
-      <w:proofErr w:type="spellStart"/>
-      <w:r>
-        <w:t>len</w:t>
-      </w:r>
-      <w:proofErr w:type="spellEnd"/>
-      <w:r>
-        <w:t>(</w:t>
-      </w:r>
-      <w:proofErr w:type="spellStart"/>
-      <w:r>
-        <w:t>val_ds</w:t>
-      </w:r>
-      <w:proofErr w:type="spellEnd"/>
-      <w:r>
-        <w:t xml:space="preserve">), "Test:", </w:t>
-      </w:r>
-      <w:proofErr w:type="spellStart"/>
-      <w:r>
-        <w:t>len</w:t>
-      </w:r>
-      <w:proofErr w:type="spellEnd"/>
-      <w:r>
-        <w:t>(</w:t>
-      </w:r>
-      <w:proofErr w:type="spellStart"/>
-      <w:r>
-        <w:t>test_ds</w:t>
-      </w:r>
-      <w:proofErr w:type="spellEnd"/>
-      <w:r>
-        <w:t>))</w:t>
-      </w:r>
-    </w:p>
-    <w:p>
-      <w:r>
-        <w:t># -----------------------------------------------------------</w:t>
-      </w:r>
-    </w:p>
-    <w:p>
-      <w:r>
-        <w:t xml:space="preserve"># 5) </w:t>
-      </w:r>
-      <w:proofErr w:type="spellStart"/>
-      <w:r>
-        <w:t>DataLoaders</w:t>
-      </w:r>
-      <w:proofErr w:type="spellEnd"/>
-    </w:p>
-    <w:p>
-      <w:r>
-        <w:t># -----------------------------------------------------------</w:t>
-      </w:r>
-    </w:p>
-    <w:p>
-      <w:proofErr w:type="spellStart"/>
-      <w:r>
-        <w:t>batch_size</w:t>
-      </w:r>
-      <w:proofErr w:type="spellEnd"/>
-      <w:r>
-        <w:t xml:space="preserve"> = 64</w:t>
-      </w:r>
-    </w:p>
-    <w:p>
-      <w:proofErr w:type="spellStart"/>
-      <w:r>
-        <w:t>train_loader</w:t>
-      </w:r>
-      <w:proofErr w:type="spellEnd"/>
-      <w:r>
-        <w:t xml:space="preserve"> = </w:t>
-      </w:r>
-      <w:proofErr w:type="spellStart"/>
-      <w:proofErr w:type="gramStart"/>
-      <w:r>
-        <w:t>DataLoader</w:t>
-      </w:r>
-      <w:proofErr w:type="spellEnd"/>
-      <w:r>
-        <w:t>(</w:t>
-      </w:r>
-      <w:proofErr w:type="spellStart"/>
-      <w:proofErr w:type="gramEnd"/>
-      <w:r>
-        <w:t>train_ds</w:t>
-      </w:r>
-      <w:proofErr w:type="spellEnd"/>
-      <w:r>
-        <w:t xml:space="preserve">, </w:t>
-      </w:r>
-      <w:proofErr w:type="spellStart"/>
-      <w:r>
-        <w:t>batch_size</w:t>
-      </w:r>
-      <w:proofErr w:type="spellEnd"/>
-      <w:r>
-        <w:t>=</w:t>
-      </w:r>
-      <w:proofErr w:type="spellStart"/>
-      <w:r>
-        <w:t>batch_size</w:t>
-      </w:r>
-      <w:proofErr w:type="spellEnd"/>
-      <w:r>
-        <w:t>, shuffle=True)</w:t>
-      </w:r>
-    </w:p>
-    <w:p>
-      <w:proofErr w:type="spellStart"/>
-      <w:r>
-        <w:t>val_loader</w:t>
-      </w:r>
-      <w:proofErr w:type="spellEnd"/>
-      <w:r>
-        <w:t xml:space="preserve">   = </w:t>
-      </w:r>
-      <w:proofErr w:type="spellStart"/>
-      <w:proofErr w:type="gramStart"/>
-      <w:r>
-        <w:t>DataLoader</w:t>
-      </w:r>
-      <w:proofErr w:type="spellEnd"/>
-      <w:r>
-        <w:t>(</w:t>
-      </w:r>
-      <w:proofErr w:type="spellStart"/>
-      <w:proofErr w:type="gramEnd"/>
-      <w:r>
-        <w:t>val_ds</w:t>
-      </w:r>
-      <w:proofErr w:type="spellEnd"/>
-      <w:r>
-        <w:t xml:space="preserve">, </w:t>
-      </w:r>
-      <w:proofErr w:type="spellStart"/>
-      <w:r>
-        <w:t>batch_size</w:t>
-      </w:r>
-      <w:proofErr w:type="spellEnd"/>
-      <w:r>
-        <w:t>=</w:t>
-      </w:r>
-      <w:proofErr w:type="spellStart"/>
-      <w:r>
-        <w:t>batch_size</w:t>
-      </w:r>
-      <w:proofErr w:type="spellEnd"/>
-      <w:r>
-        <w:t>)</w:t>
-      </w:r>
-    </w:p>
-    <w:p>
-      <w:proofErr w:type="spellStart"/>
-      <w:r>
-        <w:t>test_</w:t>
-      </w:r>
-      <w:proofErr w:type="gramStart"/>
-      <w:r>
-        <w:t>loader</w:t>
-      </w:r>
-      <w:proofErr w:type="spellEnd"/>
-      <w:r>
-        <w:t xml:space="preserve">  =</w:t>
-      </w:r>
-      <w:proofErr w:type="gramEnd"/>
-      <w:r>
-        <w:t xml:space="preserve"> </w:t>
-      </w:r>
-      <w:proofErr w:type="spellStart"/>
-      <w:proofErr w:type="gramStart"/>
-      <w:r>
-        <w:t>DataLoader</w:t>
-      </w:r>
-      <w:proofErr w:type="spellEnd"/>
-      <w:r>
-        <w:t>(</w:t>
-      </w:r>
-      <w:proofErr w:type="spellStart"/>
-      <w:proofErr w:type="gramEnd"/>
-      <w:r>
-        <w:t>test_ds</w:t>
-      </w:r>
-      <w:proofErr w:type="spellEnd"/>
-      <w:r>
-        <w:t xml:space="preserve">, </w:t>
-      </w:r>
-      <w:proofErr w:type="spellStart"/>
-      <w:r>
-        <w:t>batch_size</w:t>
-      </w:r>
-      <w:proofErr w:type="spellEnd"/>
-      <w:r>
-        <w:t>=</w:t>
-      </w:r>
-      <w:proofErr w:type="spellStart"/>
-      <w:r>
-        <w:t>batch_size</w:t>
-      </w:r>
-      <w:proofErr w:type="spellEnd"/>
-      <w:r>
-        <w:t>)</w:t>
-      </w:r>
-    </w:p>
-    <w:p>
-      <w:r>
-        <w:t># -----------------------------------------------------------</w:t>
-      </w:r>
-    </w:p>
-    <w:p>
-      <w:r>
-        <w:t># 6) CNN Architecture (confirmed by you)</w:t>
-      </w:r>
-    </w:p>
-    <w:p>
-      <w:r>
-        <w:lastRenderedPageBreak/>
-        <w:t># -----------------------------------------------------------</w:t>
-      </w:r>
-    </w:p>
-    <w:p>
-      <w:r>
-        <w:t xml:space="preserve">class </w:t>
-      </w:r>
-      <w:proofErr w:type="spellStart"/>
-      <w:r>
-        <w:t>QubitCNN</w:t>
-      </w:r>
-      <w:proofErr w:type="spellEnd"/>
-      <w:r>
-        <w:t>(</w:t>
-      </w:r>
-      <w:proofErr w:type="spellStart"/>
-      <w:proofErr w:type="gramStart"/>
-      <w:r>
-        <w:t>nn.Module</w:t>
-      </w:r>
-      <w:proofErr w:type="spellEnd"/>
-      <w:proofErr w:type="gramEnd"/>
-      <w:r>
-        <w:t>):</w:t>
-      </w:r>
-    </w:p>
-    <w:p>
-      <w:r>
-        <w:t>    def __</w:t>
-      </w:r>
-      <w:proofErr w:type="spellStart"/>
-      <w:r>
-        <w:t>init</w:t>
-      </w:r>
-      <w:proofErr w:type="spellEnd"/>
-      <w:r>
-        <w:t>__(self):</w:t>
-      </w:r>
-    </w:p>
-    <w:p>
-      <w:r>
-        <w:t>        super(</w:t>
-      </w:r>
-      <w:proofErr w:type="gramStart"/>
-      <w:r>
-        <w:t>)._</w:t>
-      </w:r>
-      <w:proofErr w:type="gramEnd"/>
-      <w:r>
-        <w:t>_</w:t>
-      </w:r>
-      <w:proofErr w:type="spellStart"/>
-      <w:r>
-        <w:t>init</w:t>
-      </w:r>
-      <w:proofErr w:type="spellEnd"/>
-      <w:r>
-        <w:t>_</w:t>
-      </w:r>
-      <w:proofErr w:type="gramStart"/>
-      <w:r>
-        <w:t>_(</w:t>
-      </w:r>
-      <w:proofErr w:type="gramEnd"/>
-      <w:r>
-        <w:t>)</w:t>
-      </w:r>
-    </w:p>
-    <w:p>
-      <w:r>
-        <w:t xml:space="preserve">        </w:t>
-      </w:r>
-      <w:proofErr w:type="spellStart"/>
-      <w:r>
-        <w:t>self.cnn</w:t>
-      </w:r>
-      <w:proofErr w:type="spellEnd"/>
-      <w:r>
-        <w:t xml:space="preserve"> = </w:t>
-      </w:r>
-      <w:proofErr w:type="spellStart"/>
-      <w:proofErr w:type="gramStart"/>
-      <w:r>
-        <w:t>nn.Sequential</w:t>
-      </w:r>
-      <w:proofErr w:type="spellEnd"/>
-      <w:proofErr w:type="gramEnd"/>
-      <w:r>
-        <w:t>(</w:t>
-      </w:r>
-    </w:p>
-    <w:p>
-      <w:r>
-        <w:t xml:space="preserve">            </w:t>
-      </w:r>
-      <w:proofErr w:type="gramStart"/>
-      <w:r>
-        <w:t>nn.Conv</w:t>
-      </w:r>
-      <w:proofErr w:type="gramEnd"/>
-      <w:r>
-        <w:t>2</w:t>
-      </w:r>
-      <w:proofErr w:type="gramStart"/>
-      <w:r>
-        <w:t>d(</w:t>
-      </w:r>
-      <w:proofErr w:type="gramEnd"/>
-      <w:r>
-        <w:t xml:space="preserve">1, 8, </w:t>
-      </w:r>
-      <w:proofErr w:type="spellStart"/>
-      <w:r>
-        <w:t>kernel_size</w:t>
-      </w:r>
-      <w:proofErr w:type="spellEnd"/>
-      <w:proofErr w:type="gramStart"/>
-      <w:r>
-        <w:t>=(</w:t>
-      </w:r>
-      <w:proofErr w:type="gramEnd"/>
-      <w:r>
-        <w:t>2,1), stride=1</w:t>
-      </w:r>
-      <w:proofErr w:type="gramStart"/>
-      <w:r>
-        <w:t>),  #</w:t>
-      </w:r>
-      <w:proofErr w:type="gramEnd"/>
-      <w:r>
-        <w:t xml:space="preserve"> → (batch, 8, 3, 2)</w:t>
-      </w:r>
-    </w:p>
-    <w:p>
-      <w:r>
-        <w:t xml:space="preserve">            </w:t>
-      </w:r>
-      <w:proofErr w:type="spellStart"/>
-      <w:proofErr w:type="gramStart"/>
-      <w:r>
-        <w:t>nn.ReLU</w:t>
-      </w:r>
-      <w:proofErr w:type="spellEnd"/>
-      <w:proofErr w:type="gramEnd"/>
-      <w:r>
-        <w:t>(),</w:t>
-      </w:r>
-    </w:p>
-    <w:p>
-      <w:r>
-        <w:t xml:space="preserve">            </w:t>
-      </w:r>
-      <w:proofErr w:type="gramStart"/>
-      <w:r>
-        <w:t>nn.Conv</w:t>
-      </w:r>
-      <w:proofErr w:type="gramEnd"/>
-      <w:r>
-        <w:t>2</w:t>
-      </w:r>
-      <w:proofErr w:type="gramStart"/>
-      <w:r>
-        <w:t>d(</w:t>
-      </w:r>
-      <w:proofErr w:type="gramEnd"/>
-      <w:r>
-        <w:t xml:space="preserve">8, 16, </w:t>
-      </w:r>
-      <w:proofErr w:type="spellStart"/>
-      <w:r>
-        <w:t>kernel_size</w:t>
-      </w:r>
-      <w:proofErr w:type="spellEnd"/>
-      <w:proofErr w:type="gramStart"/>
-      <w:r>
-        <w:t>=(</w:t>
-      </w:r>
-      <w:proofErr w:type="gramEnd"/>
-      <w:r>
-        <w:t>2,1), stride=1), # → (batch,16,2,2)</w:t>
-      </w:r>
-    </w:p>
-    <w:p>
-      <w:r>
-        <w:t xml:space="preserve">            </w:t>
-      </w:r>
-      <w:proofErr w:type="spellStart"/>
-      <w:proofErr w:type="gramStart"/>
-      <w:r>
-        <w:t>nn.ReLU</w:t>
-      </w:r>
-      <w:proofErr w:type="spellEnd"/>
-      <w:proofErr w:type="gramEnd"/>
-      <w:r>
-        <w:t>(),</w:t>
-      </w:r>
-    </w:p>
-    <w:p>
-      <w:r>
-        <w:t xml:space="preserve">            </w:t>
-      </w:r>
-      <w:proofErr w:type="spellStart"/>
-      <w:proofErr w:type="gramStart"/>
-      <w:r>
-        <w:t>nn.Flatten</w:t>
+      <w:proofErr w:type="gramStart"/>
+      <w:r>
+        <w:t>model.train</w:t>
       </w:r>
       <w:proofErr w:type="spellEnd"/>
       <w:proofErr w:type="gramEnd"/>
@@ -6073,495 +6334,15 @@
     </w:p>
     <w:p>
       <w:r>
-        <w:t>        )</w:t>
-      </w:r>
-    </w:p>
-    <w:p>
-      <w:r>
-        <w:t>        # compute flattened size: 16 * 2 * 2 = 64</w:t>
-      </w:r>
-    </w:p>
-    <w:p>
-      <w:r>
-        <w:t xml:space="preserve">        </w:t>
-      </w:r>
-      <w:proofErr w:type="spellStart"/>
-      <w:r>
-        <w:t>self.fc</w:t>
-      </w:r>
-      <w:proofErr w:type="spellEnd"/>
-      <w:r>
-        <w:t xml:space="preserve"> = </w:t>
-      </w:r>
-      <w:proofErr w:type="spellStart"/>
-      <w:proofErr w:type="gramStart"/>
-      <w:r>
-        <w:t>nn.Sequential</w:t>
-      </w:r>
-      <w:proofErr w:type="spellEnd"/>
-      <w:proofErr w:type="gramEnd"/>
-      <w:r>
-        <w:t>(</w:t>
-      </w:r>
-    </w:p>
-    <w:p>
-      <w:r>
-        <w:t xml:space="preserve">            </w:t>
-      </w:r>
-      <w:proofErr w:type="spellStart"/>
-      <w:proofErr w:type="gramStart"/>
-      <w:r>
-        <w:t>nn.Linear</w:t>
-      </w:r>
-      <w:proofErr w:type="spellEnd"/>
-      <w:proofErr w:type="gramEnd"/>
-      <w:r>
-        <w:t>(64, 32),</w:t>
-      </w:r>
-    </w:p>
-    <w:p>
-      <w:r>
-        <w:t xml:space="preserve">            </w:t>
-      </w:r>
-      <w:proofErr w:type="spellStart"/>
-      <w:proofErr w:type="gramStart"/>
-      <w:r>
-        <w:t>nn.ReLU</w:t>
-      </w:r>
-      <w:proofErr w:type="spellEnd"/>
-      <w:proofErr w:type="gramEnd"/>
-      <w:r>
-        <w:t>(),</w:t>
-      </w:r>
-    </w:p>
-    <w:p>
-      <w:r>
-        <w:t xml:space="preserve">            </w:t>
-      </w:r>
-      <w:proofErr w:type="spellStart"/>
-      <w:proofErr w:type="gramStart"/>
-      <w:r>
-        <w:t>nn.Linear</w:t>
-      </w:r>
-      <w:proofErr w:type="spellEnd"/>
-      <w:proofErr w:type="gramEnd"/>
-      <w:r>
-        <w:t>(32, 4)   # output logits for 4 bits</w:t>
-      </w:r>
-    </w:p>
-    <w:p>
-      <w:r>
-        <w:t>        )</w:t>
-      </w:r>
-    </w:p>
-    <w:p>
-      <w:r>
-        <w:t xml:space="preserve">    def </w:t>
-      </w:r>
-      <w:proofErr w:type="gramStart"/>
-      <w:r>
-        <w:t>forward(</w:t>
-      </w:r>
-      <w:proofErr w:type="gramEnd"/>
-      <w:r>
-        <w:t>self, x):</w:t>
-      </w:r>
-    </w:p>
-    <w:p>
-      <w:r>
-        <w:t xml:space="preserve">        x = </w:t>
-      </w:r>
-      <w:proofErr w:type="spellStart"/>
-      <w:r>
-        <w:t>self.cnn</w:t>
-      </w:r>
-      <w:proofErr w:type="spellEnd"/>
-      <w:r>
-        <w:t>(x)</w:t>
-      </w:r>
-    </w:p>
-    <w:p>
-      <w:r>
-        <w:t xml:space="preserve">        x = </w:t>
-      </w:r>
-      <w:proofErr w:type="spellStart"/>
-      <w:r>
-        <w:t>self.fc</w:t>
-      </w:r>
-      <w:proofErr w:type="spellEnd"/>
-      <w:r>
-        <w:t>(x)</w:t>
-      </w:r>
-    </w:p>
-    <w:p>
-      <w:r>
-        <w:t>        return x   # logits (</w:t>
-      </w:r>
-      <w:proofErr w:type="spellStart"/>
-      <w:r>
-        <w:t>BCEWithLogitsLoss</w:t>
-      </w:r>
-      <w:proofErr w:type="spellEnd"/>
-      <w:r>
-        <w:t xml:space="preserve"> will apply Sigmoid internally)</w:t>
-      </w:r>
-    </w:p>
-    <w:p>
-      <w:r>
-        <w:t xml:space="preserve">model = </w:t>
-      </w:r>
-      <w:proofErr w:type="spellStart"/>
-      <w:proofErr w:type="gramStart"/>
-      <w:r>
-        <w:t>QubitCNN</w:t>
-      </w:r>
-      <w:proofErr w:type="spellEnd"/>
-      <w:r>
-        <w:t>(</w:t>
-      </w:r>
-      <w:proofErr w:type="gramEnd"/>
-      <w:r>
-        <w:t>)</w:t>
-      </w:r>
-    </w:p>
-    <w:p>
-      <w:r>
-        <w:t># -----------------------------------------------------------</w:t>
-      </w:r>
-    </w:p>
-    <w:p>
-      <w:r>
-        <w:t># 7) Loss, Optimizer, Scheduler</w:t>
-      </w:r>
-    </w:p>
-    <w:p>
-      <w:r>
-        <w:t># -----------------------------------------------------------</w:t>
-      </w:r>
-    </w:p>
-    <w:p>
-      <w:r>
-        <w:t xml:space="preserve">criterion = </w:t>
-      </w:r>
-      <w:proofErr w:type="spellStart"/>
-      <w:proofErr w:type="gramStart"/>
-      <w:r>
-        <w:t>nn.BCEWithLogitsLoss</w:t>
-      </w:r>
-      <w:proofErr w:type="spellEnd"/>
-      <w:proofErr w:type="gramEnd"/>
-      <w:r>
-        <w:t>()</w:t>
-      </w:r>
-    </w:p>
-    <w:p>
-      <w:r>
-        <w:lastRenderedPageBreak/>
-        <w:t xml:space="preserve">optimizer = </w:t>
-      </w:r>
-      <w:proofErr w:type="spellStart"/>
-      <w:proofErr w:type="gramStart"/>
-      <w:r>
-        <w:t>torch.optim</w:t>
-      </w:r>
-      <w:proofErr w:type="gramEnd"/>
-      <w:r>
-        <w:t>.AdamW</w:t>
-      </w:r>
-      <w:proofErr w:type="spellEnd"/>
-      <w:r>
-        <w:t>(</w:t>
-      </w:r>
-      <w:proofErr w:type="spellStart"/>
-      <w:proofErr w:type="gramStart"/>
-      <w:r>
-        <w:t>model.parameters</w:t>
-      </w:r>
-      <w:proofErr w:type="spellEnd"/>
-      <w:proofErr w:type="gramEnd"/>
-      <w:r>
-        <w:t xml:space="preserve">(), </w:t>
-      </w:r>
-      <w:proofErr w:type="spellStart"/>
-      <w:r>
-        <w:t>lr</w:t>
-      </w:r>
-      <w:proofErr w:type="spellEnd"/>
-      <w:r>
-        <w:t>=0.0007)</w:t>
-      </w:r>
-    </w:p>
-    <w:p>
-      <w:r>
-        <w:t xml:space="preserve">scheduler = </w:t>
-      </w:r>
-      <w:proofErr w:type="spellStart"/>
-      <w:r>
-        <w:t>torch.optim.lr_</w:t>
-      </w:r>
-      <w:proofErr w:type="gramStart"/>
-      <w:r>
-        <w:t>scheduler.ReduceLROnPlateau</w:t>
-      </w:r>
-      <w:proofErr w:type="spellEnd"/>
-      <w:proofErr w:type="gramEnd"/>
-      <w:r>
-        <w:t>(</w:t>
-      </w:r>
-    </w:p>
-    <w:p>
-      <w:r>
-        <w:t>    optimizer, mode='min', factor=0.7, patience=10</w:t>
-      </w:r>
-    </w:p>
-    <w:p>
-      <w:r>
-        <w:t>)</w:t>
-      </w:r>
-    </w:p>
-    <w:p>
-      <w:r>
-        <w:t># -----------------------------------------------------------</w:t>
-      </w:r>
-    </w:p>
-    <w:p>
-      <w:r>
-        <w:t># 8) Accuracy function for 4-bit output</w:t>
-      </w:r>
-    </w:p>
-    <w:p>
-      <w:r>
-        <w:t># -----------------------------------------------------------</w:t>
-      </w:r>
-    </w:p>
-    <w:p>
-      <w:r>
-        <w:t xml:space="preserve">def </w:t>
-      </w:r>
-      <w:proofErr w:type="spellStart"/>
-      <w:r>
-        <w:t>bitwise_</w:t>
-      </w:r>
-      <w:proofErr w:type="gramStart"/>
-      <w:r>
-        <w:t>accuracy</w:t>
-      </w:r>
-      <w:proofErr w:type="spellEnd"/>
-      <w:r>
-        <w:t>(</w:t>
-      </w:r>
-      <w:proofErr w:type="gramEnd"/>
-      <w:r>
-        <w:t xml:space="preserve">logits, </w:t>
-      </w:r>
-      <w:proofErr w:type="spellStart"/>
-      <w:r>
-        <w:t>target_bits</w:t>
-      </w:r>
-      <w:proofErr w:type="spellEnd"/>
-      <w:r>
-        <w:t>):</w:t>
-      </w:r>
-    </w:p>
-    <w:p>
-      <w:r>
-        <w:t xml:space="preserve">    probs = </w:t>
-      </w:r>
-      <w:proofErr w:type="spellStart"/>
-      <w:proofErr w:type="gramStart"/>
-      <w:r>
-        <w:t>torch.sigmoid</w:t>
-      </w:r>
-      <w:proofErr w:type="spellEnd"/>
-      <w:proofErr w:type="gramEnd"/>
-      <w:r>
-        <w:t>(logits)</w:t>
-      </w:r>
-    </w:p>
-    <w:p>
-      <w:r>
-        <w:t>    preds = (probs &gt; 0.5</w:t>
-      </w:r>
-      <w:proofErr w:type="gramStart"/>
-      <w:r>
-        <w:t>).float</w:t>
-      </w:r>
-      <w:proofErr w:type="gramEnd"/>
-      <w:r>
-        <w:t>()</w:t>
-      </w:r>
-    </w:p>
-    <w:p>
-      <w:r>
-        <w:t xml:space="preserve">    exact = (preds == </w:t>
-      </w:r>
-      <w:proofErr w:type="spellStart"/>
-      <w:r>
-        <w:t>target_bits</w:t>
-      </w:r>
-      <w:proofErr w:type="spellEnd"/>
-      <w:proofErr w:type="gramStart"/>
-      <w:r>
-        <w:t>).all</w:t>
-      </w:r>
-      <w:proofErr w:type="gramEnd"/>
-      <w:r>
-        <w:t>(dim=1)</w:t>
-      </w:r>
-    </w:p>
-    <w:p>
-      <w:r>
-        <w:t xml:space="preserve">    return </w:t>
-      </w:r>
-      <w:proofErr w:type="spellStart"/>
-      <w:proofErr w:type="gramStart"/>
-      <w:r>
-        <w:t>exact.float</w:t>
-      </w:r>
-      <w:proofErr w:type="spellEnd"/>
-      <w:proofErr w:type="gramEnd"/>
-      <w:r>
-        <w:t>(</w:t>
-      </w:r>
-      <w:proofErr w:type="gramStart"/>
-      <w:r>
-        <w:t>).mean</w:t>
-      </w:r>
-      <w:proofErr w:type="gramEnd"/>
-      <w:r>
-        <w:t>(</w:t>
-      </w:r>
-      <w:proofErr w:type="gramStart"/>
-      <w:r>
-        <w:t>).item</w:t>
-      </w:r>
-      <w:proofErr w:type="gramEnd"/>
-      <w:r>
-        <w:t>()</w:t>
-      </w:r>
-    </w:p>
-    <w:p>
-      <w:r>
-        <w:t># -----------------------------------------------------------</w:t>
-      </w:r>
-    </w:p>
-    <w:p>
-      <w:r>
-        <w:t># 9) Training Loop with Early Stopping</w:t>
-      </w:r>
-    </w:p>
-    <w:p>
-      <w:r>
-        <w:t># -----------------------------------------------------------</w:t>
-      </w:r>
-    </w:p>
-    <w:p>
-      <w:r>
-        <w:t>EPOCHS = 120</w:t>
-      </w:r>
-    </w:p>
-    <w:p>
-      <w:proofErr w:type="spellStart"/>
-      <w:r>
-        <w:t>best_val_loss</w:t>
-      </w:r>
-      <w:proofErr w:type="spellEnd"/>
-      <w:r>
-        <w:t xml:space="preserve"> = float("inf")</w:t>
-      </w:r>
-    </w:p>
-    <w:p>
-      <w:r>
-        <w:t>patience = 30</w:t>
-      </w:r>
-    </w:p>
-    <w:p>
-      <w:r>
-        <w:t>counter = 0</w:t>
-      </w:r>
-    </w:p>
-    <w:p>
-      <w:proofErr w:type="spellStart"/>
-      <w:r>
-        <w:t>train_losses</w:t>
-      </w:r>
-      <w:proofErr w:type="spellEnd"/>
-      <w:r>
-        <w:t xml:space="preserve"> = []</w:t>
-      </w:r>
-    </w:p>
-    <w:p>
-      <w:proofErr w:type="spellStart"/>
-      <w:r>
-        <w:t>val_losses</w:t>
-      </w:r>
-      <w:proofErr w:type="spellEnd"/>
-      <w:r>
-        <w:t xml:space="preserve"> = []</w:t>
-      </w:r>
-    </w:p>
-    <w:p>
-      <w:proofErr w:type="spellStart"/>
-      <w:r>
-        <w:t>val_acc_list</w:t>
-      </w:r>
-      <w:proofErr w:type="spellEnd"/>
-      <w:r>
-        <w:t xml:space="preserve"> = []</w:t>
-      </w:r>
-      <w:r>
-        <w:br/>
-      </w:r>
-      <w:proofErr w:type="spellStart"/>
-      <w:r>
-        <w:t>start_time</w:t>
-      </w:r>
-      <w:proofErr w:type="spellEnd"/>
-      <w:r>
-        <w:t xml:space="preserve"> = </w:t>
-      </w:r>
-      <w:proofErr w:type="spellStart"/>
-      <w:proofErr w:type="gramStart"/>
-      <w:r>
-        <w:t>time.time</w:t>
-      </w:r>
-      <w:proofErr w:type="spellEnd"/>
-      <w:proofErr w:type="gramEnd"/>
-      <w:r>
-        <w:t>()</w:t>
-      </w:r>
-    </w:p>
-    <w:p>
-      <w:r>
-        <w:t xml:space="preserve">for epoch in </w:t>
-      </w:r>
-      <w:proofErr w:type="gramStart"/>
-      <w:r>
-        <w:t>range(</w:t>
-      </w:r>
-      <w:proofErr w:type="gramEnd"/>
-      <w:r>
-        <w:t>EPOCHS):</w:t>
-      </w:r>
-    </w:p>
-    <w:p>
-      <w:r>
-        <w:t>    # ---------- TRAIN ----------</w:t>
-      </w:r>
-    </w:p>
-    <w:p>
-      <w:r>
         <w:t xml:space="preserve">    </w:t>
       </w:r>
       <w:proofErr w:type="spellStart"/>
-      <w:proofErr w:type="gramStart"/>
-      <w:r>
-        <w:t>model.train</w:t>
-      </w:r>
-      <w:proofErr w:type="spellEnd"/>
-      <w:proofErr w:type="gramEnd"/>
-      <w:r>
-        <w:t>()</w:t>
+      <w:r>
+        <w:t>train_loss_sum</w:t>
+      </w:r>
+      <w:proofErr w:type="spellEnd"/>
+      <w:r>
+        <w:t xml:space="preserve"> = 0</w:t>
       </w:r>
     </w:p>
     <w:p>
@@ -6571,10 +6352,306 @@
       </w:r>
       <w:proofErr w:type="spellStart"/>
       <w:r>
+        <w:t>train_acc_sum</w:t>
+      </w:r>
+      <w:proofErr w:type="spellEnd"/>
+      <w:r>
+        <w:t xml:space="preserve"> = 0</w:t>
+      </w:r>
+    </w:p>
+    <w:p>
+      <w:r>
+        <w:t xml:space="preserve">    for </w:t>
+      </w:r>
+      <w:proofErr w:type="spellStart"/>
+      <w:r>
+        <w:t>xb</w:t>
+      </w:r>
+      <w:proofErr w:type="spellEnd"/>
+      <w:r>
+        <w:t xml:space="preserve">, yb in </w:t>
+      </w:r>
+      <w:proofErr w:type="spellStart"/>
+      <w:r>
+        <w:t>train_loader</w:t>
+      </w:r>
+      <w:proofErr w:type="spellEnd"/>
+      <w:r>
+        <w:t>:</w:t>
+      </w:r>
+    </w:p>
+    <w:p>
+      <w:r>
+        <w:t xml:space="preserve">        </w:t>
+      </w:r>
+      <w:proofErr w:type="spellStart"/>
+      <w:proofErr w:type="gramStart"/>
+      <w:r>
+        <w:t>optimizer.zero</w:t>
+      </w:r>
+      <w:proofErr w:type="gramEnd"/>
+      <w:r>
+        <w:t>_grad</w:t>
+      </w:r>
+      <w:proofErr w:type="spellEnd"/>
+      <w:r>
+        <w:t>()</w:t>
+      </w:r>
+    </w:p>
+    <w:p>
+      <w:r>
+        <w:t>        logits = model(</w:t>
+      </w:r>
+      <w:proofErr w:type="spellStart"/>
+      <w:r>
+        <w:t>xb</w:t>
+      </w:r>
+      <w:proofErr w:type="spellEnd"/>
+      <w:r>
+        <w:t>)</w:t>
+      </w:r>
+    </w:p>
+    <w:p>
+      <w:r>
+        <w:t xml:space="preserve">        loss = </w:t>
+      </w:r>
+      <w:proofErr w:type="gramStart"/>
+      <w:r>
+        <w:t>criterion(</w:t>
+      </w:r>
+      <w:proofErr w:type="gramEnd"/>
+      <w:r>
+        <w:t xml:space="preserve">logits, </w:t>
+      </w:r>
+      <w:proofErr w:type="spellStart"/>
+      <w:r>
+        <w:t>yb</w:t>
+      </w:r>
+      <w:proofErr w:type="spellEnd"/>
+      <w:r>
+        <w:t>)</w:t>
+      </w:r>
+    </w:p>
+    <w:p>
+      <w:r>
+        <w:t xml:space="preserve">        </w:t>
+      </w:r>
+      <w:proofErr w:type="spellStart"/>
+      <w:proofErr w:type="gramStart"/>
+      <w:r>
+        <w:t>loss.backward</w:t>
+      </w:r>
+      <w:proofErr w:type="spellEnd"/>
+      <w:proofErr w:type="gramEnd"/>
+      <w:r>
+        <w:t>()</w:t>
+      </w:r>
+    </w:p>
+    <w:p>
+      <w:r>
+        <w:t xml:space="preserve">        </w:t>
+      </w:r>
+      <w:proofErr w:type="spellStart"/>
+      <w:proofErr w:type="gramStart"/>
+      <w:r>
+        <w:t>optimizer.step</w:t>
+      </w:r>
+      <w:proofErr w:type="spellEnd"/>
+      <w:proofErr w:type="gramEnd"/>
+      <w:r>
+        <w:t>()</w:t>
+      </w:r>
+    </w:p>
+    <w:p>
+      <w:r>
+        <w:t xml:space="preserve">        </w:t>
+      </w:r>
+      <w:proofErr w:type="spellStart"/>
+      <w:r>
         <w:t>train_loss_sum</w:t>
       </w:r>
       <w:proofErr w:type="spellEnd"/>
       <w:r>
+        <w:t xml:space="preserve"> += </w:t>
+      </w:r>
+      <w:proofErr w:type="spellStart"/>
+      <w:proofErr w:type="gramStart"/>
+      <w:r>
+        <w:t>loss.item</w:t>
+      </w:r>
+      <w:proofErr w:type="spellEnd"/>
+      <w:proofErr w:type="gramEnd"/>
+      <w:r>
+        <w:t>()</w:t>
+      </w:r>
+    </w:p>
+    <w:p>
+      <w:r>
+        <w:t xml:space="preserve">        </w:t>
+      </w:r>
+      <w:proofErr w:type="spellStart"/>
+      <w:r>
+        <w:t>train_acc_sum</w:t>
+      </w:r>
+      <w:proofErr w:type="spellEnd"/>
+      <w:r>
+        <w:t xml:space="preserve"> += </w:t>
+      </w:r>
+      <w:proofErr w:type="spellStart"/>
+      <w:r>
+        <w:t>bitwise_</w:t>
+      </w:r>
+      <w:proofErr w:type="gramStart"/>
+      <w:r>
+        <w:t>accuracy</w:t>
+      </w:r>
+      <w:proofErr w:type="spellEnd"/>
+      <w:r>
+        <w:t>(</w:t>
+      </w:r>
+      <w:proofErr w:type="gramEnd"/>
+      <w:r>
+        <w:t xml:space="preserve">logits, </w:t>
+      </w:r>
+      <w:proofErr w:type="spellStart"/>
+      <w:r>
+        <w:t>yb</w:t>
+      </w:r>
+      <w:proofErr w:type="spellEnd"/>
+      <w:r>
+        <w:t>)</w:t>
+      </w:r>
+    </w:p>
+    <w:p>
+      <w:r>
+        <w:t xml:space="preserve">    </w:t>
+      </w:r>
+      <w:proofErr w:type="spellStart"/>
+      <w:r>
+        <w:t>train_loss</w:t>
+      </w:r>
+      <w:proofErr w:type="spellEnd"/>
+      <w:r>
+        <w:t xml:space="preserve"> = </w:t>
+      </w:r>
+      <w:proofErr w:type="spellStart"/>
+      <w:r>
+        <w:t>train_loss_sum</w:t>
+      </w:r>
+      <w:proofErr w:type="spellEnd"/>
+      <w:r>
+        <w:t xml:space="preserve"> / </w:t>
+      </w:r>
+      <w:proofErr w:type="spellStart"/>
+      <w:r>
+        <w:t>len</w:t>
+      </w:r>
+      <w:proofErr w:type="spellEnd"/>
+      <w:r>
+        <w:t>(</w:t>
+      </w:r>
+      <w:proofErr w:type="spellStart"/>
+      <w:r>
+        <w:t>train_loader</w:t>
+      </w:r>
+      <w:proofErr w:type="spellEnd"/>
+      <w:r>
+        <w:t>)</w:t>
+      </w:r>
+    </w:p>
+    <w:p>
+      <w:r>
+        <w:t xml:space="preserve">    </w:t>
+      </w:r>
+      <w:proofErr w:type="spellStart"/>
+      <w:r>
+        <w:t>train_acc</w:t>
+      </w:r>
+      <w:proofErr w:type="spellEnd"/>
+      <w:r>
+        <w:t xml:space="preserve"> = </w:t>
+      </w:r>
+      <w:proofErr w:type="spellStart"/>
+      <w:r>
+        <w:t>train_acc_sum</w:t>
+      </w:r>
+      <w:proofErr w:type="spellEnd"/>
+      <w:r>
+        <w:t xml:space="preserve"> / </w:t>
+      </w:r>
+      <w:proofErr w:type="spellStart"/>
+      <w:r>
+        <w:t>len</w:t>
+      </w:r>
+      <w:proofErr w:type="spellEnd"/>
+      <w:r>
+        <w:t>(</w:t>
+      </w:r>
+      <w:proofErr w:type="spellStart"/>
+      <w:r>
+        <w:t>train_loader</w:t>
+      </w:r>
+      <w:proofErr w:type="spellEnd"/>
+      <w:r>
+        <w:t>)</w:t>
+      </w:r>
+    </w:p>
+    <w:p>
+      <w:r>
+        <w:t xml:space="preserve">    </w:t>
+      </w:r>
+      <w:proofErr w:type="spellStart"/>
+      <w:r>
+        <w:t>train_</w:t>
+      </w:r>
+      <w:proofErr w:type="gramStart"/>
+      <w:r>
+        <w:t>losses.append</w:t>
+      </w:r>
+      <w:proofErr w:type="spellEnd"/>
+      <w:proofErr w:type="gramEnd"/>
+      <w:r>
+        <w:t>(</w:t>
+      </w:r>
+      <w:proofErr w:type="spellStart"/>
+      <w:r>
+        <w:t>train_loss</w:t>
+      </w:r>
+      <w:proofErr w:type="spellEnd"/>
+      <w:r>
+        <w:t>)</w:t>
+      </w:r>
+    </w:p>
+    <w:p>
+      <w:r>
+        <w:t>    # ---------- VALIDATION ----------</w:t>
+      </w:r>
+    </w:p>
+    <w:p>
+      <w:r>
+        <w:t xml:space="preserve">    </w:t>
+      </w:r>
+      <w:proofErr w:type="spellStart"/>
+      <w:proofErr w:type="gramStart"/>
+      <w:r>
+        <w:t>model.eval</w:t>
+      </w:r>
+      <w:proofErr w:type="spellEnd"/>
+      <w:proofErr w:type="gramEnd"/>
+      <w:r>
+        <w:t>()</w:t>
+      </w:r>
+    </w:p>
+    <w:p>
+      <w:r>
+        <w:t xml:space="preserve">    </w:t>
+      </w:r>
+      <w:proofErr w:type="spellStart"/>
+      <w:r>
+        <w:t>val_loss_sum</w:t>
+      </w:r>
+      <w:proofErr w:type="spellEnd"/>
+      <w:r>
         <w:t xml:space="preserve"> = 0</w:t>
       </w:r>
     </w:p>
@@ -6584,7 +6661,7 @@
       </w:r>
       <w:proofErr w:type="spellStart"/>
       <w:r>
-        <w:t>train_acc_sum</w:t>
+        <w:t>val_acc_sum</w:t>
       </w:r>
       <w:proofErr w:type="spellEnd"/>
       <w:r>
@@ -6593,6 +6670,552 @@
     </w:p>
     <w:p>
       <w:r>
+        <w:t xml:space="preserve">    with </w:t>
+      </w:r>
+      <w:proofErr w:type="spellStart"/>
+      <w:r>
+        <w:t>torch.no_</w:t>
+      </w:r>
+      <w:proofErr w:type="gramStart"/>
+      <w:r>
+        <w:t>grad</w:t>
+      </w:r>
+      <w:proofErr w:type="spellEnd"/>
+      <w:r>
+        <w:t>(</w:t>
+      </w:r>
+      <w:proofErr w:type="gramEnd"/>
+      <w:r>
+        <w:t>):</w:t>
+      </w:r>
+    </w:p>
+    <w:p>
+      <w:r>
+        <w:t xml:space="preserve">        for </w:t>
+      </w:r>
+      <w:proofErr w:type="spellStart"/>
+      <w:r>
+        <w:t>xb</w:t>
+      </w:r>
+      <w:proofErr w:type="spellEnd"/>
+      <w:r>
+        <w:t xml:space="preserve">, yb in </w:t>
+      </w:r>
+      <w:proofErr w:type="spellStart"/>
+      <w:r>
+        <w:t>val_loader</w:t>
+      </w:r>
+      <w:proofErr w:type="spellEnd"/>
+      <w:r>
+        <w:t>:</w:t>
+      </w:r>
+    </w:p>
+    <w:p>
+      <w:r>
+        <w:t>            logits = model(</w:t>
+      </w:r>
+      <w:proofErr w:type="spellStart"/>
+      <w:r>
+        <w:t>xb</w:t>
+      </w:r>
+      <w:proofErr w:type="spellEnd"/>
+      <w:r>
+        <w:t>)</w:t>
+      </w:r>
+    </w:p>
+    <w:p>
+      <w:r>
+        <w:t xml:space="preserve">            loss = </w:t>
+      </w:r>
+      <w:proofErr w:type="gramStart"/>
+      <w:r>
+        <w:t>criterion(</w:t>
+      </w:r>
+      <w:proofErr w:type="gramEnd"/>
+      <w:r>
+        <w:t xml:space="preserve">logits, </w:t>
+      </w:r>
+      <w:proofErr w:type="spellStart"/>
+      <w:r>
+        <w:t>yb</w:t>
+      </w:r>
+      <w:proofErr w:type="spellEnd"/>
+      <w:r>
+        <w:t>)</w:t>
+      </w:r>
+    </w:p>
+    <w:p>
+      <w:r>
+        <w:t xml:space="preserve">            </w:t>
+      </w:r>
+      <w:proofErr w:type="spellStart"/>
+      <w:r>
+        <w:t>val_loss_sum</w:t>
+      </w:r>
+      <w:proofErr w:type="spellEnd"/>
+      <w:r>
+        <w:t xml:space="preserve"> += </w:t>
+      </w:r>
+      <w:proofErr w:type="spellStart"/>
+      <w:proofErr w:type="gramStart"/>
+      <w:r>
+        <w:t>loss.item</w:t>
+      </w:r>
+      <w:proofErr w:type="spellEnd"/>
+      <w:proofErr w:type="gramEnd"/>
+      <w:r>
+        <w:t>()</w:t>
+      </w:r>
+    </w:p>
+    <w:p>
+      <w:r>
+        <w:t xml:space="preserve">            </w:t>
+      </w:r>
+      <w:proofErr w:type="spellStart"/>
+      <w:r>
+        <w:t>val_acc_sum</w:t>
+      </w:r>
+      <w:proofErr w:type="spellEnd"/>
+      <w:r>
+        <w:t xml:space="preserve"> += </w:t>
+      </w:r>
+      <w:proofErr w:type="spellStart"/>
+      <w:r>
+        <w:t>bitwise_</w:t>
+      </w:r>
+      <w:proofErr w:type="gramStart"/>
+      <w:r>
+        <w:t>accuracy</w:t>
+      </w:r>
+      <w:proofErr w:type="spellEnd"/>
+      <w:r>
+        <w:t>(</w:t>
+      </w:r>
+      <w:proofErr w:type="gramEnd"/>
+      <w:r>
+        <w:t xml:space="preserve">logits, </w:t>
+      </w:r>
+      <w:proofErr w:type="spellStart"/>
+      <w:r>
+        <w:t>yb</w:t>
+      </w:r>
+      <w:proofErr w:type="spellEnd"/>
+      <w:r>
+        <w:t>)</w:t>
+      </w:r>
+    </w:p>
+    <w:p>
+      <w:r>
+        <w:t xml:space="preserve">    </w:t>
+      </w:r>
+      <w:proofErr w:type="spellStart"/>
+      <w:r>
+        <w:t>val_loss</w:t>
+      </w:r>
+      <w:proofErr w:type="spellEnd"/>
+      <w:r>
+        <w:t xml:space="preserve"> = </w:t>
+      </w:r>
+      <w:proofErr w:type="spellStart"/>
+      <w:r>
+        <w:t>val_loss_sum</w:t>
+      </w:r>
+      <w:proofErr w:type="spellEnd"/>
+      <w:r>
+        <w:t xml:space="preserve"> / </w:t>
+      </w:r>
+      <w:proofErr w:type="spellStart"/>
+      <w:r>
+        <w:t>len</w:t>
+      </w:r>
+      <w:proofErr w:type="spellEnd"/>
+      <w:r>
+        <w:t>(</w:t>
+      </w:r>
+      <w:proofErr w:type="spellStart"/>
+      <w:r>
+        <w:t>val_loader</w:t>
+      </w:r>
+      <w:proofErr w:type="spellEnd"/>
+      <w:r>
+        <w:t>)</w:t>
+      </w:r>
+    </w:p>
+    <w:p>
+      <w:r>
+        <w:t xml:space="preserve">    </w:t>
+      </w:r>
+      <w:proofErr w:type="spellStart"/>
+      <w:r>
+        <w:t>val_acc</w:t>
+      </w:r>
+      <w:proofErr w:type="spellEnd"/>
+      <w:r>
+        <w:t xml:space="preserve"> = </w:t>
+      </w:r>
+      <w:proofErr w:type="spellStart"/>
+      <w:r>
+        <w:t>val_acc_sum</w:t>
+      </w:r>
+      <w:proofErr w:type="spellEnd"/>
+      <w:r>
+        <w:t xml:space="preserve"> / </w:t>
+      </w:r>
+      <w:proofErr w:type="spellStart"/>
+      <w:r>
+        <w:t>len</w:t>
+      </w:r>
+      <w:proofErr w:type="spellEnd"/>
+      <w:r>
+        <w:t>(</w:t>
+      </w:r>
+      <w:proofErr w:type="spellStart"/>
+      <w:r>
+        <w:t>val_loader</w:t>
+      </w:r>
+      <w:proofErr w:type="spellEnd"/>
+      <w:r>
+        <w:t>)</w:t>
+      </w:r>
+    </w:p>
+    <w:p>
+      <w:r>
+        <w:t xml:space="preserve">    </w:t>
+      </w:r>
+      <w:proofErr w:type="spellStart"/>
+      <w:r>
+        <w:t>val_</w:t>
+      </w:r>
+      <w:proofErr w:type="gramStart"/>
+      <w:r>
+        <w:t>losses.append</w:t>
+      </w:r>
+      <w:proofErr w:type="spellEnd"/>
+      <w:proofErr w:type="gramEnd"/>
+      <w:r>
+        <w:t>(</w:t>
+      </w:r>
+      <w:proofErr w:type="spellStart"/>
+      <w:r>
+        <w:t>val_loss</w:t>
+      </w:r>
+      <w:proofErr w:type="spellEnd"/>
+      <w:r>
+        <w:t>)</w:t>
+      </w:r>
+    </w:p>
+    <w:p>
+      <w:r>
+        <w:t xml:space="preserve">    </w:t>
+      </w:r>
+      <w:proofErr w:type="spellStart"/>
+      <w:r>
+        <w:t>val_acc_</w:t>
+      </w:r>
+      <w:proofErr w:type="gramStart"/>
+      <w:r>
+        <w:t>list.append</w:t>
+      </w:r>
+      <w:proofErr w:type="spellEnd"/>
+      <w:proofErr w:type="gramEnd"/>
+      <w:r>
+        <w:t>(</w:t>
+      </w:r>
+      <w:proofErr w:type="spellStart"/>
+      <w:r>
+        <w:t>val_acc</w:t>
+      </w:r>
+      <w:proofErr w:type="spellEnd"/>
+      <w:r>
+        <w:t>)</w:t>
+      </w:r>
+    </w:p>
+    <w:p/>
+    <w:p>
+      <w:r>
+        <w:t xml:space="preserve">    </w:t>
+      </w:r>
+      <w:proofErr w:type="spellStart"/>
+      <w:proofErr w:type="gramStart"/>
+      <w:r>
+        <w:t>scheduler.step</w:t>
+      </w:r>
+      <w:proofErr w:type="spellEnd"/>
+      <w:proofErr w:type="gramEnd"/>
+      <w:r>
+        <w:t>(</w:t>
+      </w:r>
+      <w:proofErr w:type="spellStart"/>
+      <w:r>
+        <w:t>val_loss</w:t>
+      </w:r>
+      <w:proofErr w:type="spellEnd"/>
+      <w:r>
+        <w:t>)</w:t>
+      </w:r>
+    </w:p>
+    <w:p>
+      <w:r>
+        <w:t xml:space="preserve">    </w:t>
+      </w:r>
+      <w:proofErr w:type="gramStart"/>
+      <w:r>
+        <w:t>print(</w:t>
+      </w:r>
+      <w:proofErr w:type="spellStart"/>
+      <w:proofErr w:type="gramEnd"/>
+      <w:r>
+        <w:t>f"Epoch</w:t>
+      </w:r>
+      <w:proofErr w:type="spellEnd"/>
+      <w:r>
+        <w:t xml:space="preserve"> {epoch:03d} | Train Loss: {train_loss:.4f} | Train Acc: {train_acc:.3f} | "</w:t>
+      </w:r>
+    </w:p>
+    <w:p>
+      <w:r>
+        <w:t xml:space="preserve">          </w:t>
+      </w:r>
+      <w:proofErr w:type="spellStart"/>
+      <w:r>
+        <w:t>f"Val</w:t>
+      </w:r>
+      <w:proofErr w:type="spellEnd"/>
+      <w:r>
+        <w:t xml:space="preserve"> Loss: {val_loss:.4f} | Val Acc: {val_acc:.3f}")</w:t>
+      </w:r>
+    </w:p>
+    <w:p>
+      <w:r>
+        <w:t>    # ---------- Early Stopping ----------</w:t>
+      </w:r>
+    </w:p>
+    <w:p>
+      <w:r>
+        <w:t xml:space="preserve">    if </w:t>
+      </w:r>
+      <w:proofErr w:type="spellStart"/>
+      <w:r>
+        <w:t>val_loss</w:t>
+      </w:r>
+      <w:proofErr w:type="spellEnd"/>
+      <w:r>
+        <w:t xml:space="preserve"> &lt; </w:t>
+      </w:r>
+      <w:proofErr w:type="spellStart"/>
+      <w:r>
+        <w:t>best_val_loss</w:t>
+      </w:r>
+      <w:proofErr w:type="spellEnd"/>
+      <w:r>
+        <w:t>:</w:t>
+      </w:r>
+    </w:p>
+    <w:p>
+      <w:r>
+        <w:t xml:space="preserve">        </w:t>
+      </w:r>
+      <w:proofErr w:type="spellStart"/>
+      <w:r>
+        <w:t>best_val_loss</w:t>
+      </w:r>
+      <w:proofErr w:type="spellEnd"/>
+      <w:r>
+        <w:t xml:space="preserve"> = </w:t>
+      </w:r>
+      <w:proofErr w:type="spellStart"/>
+      <w:r>
+        <w:t>val_loss</w:t>
+      </w:r>
+      <w:proofErr w:type="spellEnd"/>
+    </w:p>
+    <w:p>
+      <w:r>
+        <w:t>        counter = 0</w:t>
+      </w:r>
+    </w:p>
+    <w:p>
+      <w:r>
+        <w:t xml:space="preserve">        </w:t>
+      </w:r>
+      <w:proofErr w:type="spellStart"/>
+      <w:proofErr w:type="gramStart"/>
+      <w:r>
+        <w:t>torch.save</w:t>
+      </w:r>
+      <w:proofErr w:type="spellEnd"/>
+      <w:proofErr w:type="gramEnd"/>
+      <w:r>
+        <w:t>(</w:t>
+      </w:r>
+      <w:proofErr w:type="spellStart"/>
+      <w:r>
+        <w:t>model.state_dict</w:t>
+      </w:r>
+      <w:proofErr w:type="spellEnd"/>
+      <w:r>
+        <w:t>(), "best_cnn_model.pt")</w:t>
+      </w:r>
+    </w:p>
+    <w:p>
+      <w:r>
+        <w:t>    else:</w:t>
+      </w:r>
+    </w:p>
+    <w:p>
+      <w:r>
+        <w:t>        counter += 1</w:t>
+      </w:r>
+    </w:p>
+    <w:p>
+      <w:r>
+        <w:t>        if counter &gt;= patience:</w:t>
+      </w:r>
+    </w:p>
+    <w:p>
+      <w:r>
+        <w:t xml:space="preserve">            </w:t>
+      </w:r>
+      <w:proofErr w:type="gramStart"/>
+      <w:r>
+        <w:t>print(</w:t>
+      </w:r>
+      <w:proofErr w:type="gramEnd"/>
+      <w:r>
+        <w:t>"Early stopping triggered!")</w:t>
+      </w:r>
+    </w:p>
+    <w:p>
+      <w:r>
+        <w:t>            break</w:t>
+      </w:r>
+    </w:p>
+    <w:p>
+      <w:proofErr w:type="spellStart"/>
+      <w:r>
+        <w:t>end_time</w:t>
+      </w:r>
+      <w:proofErr w:type="spellEnd"/>
+      <w:r>
+        <w:t xml:space="preserve"> = </w:t>
+      </w:r>
+      <w:proofErr w:type="spellStart"/>
+      <w:proofErr w:type="gramStart"/>
+      <w:r>
+        <w:t>time.time</w:t>
+      </w:r>
+      <w:proofErr w:type="spellEnd"/>
+      <w:proofErr w:type="gramEnd"/>
+      <w:r>
+        <w:t>()</w:t>
+      </w:r>
+    </w:p>
+    <w:p>
+      <w:proofErr w:type="gramStart"/>
+      <w:r>
+        <w:t>print(</w:t>
+      </w:r>
+      <w:proofErr w:type="spellStart"/>
+      <w:proofErr w:type="gramEnd"/>
+      <w:r>
+        <w:t>f"Training</w:t>
+      </w:r>
+      <w:proofErr w:type="spellEnd"/>
+      <w:r>
+        <w:t xml:space="preserve"> completed in {</w:t>
+      </w:r>
+      <w:proofErr w:type="spellStart"/>
+      <w:r>
+        <w:t>end_time</w:t>
+      </w:r>
+      <w:proofErr w:type="spellEnd"/>
+      <w:r>
+        <w:t xml:space="preserve"> - start_time:.2f} seconds.")</w:t>
+      </w:r>
+    </w:p>
+    <w:p>
+      <w:r>
+        <w:t># -----------------------------------------------------------</w:t>
+      </w:r>
+    </w:p>
+    <w:p>
+      <w:r>
+        <w:t># 10) Testing</w:t>
+      </w:r>
+    </w:p>
+    <w:p>
+      <w:r>
+        <w:t># -----------------------------------------------------------</w:t>
+      </w:r>
+    </w:p>
+    <w:p>
+      <w:proofErr w:type="spellStart"/>
+      <w:proofErr w:type="gramStart"/>
+      <w:r>
+        <w:t>model.load</w:t>
+      </w:r>
+      <w:proofErr w:type="gramEnd"/>
+      <w:r>
+        <w:t>_state_dict</w:t>
+      </w:r>
+      <w:proofErr w:type="spellEnd"/>
+      <w:r>
+        <w:t>(</w:t>
+      </w:r>
+      <w:proofErr w:type="spellStart"/>
+      <w:r>
+        <w:t>torch.load</w:t>
+      </w:r>
+      <w:proofErr w:type="spellEnd"/>
+      <w:r>
+        <w:t>("best_cnn_model.pt"))</w:t>
+      </w:r>
+    </w:p>
+    <w:p>
+      <w:proofErr w:type="spellStart"/>
+      <w:proofErr w:type="gramStart"/>
+      <w:r>
+        <w:t>model.eval</w:t>
+      </w:r>
+      <w:proofErr w:type="spellEnd"/>
+      <w:proofErr w:type="gramEnd"/>
+      <w:r>
+        <w:t>()</w:t>
+      </w:r>
+    </w:p>
+    <w:p>
+      <w:proofErr w:type="spellStart"/>
+      <w:r>
+        <w:t>test_acc_sum</w:t>
+      </w:r>
+      <w:proofErr w:type="spellEnd"/>
+      <w:r>
+        <w:t xml:space="preserve"> = 0</w:t>
+      </w:r>
+    </w:p>
+    <w:p>
+      <w:r>
+        <w:t xml:space="preserve">with </w:t>
+      </w:r>
+      <w:proofErr w:type="spellStart"/>
+      <w:r>
+        <w:t>torch.no_</w:t>
+      </w:r>
+      <w:proofErr w:type="gramStart"/>
+      <w:r>
+        <w:t>grad</w:t>
+      </w:r>
+      <w:proofErr w:type="spellEnd"/>
+      <w:r>
+        <w:t>(</w:t>
+      </w:r>
+      <w:proofErr w:type="gramEnd"/>
+      <w:r>
+        <w:t>):</w:t>
+      </w:r>
+    </w:p>
+    <w:p>
+      <w:r>
         <w:t xml:space="preserve">    for </w:t>
       </w:r>
       <w:proofErr w:type="spellStart"/>
@@ -6605,7 +7228,7 @@
       </w:r>
       <w:proofErr w:type="spellStart"/>
       <w:r>
-        <w:t>train_loader</w:t>
+        <w:t>test_loader</w:t>
       </w:r>
       <w:proofErr w:type="spellEnd"/>
       <w:r>
@@ -6614,20 +7237,36 @@
     </w:p>
     <w:p>
       <w:r>
+        <w:t>        logits = model(</w:t>
+      </w:r>
+      <w:proofErr w:type="spellStart"/>
+      <w:r>
+        <w:t>xb</w:t>
+      </w:r>
+      <w:proofErr w:type="spellEnd"/>
+      <w:r>
+        <w:t>)</w:t>
+      </w:r>
+    </w:p>
+    <w:p>
+      <w:r>
         <w:t xml:space="preserve">        </w:t>
       </w:r>
       <w:proofErr w:type="spellStart"/>
-      <w:proofErr w:type="gramStart"/>
-      <w:r>
-        <w:t>optimizer.zero</w:t>
-      </w:r>
-      <w:proofErr w:type="gramEnd"/>
-      <w:r>
-        <w:t>_</w:t>
-      </w:r>
-      <w:proofErr w:type="gramStart"/>
-      <w:r>
-        <w:t>grad</w:t>
+      <w:r>
+        <w:t>test_acc_sum</w:t>
+      </w:r>
+      <w:proofErr w:type="spellEnd"/>
+      <w:r>
+        <w:t xml:space="preserve"> += </w:t>
+      </w:r>
+      <w:proofErr w:type="spellStart"/>
+      <w:r>
+        <w:t>bitwise_</w:t>
+      </w:r>
+      <w:proofErr w:type="gramStart"/>
+      <w:r>
+        <w:t>accuracy</w:t>
       </w:r>
       <w:proofErr w:type="spellEnd"/>
       <w:r>
@@ -6635,16 +7274,46 @@
       </w:r>
       <w:proofErr w:type="gramEnd"/>
       <w:r>
+        <w:t xml:space="preserve">logits, </w:t>
+      </w:r>
+      <w:proofErr w:type="spellStart"/>
+      <w:r>
+        <w:t>yb</w:t>
+      </w:r>
+      <w:proofErr w:type="spellEnd"/>
+      <w:r>
         <w:t>)</w:t>
       </w:r>
     </w:p>
     <w:p>
-      <w:r>
-        <w:t>        logits = model(</w:t>
-      </w:r>
-      <w:proofErr w:type="spellStart"/>
-      <w:r>
-        <w:t>xb</w:t>
+      <w:proofErr w:type="spellStart"/>
+      <w:r>
+        <w:lastRenderedPageBreak/>
+        <w:t>test_acc</w:t>
+      </w:r>
+      <w:proofErr w:type="spellEnd"/>
+      <w:r>
+        <w:t xml:space="preserve"> = </w:t>
+      </w:r>
+      <w:proofErr w:type="spellStart"/>
+      <w:r>
+        <w:t>test_acc_sum</w:t>
+      </w:r>
+      <w:proofErr w:type="spellEnd"/>
+      <w:r>
+        <w:t xml:space="preserve"> / </w:t>
+      </w:r>
+      <w:proofErr w:type="spellStart"/>
+      <w:r>
+        <w:t>len</w:t>
+      </w:r>
+      <w:proofErr w:type="spellEnd"/>
+      <w:r>
+        <w:t>(</w:t>
+      </w:r>
+      <w:proofErr w:type="spellStart"/>
+      <w:r>
+        <w:t>test_loader</w:t>
       </w:r>
       <w:proofErr w:type="spellEnd"/>
       <w:r>
@@ -6652,20 +7321,169 @@
       </w:r>
     </w:p>
     <w:p>
-      <w:r>
-        <w:t xml:space="preserve">        loss = </w:t>
-      </w:r>
-      <w:proofErr w:type="gramStart"/>
-      <w:r>
-        <w:t>criterion(</w:t>
-      </w:r>
-      <w:proofErr w:type="gramEnd"/>
-      <w:r>
-        <w:t xml:space="preserve">logits, </w:t>
-      </w:r>
-      <w:proofErr w:type="spellStart"/>
-      <w:r>
-        <w:t>yb</w:t>
+      <w:proofErr w:type="gramStart"/>
+      <w:r>
+        <w:t>print(</w:t>
+      </w:r>
+      <w:proofErr w:type="gramEnd"/>
+      <w:r>
+        <w:t>"\n</w:t>
+      </w:r>
+      <w:r>
+        <w:rPr>
+          <w:rFonts w:ascii="Segoe UI Emoji" w:hAnsi="Segoe UI Emoji" w:cs="Segoe UI Emoji"/>
+        </w:rPr>
+        <w:t>🔥</w:t>
+      </w:r>
+      <w:r>
+        <w:t xml:space="preserve"> Final Test Accuracy (CNN 4-bit):", 100 * </w:t>
+      </w:r>
+      <w:proofErr w:type="spellStart"/>
+      <w:r>
+        <w:t>test_acc</w:t>
+      </w:r>
+      <w:proofErr w:type="spellEnd"/>
+      <w:r>
+        <w:t>, "%")</w:t>
+      </w:r>
+    </w:p>
+    <w:p>
+      <w:r>
+        <w:t># -----------------------------------------------------------</w:t>
+      </w:r>
+    </w:p>
+    <w:p>
+      <w:r>
+        <w:t># 11) Plot Loss &amp; Accuracy</w:t>
+      </w:r>
+    </w:p>
+    <w:p>
+      <w:r>
+        <w:t># -----------------------------------------------------------</w:t>
+      </w:r>
+    </w:p>
+    <w:p>
+      <w:proofErr w:type="spellStart"/>
+      <w:proofErr w:type="gramStart"/>
+      <w:r>
+        <w:t>plt.figure</w:t>
+      </w:r>
+      <w:proofErr w:type="spellEnd"/>
+      <w:proofErr w:type="gramEnd"/>
+      <w:r>
+        <w:t>(</w:t>
+      </w:r>
+      <w:proofErr w:type="spellStart"/>
+      <w:r>
+        <w:t>figsize</w:t>
+      </w:r>
+      <w:proofErr w:type="spellEnd"/>
+      <w:r>
+        <w:t>=(10,4))</w:t>
+      </w:r>
+    </w:p>
+    <w:p>
+      <w:proofErr w:type="spellStart"/>
+      <w:proofErr w:type="gramStart"/>
+      <w:r>
+        <w:t>plt.subplot</w:t>
+      </w:r>
+      <w:proofErr w:type="spellEnd"/>
+      <w:proofErr w:type="gramEnd"/>
+      <w:r>
+        <w:t>(1,2,1)</w:t>
+      </w:r>
+    </w:p>
+    <w:p>
+      <w:proofErr w:type="spellStart"/>
+      <w:proofErr w:type="gramStart"/>
+      <w:r>
+        <w:t>plt.plot</w:t>
+      </w:r>
+      <w:proofErr w:type="spellEnd"/>
+      <w:proofErr w:type="gramEnd"/>
+      <w:r>
+        <w:t>(</w:t>
+      </w:r>
+      <w:proofErr w:type="spellStart"/>
+      <w:r>
+        <w:t>train_losses</w:t>
+      </w:r>
+      <w:proofErr w:type="spellEnd"/>
+      <w:r>
+        <w:t>, label="Train Loss")</w:t>
+      </w:r>
+    </w:p>
+    <w:p>
+      <w:proofErr w:type="spellStart"/>
+      <w:proofErr w:type="gramStart"/>
+      <w:r>
+        <w:t>plt.plot</w:t>
+      </w:r>
+      <w:proofErr w:type="spellEnd"/>
+      <w:proofErr w:type="gramEnd"/>
+      <w:r>
+        <w:t>(</w:t>
+      </w:r>
+      <w:proofErr w:type="spellStart"/>
+      <w:r>
+        <w:t>val_losses</w:t>
+      </w:r>
+      <w:proofErr w:type="spellEnd"/>
+      <w:r>
+        <w:t>, label="Val Loss")</w:t>
+      </w:r>
+    </w:p>
+    <w:p>
+      <w:proofErr w:type="spellStart"/>
+      <w:proofErr w:type="gramStart"/>
+      <w:r>
+        <w:t>plt.legend</w:t>
+      </w:r>
+      <w:proofErr w:type="spellEnd"/>
+      <w:proofErr w:type="gramEnd"/>
+      <w:r>
+        <w:t>()</w:t>
+      </w:r>
+    </w:p>
+    <w:p>
+      <w:proofErr w:type="spellStart"/>
+      <w:proofErr w:type="gramStart"/>
+      <w:r>
+        <w:t>plt.title</w:t>
+      </w:r>
+      <w:proofErr w:type="spellEnd"/>
+      <w:proofErr w:type="gramEnd"/>
+      <w:r>
+        <w:t>("Loss Curves (CNN)")</w:t>
+      </w:r>
+    </w:p>
+    <w:p>
+      <w:proofErr w:type="spellStart"/>
+      <w:proofErr w:type="gramStart"/>
+      <w:r>
+        <w:t>plt.subplot</w:t>
+      </w:r>
+      <w:proofErr w:type="spellEnd"/>
+      <w:proofErr w:type="gramEnd"/>
+      <w:r>
+        <w:t>(1,2,2)</w:t>
+      </w:r>
+    </w:p>
+    <w:p>
+      <w:proofErr w:type="spellStart"/>
+      <w:proofErr w:type="gramStart"/>
+      <w:r>
+        <w:t>plt.plot</w:t>
+      </w:r>
+      <w:proofErr w:type="spellEnd"/>
+      <w:proofErr w:type="gramEnd"/>
+      <w:r>
+        <w:t>(</w:t>
+      </w:r>
+      <w:proofErr w:type="spellStart"/>
+      <w:r>
+        <w:t>val_acc_list</w:t>
       </w:r>
       <w:proofErr w:type="spellEnd"/>
       <w:r>
@@ -6673,1140 +7491,48 @@
       </w:r>
     </w:p>
     <w:p>
-      <w:r>
-        <w:t xml:space="preserve">        </w:t>
-      </w:r>
-      <w:proofErr w:type="spellStart"/>
-      <w:proofErr w:type="gramStart"/>
-      <w:r>
-        <w:t>loss.backward</w:t>
-      </w:r>
-      <w:proofErr w:type="spellEnd"/>
-      <w:proofErr w:type="gramEnd"/>
+      <w:proofErr w:type="spellStart"/>
+      <w:proofErr w:type="gramStart"/>
+      <w:r>
+        <w:t>plt.title</w:t>
+      </w:r>
+      <w:proofErr w:type="spellEnd"/>
+      <w:proofErr w:type="gramEnd"/>
+      <w:r>
+        <w:t>("Validation Accuracy (CNN)")</w:t>
+      </w:r>
+    </w:p>
+    <w:p>
+      <w:proofErr w:type="spellStart"/>
+      <w:proofErr w:type="gramStart"/>
+      <w:r>
+        <w:t>plt.tight</w:t>
+      </w:r>
+      <w:proofErr w:type="gramEnd"/>
+      <w:r>
+        <w:t>_layout</w:t>
+      </w:r>
+      <w:proofErr w:type="spellEnd"/>
       <w:r>
         <w:t>()</w:t>
       </w:r>
     </w:p>
     <w:p>
-      <w:r>
-        <w:t xml:space="preserve">        </w:t>
-      </w:r>
-      <w:proofErr w:type="spellStart"/>
-      <w:proofErr w:type="gramStart"/>
-      <w:r>
-        <w:t>optimizer.step</w:t>
+      <w:pPr>
+        <w:rPr>
+          <w:rtl/>
+        </w:rPr>
+      </w:pPr>
+      <w:proofErr w:type="spellStart"/>
+      <w:proofErr w:type="gramStart"/>
+      <w:r>
+        <w:t>plt.show</w:t>
       </w:r>
       <w:proofErr w:type="spellEnd"/>
       <w:proofErr w:type="gramEnd"/>
       <w:r>
         <w:t>()</w:t>
       </w:r>
-    </w:p>
-    <w:p>
-      <w:r>
-        <w:t xml:space="preserve">        </w:t>
-      </w:r>
-      <w:proofErr w:type="spellStart"/>
-      <w:r>
-        <w:t>train_loss_sum</w:t>
-      </w:r>
-      <w:proofErr w:type="spellEnd"/>
-      <w:r>
-        <w:t xml:space="preserve"> += </w:t>
-      </w:r>
-      <w:proofErr w:type="spellStart"/>
-      <w:proofErr w:type="gramStart"/>
-      <w:r>
-        <w:t>loss.item</w:t>
-      </w:r>
-      <w:proofErr w:type="spellEnd"/>
-      <w:proofErr w:type="gramEnd"/>
-      <w:r>
-        <w:t>()</w:t>
-      </w:r>
-    </w:p>
-    <w:p>
-      <w:r>
-        <w:t xml:space="preserve">        </w:t>
-      </w:r>
-      <w:proofErr w:type="spellStart"/>
-      <w:r>
-        <w:t>train_acc_sum</w:t>
-      </w:r>
-      <w:proofErr w:type="spellEnd"/>
-      <w:r>
-        <w:t xml:space="preserve"> += </w:t>
-      </w:r>
-      <w:proofErr w:type="spellStart"/>
-      <w:r>
-        <w:t>bitwise_</w:t>
-      </w:r>
-      <w:proofErr w:type="gramStart"/>
-      <w:r>
-        <w:t>accuracy</w:t>
-      </w:r>
-      <w:proofErr w:type="spellEnd"/>
-      <w:r>
-        <w:t>(</w:t>
-      </w:r>
-      <w:proofErr w:type="gramEnd"/>
-      <w:r>
-        <w:t xml:space="preserve">logits, </w:t>
-      </w:r>
-      <w:proofErr w:type="spellStart"/>
-      <w:r>
-        <w:t>yb</w:t>
-      </w:r>
-      <w:proofErr w:type="spellEnd"/>
-      <w:r>
-        <w:t>)</w:t>
-      </w:r>
-    </w:p>
-    <w:p>
-      <w:r>
-        <w:t xml:space="preserve">    </w:t>
-      </w:r>
-      <w:proofErr w:type="spellStart"/>
-      <w:r>
-        <w:t>train_loss</w:t>
-      </w:r>
-      <w:proofErr w:type="spellEnd"/>
-      <w:r>
-        <w:t xml:space="preserve"> = </w:t>
-      </w:r>
-      <w:proofErr w:type="spellStart"/>
-      <w:r>
-        <w:t>train_loss_sum</w:t>
-      </w:r>
-      <w:proofErr w:type="spellEnd"/>
-      <w:r>
-        <w:t xml:space="preserve"> / </w:t>
-      </w:r>
-      <w:proofErr w:type="spellStart"/>
-      <w:r>
-        <w:t>len</w:t>
-      </w:r>
-      <w:proofErr w:type="spellEnd"/>
-      <w:r>
-        <w:t>(</w:t>
-      </w:r>
-      <w:proofErr w:type="spellStart"/>
-      <w:r>
-        <w:t>train_loader</w:t>
-      </w:r>
-      <w:proofErr w:type="spellEnd"/>
-      <w:r>
-        <w:t>)</w:t>
-      </w:r>
-    </w:p>
-    <w:p>
-      <w:r>
-        <w:t xml:space="preserve">    </w:t>
-      </w:r>
-      <w:proofErr w:type="spellStart"/>
-      <w:r>
-        <w:t>train_acc</w:t>
-      </w:r>
-      <w:proofErr w:type="spellEnd"/>
-      <w:r>
-        <w:t xml:space="preserve"> = </w:t>
-      </w:r>
-      <w:proofErr w:type="spellStart"/>
-      <w:r>
-        <w:t>train_acc_sum</w:t>
-      </w:r>
-      <w:proofErr w:type="spellEnd"/>
-      <w:r>
-        <w:t xml:space="preserve"> / </w:t>
-      </w:r>
-      <w:proofErr w:type="spellStart"/>
-      <w:r>
-        <w:t>len</w:t>
-      </w:r>
-      <w:proofErr w:type="spellEnd"/>
-      <w:r>
-        <w:t>(</w:t>
-      </w:r>
-      <w:proofErr w:type="spellStart"/>
-      <w:r>
-        <w:t>train_loader</w:t>
-      </w:r>
-      <w:proofErr w:type="spellEnd"/>
-      <w:r>
-        <w:t>)</w:t>
-      </w:r>
-    </w:p>
-    <w:p>
-      <w:r>
-        <w:t xml:space="preserve">    </w:t>
-      </w:r>
-      <w:proofErr w:type="spellStart"/>
-      <w:r>
-        <w:t>train_</w:t>
-      </w:r>
-      <w:proofErr w:type="gramStart"/>
-      <w:r>
-        <w:t>losses.append</w:t>
-      </w:r>
-      <w:proofErr w:type="spellEnd"/>
-      <w:proofErr w:type="gramEnd"/>
-      <w:r>
-        <w:t>(</w:t>
-      </w:r>
-      <w:proofErr w:type="spellStart"/>
-      <w:r>
-        <w:t>train_loss</w:t>
-      </w:r>
-      <w:proofErr w:type="spellEnd"/>
-      <w:r>
-        <w:t>)</w:t>
-      </w:r>
-    </w:p>
-    <w:p>
-      <w:r>
-        <w:t>    # ---------- VALIDATION ----------</w:t>
-      </w:r>
-    </w:p>
-    <w:p>
-      <w:r>
-        <w:t xml:space="preserve">    </w:t>
-      </w:r>
-      <w:proofErr w:type="spellStart"/>
-      <w:proofErr w:type="gramStart"/>
-      <w:r>
-        <w:t>model.eval</w:t>
-      </w:r>
-      <w:proofErr w:type="spellEnd"/>
-      <w:proofErr w:type="gramEnd"/>
-      <w:r>
-        <w:t>()</w:t>
-      </w:r>
-    </w:p>
-    <w:p>
-      <w:r>
-        <w:t xml:space="preserve">    </w:t>
-      </w:r>
-      <w:proofErr w:type="spellStart"/>
-      <w:r>
-        <w:t>val_loss_sum</w:t>
-      </w:r>
-      <w:proofErr w:type="spellEnd"/>
-      <w:r>
-        <w:t xml:space="preserve"> = 0</w:t>
-      </w:r>
-    </w:p>
-    <w:p>
-      <w:r>
-        <w:t xml:space="preserve">    </w:t>
-      </w:r>
-      <w:proofErr w:type="spellStart"/>
-      <w:r>
-        <w:t>val_acc_sum</w:t>
-      </w:r>
-      <w:proofErr w:type="spellEnd"/>
-      <w:r>
-        <w:t xml:space="preserve"> = 0</w:t>
-      </w:r>
-    </w:p>
-    <w:p>
-      <w:r>
-        <w:t xml:space="preserve">    with </w:t>
-      </w:r>
-      <w:proofErr w:type="spellStart"/>
-      <w:r>
-        <w:t>torch.no_</w:t>
-      </w:r>
-      <w:proofErr w:type="gramStart"/>
-      <w:r>
-        <w:t>grad</w:t>
-      </w:r>
-      <w:proofErr w:type="spellEnd"/>
-      <w:r>
-        <w:t>(</w:t>
-      </w:r>
-      <w:proofErr w:type="gramEnd"/>
-      <w:r>
-        <w:t>):</w:t>
-      </w:r>
-    </w:p>
-    <w:p>
-      <w:r>
-        <w:t xml:space="preserve">        for </w:t>
-      </w:r>
-      <w:proofErr w:type="spellStart"/>
-      <w:r>
-        <w:t>xb</w:t>
-      </w:r>
-      <w:proofErr w:type="spellEnd"/>
-      <w:r>
-        <w:t xml:space="preserve">, yb in </w:t>
-      </w:r>
-      <w:proofErr w:type="spellStart"/>
-      <w:r>
-        <w:t>val_loader</w:t>
-      </w:r>
-      <w:proofErr w:type="spellEnd"/>
-      <w:r>
-        <w:t>:</w:t>
-      </w:r>
-    </w:p>
-    <w:p>
-      <w:r>
-        <w:t>            logits = model(</w:t>
-      </w:r>
-      <w:proofErr w:type="spellStart"/>
-      <w:r>
-        <w:t>xb</w:t>
-      </w:r>
-      <w:proofErr w:type="spellEnd"/>
-      <w:r>
-        <w:t>)</w:t>
-      </w:r>
-    </w:p>
-    <w:p>
-      <w:r>
-        <w:t xml:space="preserve">            loss = </w:t>
-      </w:r>
-      <w:proofErr w:type="gramStart"/>
-      <w:r>
-        <w:t>criterion(</w:t>
-      </w:r>
-      <w:proofErr w:type="gramEnd"/>
-      <w:r>
-        <w:t xml:space="preserve">logits, </w:t>
-      </w:r>
-      <w:proofErr w:type="spellStart"/>
-      <w:r>
-        <w:t>yb</w:t>
-      </w:r>
-      <w:proofErr w:type="spellEnd"/>
-      <w:r>
-        <w:t>)</w:t>
-      </w:r>
-    </w:p>
-    <w:p>
-      <w:r>
-        <w:t xml:space="preserve">            </w:t>
-      </w:r>
-      <w:proofErr w:type="spellStart"/>
-      <w:r>
-        <w:t>val_loss_sum</w:t>
-      </w:r>
-      <w:proofErr w:type="spellEnd"/>
-      <w:r>
-        <w:t xml:space="preserve"> += </w:t>
-      </w:r>
-      <w:proofErr w:type="spellStart"/>
-      <w:proofErr w:type="gramStart"/>
-      <w:r>
-        <w:t>loss.item</w:t>
-      </w:r>
-      <w:proofErr w:type="spellEnd"/>
-      <w:proofErr w:type="gramEnd"/>
-      <w:r>
-        <w:t>()</w:t>
-      </w:r>
-    </w:p>
-    <w:p>
-      <w:r>
-        <w:t xml:space="preserve">            </w:t>
-      </w:r>
-      <w:proofErr w:type="spellStart"/>
-      <w:r>
-        <w:t>val_acc_sum</w:t>
-      </w:r>
-      <w:proofErr w:type="spellEnd"/>
-      <w:r>
-        <w:t xml:space="preserve"> += </w:t>
-      </w:r>
-      <w:proofErr w:type="spellStart"/>
-      <w:r>
-        <w:t>bitwise_</w:t>
-      </w:r>
-      <w:proofErr w:type="gramStart"/>
-      <w:r>
-        <w:t>accuracy</w:t>
-      </w:r>
-      <w:proofErr w:type="spellEnd"/>
-      <w:r>
-        <w:t>(</w:t>
-      </w:r>
-      <w:proofErr w:type="gramEnd"/>
-      <w:r>
-        <w:t xml:space="preserve">logits, </w:t>
-      </w:r>
-      <w:proofErr w:type="spellStart"/>
-      <w:r>
-        <w:t>yb</w:t>
-      </w:r>
-      <w:proofErr w:type="spellEnd"/>
-      <w:r>
-        <w:t>)</w:t>
-      </w:r>
-    </w:p>
-    <w:p>
-      <w:r>
-        <w:t xml:space="preserve">    </w:t>
-      </w:r>
-      <w:proofErr w:type="spellStart"/>
-      <w:r>
-        <w:t>val_loss</w:t>
-      </w:r>
-      <w:proofErr w:type="spellEnd"/>
-      <w:r>
-        <w:t xml:space="preserve"> = </w:t>
-      </w:r>
-      <w:proofErr w:type="spellStart"/>
-      <w:r>
-        <w:t>val_loss_sum</w:t>
-      </w:r>
-      <w:proofErr w:type="spellEnd"/>
-      <w:r>
-        <w:t xml:space="preserve"> / </w:t>
-      </w:r>
-      <w:proofErr w:type="spellStart"/>
-      <w:r>
-        <w:t>len</w:t>
-      </w:r>
-      <w:proofErr w:type="spellEnd"/>
-      <w:r>
-        <w:t>(</w:t>
-      </w:r>
-      <w:proofErr w:type="spellStart"/>
-      <w:r>
-        <w:t>val_loader</w:t>
-      </w:r>
-      <w:proofErr w:type="spellEnd"/>
-      <w:r>
-        <w:t>)</w:t>
-      </w:r>
-    </w:p>
-    <w:p>
-      <w:r>
-        <w:t xml:space="preserve">    </w:t>
-      </w:r>
-      <w:proofErr w:type="spellStart"/>
-      <w:r>
-        <w:t>val_acc</w:t>
-      </w:r>
-      <w:proofErr w:type="spellEnd"/>
-      <w:r>
-        <w:t xml:space="preserve"> = </w:t>
-      </w:r>
-      <w:proofErr w:type="spellStart"/>
-      <w:r>
-        <w:t>val_acc_sum</w:t>
-      </w:r>
-      <w:proofErr w:type="spellEnd"/>
-      <w:r>
-        <w:t xml:space="preserve"> / </w:t>
-      </w:r>
-      <w:proofErr w:type="spellStart"/>
-      <w:r>
-        <w:t>len</w:t>
-      </w:r>
-      <w:proofErr w:type="spellEnd"/>
-      <w:r>
-        <w:t>(</w:t>
-      </w:r>
-      <w:proofErr w:type="spellStart"/>
-      <w:r>
-        <w:t>val_loader</w:t>
-      </w:r>
-      <w:proofErr w:type="spellEnd"/>
-      <w:r>
-        <w:t>)</w:t>
-      </w:r>
-    </w:p>
-    <w:p>
-      <w:r>
-        <w:t xml:space="preserve">    </w:t>
-      </w:r>
-      <w:proofErr w:type="spellStart"/>
-      <w:r>
-        <w:t>val_</w:t>
-      </w:r>
-      <w:proofErr w:type="gramStart"/>
-      <w:r>
-        <w:t>losses.append</w:t>
-      </w:r>
-      <w:proofErr w:type="spellEnd"/>
-      <w:proofErr w:type="gramEnd"/>
-      <w:r>
-        <w:t>(</w:t>
-      </w:r>
-      <w:proofErr w:type="spellStart"/>
-      <w:r>
-        <w:t>val_loss</w:t>
-      </w:r>
-      <w:proofErr w:type="spellEnd"/>
-      <w:r>
-        <w:t>)</w:t>
-      </w:r>
-    </w:p>
-    <w:p>
-      <w:r>
-        <w:lastRenderedPageBreak/>
-        <w:t xml:space="preserve">    </w:t>
-      </w:r>
-      <w:proofErr w:type="spellStart"/>
-      <w:r>
-        <w:t>val_acc_</w:t>
-      </w:r>
-      <w:proofErr w:type="gramStart"/>
-      <w:r>
-        <w:t>list.append</w:t>
-      </w:r>
-      <w:proofErr w:type="spellEnd"/>
-      <w:proofErr w:type="gramEnd"/>
-      <w:r>
-        <w:t>(</w:t>
-      </w:r>
-      <w:proofErr w:type="spellStart"/>
-      <w:r>
-        <w:t>val_acc</w:t>
-      </w:r>
-      <w:proofErr w:type="spellEnd"/>
-      <w:r>
-        <w:t>)</w:t>
-      </w:r>
-    </w:p>
-    <w:p/>
-    <w:p>
-      <w:r>
-        <w:t xml:space="preserve">    </w:t>
-      </w:r>
-      <w:proofErr w:type="spellStart"/>
-      <w:proofErr w:type="gramStart"/>
-      <w:r>
-        <w:t>scheduler.step</w:t>
-      </w:r>
-      <w:proofErr w:type="spellEnd"/>
-      <w:proofErr w:type="gramEnd"/>
-      <w:r>
-        <w:t>(</w:t>
-      </w:r>
-      <w:proofErr w:type="spellStart"/>
-      <w:r>
-        <w:t>val_loss</w:t>
-      </w:r>
-      <w:proofErr w:type="spellEnd"/>
-      <w:r>
-        <w:t>)</w:t>
-      </w:r>
-    </w:p>
-    <w:p>
-      <w:r>
-        <w:t xml:space="preserve">    </w:t>
-      </w:r>
-      <w:proofErr w:type="gramStart"/>
-      <w:r>
-        <w:t>print(</w:t>
-      </w:r>
-      <w:proofErr w:type="spellStart"/>
-      <w:proofErr w:type="gramEnd"/>
-      <w:r>
-        <w:t>f"Epoch</w:t>
-      </w:r>
-      <w:proofErr w:type="spellEnd"/>
-      <w:r>
-        <w:t xml:space="preserve"> {epoch:03d} | Train Loss: {train_loss:.4f} | Train Acc: {train_acc:.3f} | "</w:t>
-      </w:r>
-    </w:p>
-    <w:p>
-      <w:r>
-        <w:t xml:space="preserve">          </w:t>
-      </w:r>
-      <w:proofErr w:type="spellStart"/>
-      <w:r>
-        <w:t>f"Val</w:t>
-      </w:r>
-      <w:proofErr w:type="spellEnd"/>
-      <w:r>
-        <w:t xml:space="preserve"> Loss: {val_loss:.4f} | Val Acc: {val_acc:.3f}")</w:t>
-      </w:r>
-    </w:p>
-    <w:p>
-      <w:r>
-        <w:t>    # ---------- Early Stopping ----------</w:t>
-      </w:r>
-    </w:p>
-    <w:p>
-      <w:r>
-        <w:t xml:space="preserve">    if </w:t>
-      </w:r>
-      <w:proofErr w:type="spellStart"/>
-      <w:r>
-        <w:t>val_loss</w:t>
-      </w:r>
-      <w:proofErr w:type="spellEnd"/>
-      <w:r>
-        <w:t xml:space="preserve"> &lt; </w:t>
-      </w:r>
-      <w:proofErr w:type="spellStart"/>
-      <w:r>
-        <w:t>best_val_loss</w:t>
-      </w:r>
-      <w:proofErr w:type="spellEnd"/>
-      <w:r>
-        <w:t>:</w:t>
-      </w:r>
-    </w:p>
-    <w:p>
-      <w:r>
-        <w:t xml:space="preserve">        </w:t>
-      </w:r>
-      <w:proofErr w:type="spellStart"/>
-      <w:r>
-        <w:t>best_val_loss</w:t>
-      </w:r>
-      <w:proofErr w:type="spellEnd"/>
-      <w:r>
-        <w:t xml:space="preserve"> = </w:t>
-      </w:r>
-      <w:proofErr w:type="spellStart"/>
-      <w:r>
-        <w:t>val_loss</w:t>
-      </w:r>
-      <w:proofErr w:type="spellEnd"/>
-    </w:p>
-    <w:p>
-      <w:r>
-        <w:t>        counter = 0</w:t>
-      </w:r>
-    </w:p>
-    <w:p>
-      <w:r>
-        <w:t xml:space="preserve">        </w:t>
-      </w:r>
-      <w:proofErr w:type="spellStart"/>
-      <w:proofErr w:type="gramStart"/>
-      <w:r>
-        <w:t>torch.save</w:t>
-      </w:r>
-      <w:proofErr w:type="spellEnd"/>
-      <w:proofErr w:type="gramEnd"/>
-      <w:r>
-        <w:t>(</w:t>
-      </w:r>
-      <w:proofErr w:type="spellStart"/>
-      <w:proofErr w:type="gramStart"/>
-      <w:r>
-        <w:t>model.state</w:t>
-      </w:r>
-      <w:proofErr w:type="gramEnd"/>
-      <w:r>
-        <w:t>_</w:t>
-      </w:r>
-      <w:proofErr w:type="gramStart"/>
-      <w:r>
-        <w:t>dict</w:t>
-      </w:r>
-      <w:proofErr w:type="spellEnd"/>
-      <w:r>
-        <w:t>(</w:t>
-      </w:r>
-      <w:proofErr w:type="gramEnd"/>
-      <w:r>
-        <w:t>), "best_cnn_model.pt")</w:t>
-      </w:r>
-    </w:p>
-    <w:p>
-      <w:r>
-        <w:t>    else:</w:t>
-      </w:r>
-    </w:p>
-    <w:p>
-      <w:r>
-        <w:t>        counter += 1</w:t>
-      </w:r>
-    </w:p>
-    <w:p>
-      <w:r>
-        <w:t>        if counter &gt;= patience:</w:t>
-      </w:r>
-    </w:p>
-    <w:p>
-      <w:r>
-        <w:t xml:space="preserve">            </w:t>
-      </w:r>
-      <w:proofErr w:type="gramStart"/>
-      <w:r>
-        <w:t>print(</w:t>
-      </w:r>
-      <w:proofErr w:type="gramEnd"/>
-      <w:r>
-        <w:t>"Early stopping triggered!")</w:t>
-      </w:r>
-    </w:p>
-    <w:p>
-      <w:r>
-        <w:t>            break</w:t>
-      </w:r>
-    </w:p>
-    <w:p>
-      <w:proofErr w:type="spellStart"/>
-      <w:r>
-        <w:t>end_time</w:t>
-      </w:r>
-      <w:proofErr w:type="spellEnd"/>
-      <w:r>
-        <w:t xml:space="preserve"> = </w:t>
-      </w:r>
-      <w:proofErr w:type="spellStart"/>
-      <w:proofErr w:type="gramStart"/>
-      <w:r>
-        <w:t>time.time</w:t>
-      </w:r>
-      <w:proofErr w:type="spellEnd"/>
-      <w:proofErr w:type="gramEnd"/>
-      <w:r>
-        <w:t>()</w:t>
-      </w:r>
-    </w:p>
-    <w:p>
-      <w:proofErr w:type="gramStart"/>
-      <w:r>
-        <w:t>print(</w:t>
-      </w:r>
-      <w:proofErr w:type="spellStart"/>
-      <w:proofErr w:type="gramEnd"/>
-      <w:r>
-        <w:t>f"Training</w:t>
-      </w:r>
-      <w:proofErr w:type="spellEnd"/>
-      <w:r>
-        <w:t xml:space="preserve"> completed in {</w:t>
-      </w:r>
-      <w:proofErr w:type="spellStart"/>
-      <w:r>
-        <w:t>end_time</w:t>
-      </w:r>
-      <w:proofErr w:type="spellEnd"/>
-      <w:r>
-        <w:t xml:space="preserve"> - start_time:.2f} seconds.")</w:t>
-      </w:r>
-    </w:p>
-    <w:p>
-      <w:r>
-        <w:t># -----------------------------------------------------------</w:t>
-      </w:r>
-    </w:p>
-    <w:p>
-      <w:r>
-        <w:t># 10) Testing</w:t>
-      </w:r>
-    </w:p>
-    <w:p>
-      <w:r>
-        <w:t># -----------------------------------------------------------</w:t>
-      </w:r>
-    </w:p>
-    <w:p>
-      <w:proofErr w:type="spellStart"/>
-      <w:proofErr w:type="gramStart"/>
-      <w:r>
-        <w:t>model.load</w:t>
-      </w:r>
-      <w:proofErr w:type="gramEnd"/>
-      <w:r>
-        <w:t>_state_dict</w:t>
-      </w:r>
-      <w:proofErr w:type="spellEnd"/>
-      <w:r>
-        <w:t>(</w:t>
-      </w:r>
-      <w:proofErr w:type="spellStart"/>
-      <w:proofErr w:type="gramStart"/>
-      <w:r>
-        <w:t>torch.load</w:t>
-      </w:r>
-      <w:proofErr w:type="spellEnd"/>
-      <w:proofErr w:type="gramEnd"/>
-      <w:r>
-        <w:t>("best_cnn_model.pt"))</w:t>
-      </w:r>
-    </w:p>
-    <w:p>
-      <w:proofErr w:type="spellStart"/>
-      <w:proofErr w:type="gramStart"/>
-      <w:r>
-        <w:t>model.eval</w:t>
-      </w:r>
-      <w:proofErr w:type="spellEnd"/>
-      <w:proofErr w:type="gramEnd"/>
-      <w:r>
-        <w:t>()</w:t>
-      </w:r>
-    </w:p>
-    <w:p>
-      <w:proofErr w:type="spellStart"/>
-      <w:r>
-        <w:t>test_acc_sum</w:t>
-      </w:r>
-      <w:proofErr w:type="spellEnd"/>
-      <w:r>
-        <w:t xml:space="preserve"> = 0</w:t>
-      </w:r>
-    </w:p>
-    <w:p>
-      <w:r>
-        <w:t xml:space="preserve">with </w:t>
-      </w:r>
-      <w:proofErr w:type="spellStart"/>
-      <w:r>
-        <w:t>torch.no_</w:t>
-      </w:r>
-      <w:proofErr w:type="gramStart"/>
-      <w:r>
-        <w:t>grad</w:t>
-      </w:r>
-      <w:proofErr w:type="spellEnd"/>
-      <w:r>
-        <w:t>(</w:t>
-      </w:r>
-      <w:proofErr w:type="gramEnd"/>
-      <w:r>
-        <w:t>):</w:t>
-      </w:r>
-    </w:p>
-    <w:p>
-      <w:r>
-        <w:t xml:space="preserve">    for </w:t>
-      </w:r>
-      <w:proofErr w:type="spellStart"/>
-      <w:r>
-        <w:t>xb</w:t>
-      </w:r>
-      <w:proofErr w:type="spellEnd"/>
-      <w:r>
-        <w:t xml:space="preserve">, yb in </w:t>
-      </w:r>
-      <w:proofErr w:type="spellStart"/>
-      <w:r>
-        <w:t>test_loader</w:t>
-      </w:r>
-      <w:proofErr w:type="spellEnd"/>
-      <w:r>
-        <w:t>:</w:t>
-      </w:r>
-    </w:p>
-    <w:p>
-      <w:r>
-        <w:t>        logits = model(</w:t>
-      </w:r>
-      <w:proofErr w:type="spellStart"/>
-      <w:r>
-        <w:t>xb</w:t>
-      </w:r>
-      <w:proofErr w:type="spellEnd"/>
-      <w:r>
-        <w:t>)</w:t>
-      </w:r>
-    </w:p>
-    <w:p>
-      <w:r>
-        <w:lastRenderedPageBreak/>
-        <w:t xml:space="preserve">        </w:t>
-      </w:r>
-      <w:proofErr w:type="spellStart"/>
-      <w:r>
-        <w:t>test_acc_sum</w:t>
-      </w:r>
-      <w:proofErr w:type="spellEnd"/>
-      <w:r>
-        <w:t xml:space="preserve"> += </w:t>
-      </w:r>
-      <w:proofErr w:type="spellStart"/>
-      <w:r>
-        <w:t>bitwise_</w:t>
-      </w:r>
-      <w:proofErr w:type="gramStart"/>
-      <w:r>
-        <w:t>accuracy</w:t>
-      </w:r>
-      <w:proofErr w:type="spellEnd"/>
-      <w:r>
-        <w:t>(</w:t>
-      </w:r>
-      <w:proofErr w:type="gramEnd"/>
-      <w:r>
-        <w:t xml:space="preserve">logits, </w:t>
-      </w:r>
-      <w:proofErr w:type="spellStart"/>
-      <w:r>
-        <w:t>yb</w:t>
-      </w:r>
-      <w:proofErr w:type="spellEnd"/>
-      <w:r>
-        <w:t>)</w:t>
-      </w:r>
-    </w:p>
-    <w:p>
-      <w:proofErr w:type="spellStart"/>
-      <w:r>
-        <w:t>test_acc</w:t>
-      </w:r>
-      <w:proofErr w:type="spellEnd"/>
-      <w:r>
-        <w:t xml:space="preserve"> = </w:t>
-      </w:r>
-      <w:proofErr w:type="spellStart"/>
-      <w:r>
-        <w:t>test_acc_sum</w:t>
-      </w:r>
-      <w:proofErr w:type="spellEnd"/>
-      <w:r>
-        <w:t xml:space="preserve"> / </w:t>
-      </w:r>
-      <w:proofErr w:type="spellStart"/>
-      <w:r>
-        <w:t>len</w:t>
-      </w:r>
-      <w:proofErr w:type="spellEnd"/>
-      <w:r>
-        <w:t>(</w:t>
-      </w:r>
-      <w:proofErr w:type="spellStart"/>
-      <w:r>
-        <w:t>test_loader</w:t>
-      </w:r>
-      <w:proofErr w:type="spellEnd"/>
-      <w:r>
-        <w:t>)</w:t>
-      </w:r>
-    </w:p>
-    <w:p>
-      <w:proofErr w:type="gramStart"/>
-      <w:r>
-        <w:t>print(</w:t>
-      </w:r>
-      <w:proofErr w:type="gramEnd"/>
-      <w:r>
-        <w:t>"\n</w:t>
-      </w:r>
-      <w:r>
-        <w:rPr>
-          <w:rFonts w:ascii="Segoe UI Emoji" w:hAnsi="Segoe UI Emoji" w:cs="Segoe UI Emoji"/>
-        </w:rPr>
-        <w:t>🔥</w:t>
-      </w:r>
-      <w:r>
-        <w:t xml:space="preserve"> Final Test Accuracy (CNN 4-bit):", 100 * </w:t>
-      </w:r>
-      <w:proofErr w:type="spellStart"/>
-      <w:r>
-        <w:t>test_acc</w:t>
-      </w:r>
-      <w:proofErr w:type="spellEnd"/>
-      <w:r>
-        <w:t>, "%")</w:t>
-      </w:r>
-    </w:p>
-    <w:p>
-      <w:r>
-        <w:t># -----------------------------------------------------------</w:t>
-      </w:r>
-    </w:p>
-    <w:p>
-      <w:r>
-        <w:t># 11) Plot Loss &amp; Accuracy</w:t>
-      </w:r>
-    </w:p>
-    <w:p>
-      <w:r>
-        <w:t># -----------------------------------------------------------</w:t>
-      </w:r>
-    </w:p>
-    <w:p>
-      <w:proofErr w:type="spellStart"/>
-      <w:proofErr w:type="gramStart"/>
-      <w:r>
-        <w:t>plt.figure</w:t>
-      </w:r>
-      <w:proofErr w:type="spellEnd"/>
-      <w:proofErr w:type="gramEnd"/>
-      <w:r>
-        <w:t>(</w:t>
-      </w:r>
-      <w:proofErr w:type="spellStart"/>
-      <w:r>
-        <w:t>figsize</w:t>
-      </w:r>
-      <w:proofErr w:type="spellEnd"/>
-      <w:proofErr w:type="gramStart"/>
-      <w:r>
-        <w:t>=(</w:t>
-      </w:r>
-      <w:proofErr w:type="gramEnd"/>
-      <w:r>
-        <w:t>10,4))</w:t>
-      </w:r>
-    </w:p>
-    <w:p>
-      <w:proofErr w:type="spellStart"/>
-      <w:proofErr w:type="gramStart"/>
-      <w:r>
-        <w:t>plt.subplot</w:t>
-      </w:r>
-      <w:proofErr w:type="spellEnd"/>
-      <w:proofErr w:type="gramEnd"/>
-      <w:r>
-        <w:t>(1,2,1)</w:t>
-      </w:r>
-    </w:p>
-    <w:p>
-      <w:proofErr w:type="spellStart"/>
-      <w:proofErr w:type="gramStart"/>
-      <w:r>
-        <w:t>plt.plot</w:t>
-      </w:r>
-      <w:proofErr w:type="spellEnd"/>
-      <w:proofErr w:type="gramEnd"/>
-      <w:r>
-        <w:t>(</w:t>
-      </w:r>
-      <w:proofErr w:type="spellStart"/>
-      <w:r>
-        <w:t>train_losses</w:t>
-      </w:r>
-      <w:proofErr w:type="spellEnd"/>
-      <w:r>
-        <w:t>, label="Train Loss")</w:t>
-      </w:r>
-    </w:p>
-    <w:p>
-      <w:proofErr w:type="spellStart"/>
-      <w:proofErr w:type="gramStart"/>
-      <w:r>
-        <w:t>plt.plot</w:t>
-      </w:r>
-      <w:proofErr w:type="spellEnd"/>
-      <w:proofErr w:type="gramEnd"/>
-      <w:r>
-        <w:t>(</w:t>
-      </w:r>
-      <w:proofErr w:type="spellStart"/>
-      <w:r>
-        <w:t>val_losses</w:t>
-      </w:r>
-      <w:proofErr w:type="spellEnd"/>
-      <w:r>
-        <w:t>, label="Val Loss")</w:t>
-      </w:r>
-    </w:p>
-    <w:p>
-      <w:proofErr w:type="spellStart"/>
-      <w:proofErr w:type="gramStart"/>
-      <w:r>
-        <w:t>plt.legend</w:t>
-      </w:r>
-      <w:proofErr w:type="spellEnd"/>
-      <w:proofErr w:type="gramEnd"/>
-      <w:r>
-        <w:t>()</w:t>
-      </w:r>
-    </w:p>
-    <w:p>
-      <w:proofErr w:type="spellStart"/>
-      <w:proofErr w:type="gramStart"/>
-      <w:r>
-        <w:t>plt.title</w:t>
-      </w:r>
-      <w:proofErr w:type="spellEnd"/>
-      <w:proofErr w:type="gramEnd"/>
-      <w:r>
-        <w:t>("Loss Curves (CNN)")</w:t>
-      </w:r>
-    </w:p>
-    <w:p>
-      <w:proofErr w:type="spellStart"/>
-      <w:proofErr w:type="gramStart"/>
-      <w:r>
-        <w:t>plt.subplot</w:t>
-      </w:r>
-      <w:proofErr w:type="spellEnd"/>
-      <w:proofErr w:type="gramEnd"/>
-      <w:r>
-        <w:t>(1,2,2)</w:t>
-      </w:r>
-    </w:p>
-    <w:p>
-      <w:proofErr w:type="spellStart"/>
-      <w:proofErr w:type="gramStart"/>
-      <w:r>
-        <w:t>plt.plot</w:t>
-      </w:r>
-      <w:proofErr w:type="spellEnd"/>
-      <w:proofErr w:type="gramEnd"/>
-      <w:r>
-        <w:t>(</w:t>
-      </w:r>
-      <w:proofErr w:type="spellStart"/>
-      <w:r>
-        <w:t>val_acc_list</w:t>
-      </w:r>
-      <w:proofErr w:type="spellEnd"/>
-      <w:r>
-        <w:t>)</w:t>
-      </w:r>
-    </w:p>
-    <w:p>
-      <w:proofErr w:type="spellStart"/>
-      <w:proofErr w:type="gramStart"/>
-      <w:r>
-        <w:t>plt.title</w:t>
-      </w:r>
-      <w:proofErr w:type="spellEnd"/>
-      <w:proofErr w:type="gramEnd"/>
-      <w:r>
-        <w:t>("Validation Accuracy (CNN)")</w:t>
-      </w:r>
-    </w:p>
-    <w:p>
-      <w:proofErr w:type="spellStart"/>
-      <w:proofErr w:type="gramStart"/>
-      <w:r>
-        <w:t>plt.tight</w:t>
-      </w:r>
-      <w:proofErr w:type="gramEnd"/>
-      <w:r>
-        <w:t>_</w:t>
-      </w:r>
-      <w:proofErr w:type="gramStart"/>
-      <w:r>
-        <w:t>layout</w:t>
-      </w:r>
-      <w:proofErr w:type="spellEnd"/>
-      <w:r>
-        <w:t>(</w:t>
-      </w:r>
-      <w:proofErr w:type="gramEnd"/>
-      <w:r>
-        <w:t>)</w:t>
-      </w:r>
-    </w:p>
-    <w:p>
-      <w:proofErr w:type="spellStart"/>
-      <w:proofErr w:type="gramStart"/>
-      <w:r>
-        <w:t>plt.show</w:t>
-      </w:r>
-      <w:proofErr w:type="spellEnd"/>
-      <w:proofErr w:type="gramEnd"/>
-      <w:r>
-        <w:t>()</w:t>
-      </w:r>
-    </w:p>
-    <w:p/>
-    <w:p>
-      <w:pPr>
-        <w:rPr>
-          <w:rFonts w:cs="B Nazanin"/>
-          <w:rtl/>
-          <w:lang w:bidi="fa-IR"/>
-        </w:rPr>
-      </w:pPr>
     </w:p>
     <w:sectPr>
       <w:pgSz w:w="12240" w:h="15840"/>
@@ -7819,7 +7545,7 @@
 </file>
 
 <file path=word/numbering.xml><?xml version="1.0" encoding="utf-8"?>
-<w:numbering xmlns:wpc="http://schemas.microsoft.com/office/word/2010/wordprocessingCanvas" xmlns:cx="http://schemas.microsoft.com/office/drawing/2014/chartex" xmlns:cx1="http://schemas.microsoft.com/office/drawing/2015/9/8/chartex" xmlns:cx2="http://schemas.microsoft.com/office/drawing/2015/10/21/chartex" xmlns:cx3="http://schemas.microsoft.com/office/drawing/2016/5/9/chartex" xmlns:cx4="http://schemas.microsoft.com/office/drawing/2016/5/10/chartex" xmlns:cx5="http://schemas.microsoft.com/office/drawing/2016/5/11/chartex" xmlns:cx6="http://schemas.microsoft.com/office/drawing/2016/5/12/chartex" xmlns:cx7="http://schemas.microsoft.com/office/drawing/2016/5/13/chartex" xmlns:cx8="http://schemas.microsoft.com/office/drawing/2016/5/14/chartex" xmlns:mc="http://schemas.openxmlformats.org/markup-compatibility/2006" xmlns:aink="http://schemas.microsoft.com/office/drawing/2016/ink" xmlns:am3d="http://schemas.microsoft.com/office/drawing/2017/model3d" xmlns:o="urn:schemas-microsoft-com:office:office" xmlns:oel="http://schemas.microsoft.com/office/2019/extlst" xmlns:r="http://schemas.openxmlformats.org/officeDocument/2006/relationships" xmlns:m="http://schemas.openxmlformats.org/officeDocument/2006/math" xmlns:v="urn:schemas-microsoft-com:vml" xmlns:wp14="http://schemas.microsoft.com/office/word/2010/wordprocessingDrawing" xmlns:wp="http://schemas.openxmlformats.org/drawingml/2006/wordprocessingDrawing" xmlns:w10="urn:schemas-microsoft-com:office:word" xmlns:w="http://schemas.openxmlformats.org/wordprocessingml/2006/main" xmlns:w14="http://schemas.microsoft.com/office/word/2010/wordml" xmlns:w15="http://schemas.microsoft.com/office/word/2012/wordml" xmlns:w16cex="http://schemas.microsoft.com/office/word/2018/wordml/cex" xmlns:w16cid="http://schemas.microsoft.com/office/word/2016/wordml/cid" xmlns:w16="http://schemas.microsoft.com/office/word/2018/wordml" xmlns:w16du="http://schemas.microsoft.com/office/word/2023/wordml/word16du" xmlns:w16sdtdh="http://schemas.microsoft.com/office/word/2020/wordml/sdtdatahash" xmlns:w16sdtfl="http://schemas.microsoft.com/office/word/2024/wordml/sdtformatlock" xmlns:w16se="http://schemas.microsoft.com/office/word/2015/wordml/symex" xmlns:wpg="http://schemas.microsoft.com/office/word/2010/wordprocessingGroup" xmlns:wpi="http://schemas.microsoft.com/office/word/2010/wordprocessingInk" xmlns:wne="http://schemas.microsoft.com/office/word/2006/wordml" xmlns:wps="http://schemas.microsoft.com/office/word/2010/wordprocessingShape" mc:Ignorable="w14 w15 w16se w16cid w16 w16cex w16sdtdh w16sdtfl w16du wp14">
+<w:numbering xmlns:wpc="http://schemas.microsoft.com/office/word/2010/wordprocessingCanvas" xmlns:cx="http://schemas.microsoft.com/office/drawing/2014/chartex" xmlns:cx1="http://schemas.microsoft.com/office/drawing/2015/9/8/chartex" xmlns:cx2="http://schemas.microsoft.com/office/drawing/2015/10/21/chartex" xmlns:cx3="http://schemas.microsoft.com/office/drawing/2016/5/9/chartex" xmlns:cx4="http://schemas.microsoft.com/office/drawing/2016/5/10/chartex" xmlns:cx5="http://schemas.microsoft.com/office/drawing/2016/5/11/chartex" xmlns:cx6="http://schemas.microsoft.com/office/drawing/2016/5/12/chartex" xmlns:cx7="http://schemas.microsoft.com/office/drawing/2016/5/13/chartex" xmlns:cx8="http://schemas.microsoft.com/office/drawing/2016/5/14/chartex" xmlns:mc="http://schemas.openxmlformats.org/markup-compatibility/2006" xmlns:aink="http://schemas.microsoft.com/office/drawing/2016/ink" xmlns:am3d="http://schemas.microsoft.com/office/drawing/2017/model3d" xmlns:o="urn:schemas-microsoft-com:office:office" xmlns:oel="http://schemas.microsoft.com/office/2019/extlst" xmlns:r="http://schemas.openxmlformats.org/officeDocument/2006/relationships" xmlns:m="http://schemas.openxmlformats.org/officeDocument/2006/math" xmlns:v="urn:schemas-microsoft-com:vml" xmlns:wp14="http://schemas.microsoft.com/office/word/2010/wordprocessingDrawing" xmlns:wp="http://schemas.openxmlformats.org/drawingml/2006/wordprocessingDrawing" xmlns:w10="urn:schemas-microsoft-com:office:word" xmlns:w="http://schemas.openxmlformats.org/wordprocessingml/2006/main" xmlns:w14="http://schemas.microsoft.com/office/word/2010/wordml" xmlns:w15="http://schemas.microsoft.com/office/word/2012/wordml" xmlns:w16cex="http://schemas.microsoft.com/office/word/2018/wordml/cex" xmlns:w16cid="http://schemas.microsoft.com/office/word/2016/wordml/cid" xmlns:w16="http://schemas.microsoft.com/office/word/2018/wordml" xmlns:w16sdtdh="http://schemas.microsoft.com/office/word/2020/wordml/sdtdatahash" xmlns:w16se="http://schemas.microsoft.com/office/word/2015/wordml/symex" xmlns:wpg="http://schemas.microsoft.com/office/word/2010/wordprocessingGroup" xmlns:wpi="http://schemas.microsoft.com/office/word/2010/wordprocessingInk" xmlns:wne="http://schemas.microsoft.com/office/word/2006/wordml" xmlns:wps="http://schemas.microsoft.com/office/word/2010/wordprocessingShape" mc:Ignorable="w14 w15 w16se w16cid w16 w16cex w16sdtdh wp14">
   <w:abstractNum w:abstractNumId="0" w15:restartNumberingAfterBreak="0">
     <w:nsid w:val="1A7D6028"/>
     <w:multiLevelType w:val="multilevel"/>
@@ -7986,7 +7712,7 @@
 </file>
 
 <file path=word/styles.xml><?xml version="1.0" encoding="utf-8"?>
-<w:styles xmlns:mc="http://schemas.openxmlformats.org/markup-compatibility/2006" xmlns:r="http://schemas.openxmlformats.org/officeDocument/2006/relationships" xmlns:w="http://schemas.openxmlformats.org/wordprocessingml/2006/main" xmlns:w14="http://schemas.microsoft.com/office/word/2010/wordml" xmlns:w15="http://schemas.microsoft.com/office/word/2012/wordml" xmlns:w16cex="http://schemas.microsoft.com/office/word/2018/wordml/cex" xmlns:w16cid="http://schemas.microsoft.com/office/word/2016/wordml/cid" xmlns:w16="http://schemas.microsoft.com/office/word/2018/wordml" xmlns:w16du="http://schemas.microsoft.com/office/word/2023/wordml/word16du" xmlns:w16sdtdh="http://schemas.microsoft.com/office/word/2020/wordml/sdtdatahash" xmlns:w16sdtfl="http://schemas.microsoft.com/office/word/2024/wordml/sdtformatlock" xmlns:w16se="http://schemas.microsoft.com/office/word/2015/wordml/symex" mc:Ignorable="w14 w15 w16se w16cid w16 w16cex w16sdtdh w16sdtfl w16du">
+<w:styles xmlns:mc="http://schemas.openxmlformats.org/markup-compatibility/2006" xmlns:r="http://schemas.openxmlformats.org/officeDocument/2006/relationships" xmlns:w="http://schemas.openxmlformats.org/wordprocessingml/2006/main" xmlns:w14="http://schemas.microsoft.com/office/word/2010/wordml" xmlns:w15="http://schemas.microsoft.com/office/word/2012/wordml" xmlns:w16cex="http://schemas.microsoft.com/office/word/2018/wordml/cex" xmlns:w16cid="http://schemas.microsoft.com/office/word/2016/wordml/cid" xmlns:w16="http://schemas.microsoft.com/office/word/2018/wordml" xmlns:w16sdtdh="http://schemas.microsoft.com/office/word/2020/wordml/sdtdatahash" xmlns:w16se="http://schemas.microsoft.com/office/word/2015/wordml/symex" mc:Ignorable="w14 w15 w16se w16cid w16 w16cex w16sdtdh">
   <w:docDefaults>
     <w:rPrDefault>
       <w:rPr>
@@ -8586,6 +8312,7 @@
   <w:style w:type="character" w:default="1" w:styleId="DefaultParagraphFont">
     <w:name w:val="Default Paragraph Font"/>
     <w:uiPriority w:val="1"/>
+    <w:semiHidden/>
     <w:unhideWhenUsed/>
   </w:style>
   <w:style w:type="table" w:default="1" w:styleId="TableNormal">

--- a/Project_overview.docx
+++ b/Project_overview.docx
@@ -7518,11 +7518,6 @@
       </w:r>
     </w:p>
     <w:p>
-      <w:pPr>
-        <w:rPr>
-          <w:rtl/>
-        </w:rPr>
-      </w:pPr>
       <w:proofErr w:type="spellStart"/>
       <w:proofErr w:type="gramStart"/>
       <w:r>
@@ -7533,6 +7528,59 @@
       <w:r>
         <w:t>()</w:t>
       </w:r>
+    </w:p>
+    <w:p/>
+    <w:p/>
+    <w:p/>
+    <w:p/>
+    <w:p/>
+    <w:p/>
+    <w:p/>
+    <w:p/>
+    <w:p/>
+    <w:p/>
+    <w:p/>
+    <w:p>
+      <w:pPr>
+        <w:bidi/>
+        <w:rPr>
+          <w:rFonts w:cs="B Nazanin"/>
+          <w:b/>
+          <w:bCs/>
+          <w:rtl/>
+          <w:lang w:bidi="fa-IR"/>
+        </w:rPr>
+      </w:pPr>
+      <w:r>
+        <w:rPr>
+          <w:rFonts w:cs="B Nazanin" w:hint="cs"/>
+          <w:b/>
+          <w:bCs/>
+          <w:rtl/>
+          <w:lang w:bidi="fa-IR"/>
+        </w:rPr>
+        <w:t>استراتژی جدید</w:t>
+      </w:r>
+    </w:p>
+    <w:p>
+      <w:pPr>
+        <w:bidi/>
+        <w:rPr>
+          <w:rFonts w:cs="B Nazanin"/>
+          <w:rtl/>
+          <w:lang w:bidi="fa-IR"/>
+        </w:rPr>
+      </w:pPr>
+    </w:p>
+    <w:p>
+      <w:pPr>
+        <w:bidi/>
+        <w:rPr>
+          <w:rFonts w:cs="B Nazanin" w:hint="cs"/>
+          <w:rtl/>
+          <w:lang w:bidi="fa-IR"/>
+        </w:rPr>
+      </w:pPr>
     </w:p>
     <w:sectPr>
       <w:pgSz w:w="12240" w:h="15840"/>
